--- a/treasury-platform/docs/32-REVIEW-FINDINGS-DECISIONS.docx
+++ b/treasury-platform/docs/32-REVIEW-FINDINGS-DECISIONS.docx
@@ -573,6 +573,26 @@
             </w:pPr>
             <w:r>
               <w:rPr>
+                <w:rFonts w:ascii="Segoe UI Emoji" w:cs="Segoe UI Emoji" w:eastAsia="Segoe UI Emoji" w:hAnsi="Segoe UI Emoji"/>
+                <w:sz w:val="18"/>
+                <w:szCs w:val="18"/>
+                <w:rtl/>
+              </w:rPr>
+              <w:t xml:space="preserve">✅</w:t>
+            </w:r>
+            <w:r>
+              <w:rPr>
+                <w:rFonts w:ascii="Arial" w:cs="Arial" w:eastAsia="Arial" w:hAnsi="Arial"/>
+                <w:b w:val="false"/>
+                <w:bCs w:val="false"/>
+                <w:sz w:val="18"/>
+                <w:szCs w:val="18"/>
+                <w:rtl/>
+              </w:rPr>
+              <w:t xml:space="preserve"> </w:t>
+            </w:r>
+            <w:r>
+              <w:rPr>
                 <w:rFonts w:ascii="Arial" w:cs="Arial" w:eastAsia="Arial" w:hAnsi="Arial"/>
                 <w:b/>
                 <w:bCs/>
@@ -580,7 +600,18 @@
                 <w:szCs w:val="18"/>
                 <w:rtl/>
               </w:rPr>
-              <w:t xml:space="preserve">بانتظار اعتماد المالك</w:t>
+              <w:t xml:space="preserve">اعتمد المالك التوصيات كلها والأجوبة العشرة المقترحة في 2026-10-13.</w:t>
+            </w:r>
+            <w:r>
+              <w:rPr>
+                <w:rFonts w:ascii="Arial" w:cs="Arial" w:eastAsia="Arial" w:hAnsi="Arial"/>
+                <w:b w:val="false"/>
+                <w:bCs w:val="false"/>
+                <w:sz w:val="18"/>
+                <w:szCs w:val="18"/>
+                <w:rtl/>
+              </w:rPr>
+              <w:t xml:space="preserve"> الدفعة (أ) منفّذة وتمر في CI، والدفعة (ب) شروط دخول لشرائحها</w:t>
             </w:r>
           </w:p>
         </w:tc>
@@ -622,6 +653,229 @@
                 <w:szCs w:val="18"/>
                 <w:rtl/>
               </w:rPr>
+              <w:t xml:space="preserve">التنفيذ</w:t>
+            </w:r>
+          </w:p>
+        </w:tc>
+        <w:tc>
+          <w:tcPr>
+            <w:tcW w:type="dxa" w:w="8455"/>
+            <w:tcBorders>
+              <w:top w:val="single" w:color="BFC9D6" w:sz="4"/>
+              <w:left w:val="single" w:color="BFC9D6" w:sz="4"/>
+              <w:bottom w:val="single" w:color="BFC9D6" w:sz="4"/>
+              <w:right w:val="single" w:color="BFC9D6" w:sz="4"/>
+            </w:tcBorders>
+            <w:shd w:fill="F5F8FC" w:color="auto" w:val="clear"/>
+            <w:tcMar>
+              <w:top w:type="dxa" w:w="50"/>
+              <w:left w:type="dxa" w:w="90"/>
+              <w:bottom w:type="dxa" w:w="50"/>
+              <w:right w:type="dxa" w:w="90"/>
+            </w:tcMar>
+            <w:vAlign w:val="top"/>
+          </w:tcPr>
+          <w:p>
+            <w:pPr>
+              <w:keepNext w:val="false"/>
+              <w:bidi/>
+              <w:spacing w:after="30" w:before="30" w:line="264"/>
+            </w:pPr>
+            <w:r>
+              <w:rPr>
+                <w:rFonts w:ascii="Arial" w:cs="Arial" w:eastAsia="Arial" w:hAnsi="Arial"/>
+                <w:b w:val="false"/>
+                <w:bCs w:val="false"/>
+                <w:sz w:val="18"/>
+                <w:szCs w:val="18"/>
+                <w:rtl/>
+              </w:rPr>
+              <w:t xml:space="preserve">docs/adr/0011-design-review-fixes.md؛ المولّد </w:t>
+            </w:r>
+            <w:r>
+              <w:rPr>
+                <w:rFonts w:ascii="Courier New" w:cs="Courier New" w:eastAsia="Courier New" w:hAnsi="Courier New"/>
+                <w:b w:val="false"/>
+                <w:bCs w:val="false"/>
+                <w:color w:val="1F2937"/>
+                <w:sz w:val="16"/>
+                <w:szCs w:val="16"/>
+                <w:shd w:fill="F1F3F5" w:color="auto" w:val="clear"/>
+                <w:rtl/>
+              </w:rPr>
+              <w:t xml:space="preserve">‎tools/dbgen/dbgen.py‎</w:t>
+            </w:r>
+            <w:r>
+              <w:rPr>
+                <w:rFonts w:ascii="Arial" w:cs="Arial" w:eastAsia="Arial" w:hAnsi="Arial"/>
+                <w:b w:val="false"/>
+                <w:bCs w:val="false"/>
+                <w:sz w:val="18"/>
+                <w:szCs w:val="18"/>
+                <w:rtl/>
+              </w:rPr>
+              <w:t xml:space="preserve">، والنموذج، و</w:t>
+            </w:r>
+            <w:r>
+              <w:rPr>
+                <w:rFonts w:ascii="Courier New" w:cs="Courier New" w:eastAsia="Courier New" w:hAnsi="Courier New"/>
+                <w:b w:val="false"/>
+                <w:bCs w:val="false"/>
+                <w:color w:val="1F2937"/>
+                <w:sz w:val="16"/>
+                <w:szCs w:val="16"/>
+                <w:shd w:fill="F1F3F5" w:color="auto" w:val="clear"/>
+                <w:rtl/>
+              </w:rPr>
+              <w:t xml:space="preserve">‎db/static/043_review_guards.sql‎</w:t>
+            </w:r>
+            <w:r>
+              <w:rPr>
+                <w:rFonts w:ascii="Arial" w:cs="Arial" w:eastAsia="Arial" w:hAnsi="Arial"/>
+                <w:b w:val="false"/>
+                <w:bCs w:val="false"/>
+                <w:sz w:val="18"/>
+                <w:szCs w:val="18"/>
+                <w:rtl/>
+              </w:rPr>
+              <w:t xml:space="preserve"> و</w:t>
+            </w:r>
+            <w:r>
+              <w:rPr>
+                <w:rFonts w:ascii="Courier New" w:cs="Courier New" w:eastAsia="Courier New" w:hAnsi="Courier New"/>
+                <w:b w:val="false"/>
+                <w:bCs w:val="false"/>
+                <w:color w:val="1F2937"/>
+                <w:sz w:val="16"/>
+                <w:szCs w:val="16"/>
+                <w:shd w:fill="F1F3F5" w:color="auto" w:val="clear"/>
+                <w:rtl/>
+              </w:rPr>
+              <w:t xml:space="preserve">‎028‎</w:t>
+            </w:r>
+            <w:r>
+              <w:rPr>
+                <w:rFonts w:ascii="Arial" w:cs="Arial" w:eastAsia="Arial" w:hAnsi="Arial"/>
+                <w:b w:val="false"/>
+                <w:bCs w:val="false"/>
+                <w:sz w:val="18"/>
+                <w:szCs w:val="18"/>
+                <w:rtl/>
+              </w:rPr>
+              <w:t xml:space="preserve">، والبذرة </w:t>
+            </w:r>
+            <w:r>
+              <w:rPr>
+                <w:rFonts w:ascii="Courier New" w:cs="Courier New" w:eastAsia="Courier New" w:hAnsi="Courier New"/>
+                <w:b w:val="false"/>
+                <w:bCs w:val="false"/>
+                <w:color w:val="1F2937"/>
+                <w:sz w:val="16"/>
+                <w:szCs w:val="16"/>
+                <w:shd w:fill="F1F3F5" w:color="auto" w:val="clear"/>
+                <w:rtl/>
+              </w:rPr>
+              <w:t xml:space="preserve">‎100‎</w:t>
+            </w:r>
+            <w:r>
+              <w:rPr>
+                <w:rFonts w:ascii="Arial" w:cs="Arial" w:eastAsia="Arial" w:hAnsi="Arial"/>
+                <w:b w:val="false"/>
+                <w:bCs w:val="false"/>
+                <w:sz w:val="18"/>
+                <w:szCs w:val="18"/>
+                <w:rtl/>
+              </w:rPr>
+              <w:t xml:space="preserve">؛ الاختبارات RF1 إلى RF18 في </w:t>
+            </w:r>
+            <w:r>
+              <w:rPr>
+                <w:rFonts w:ascii="Courier New" w:cs="Courier New" w:eastAsia="Courier New" w:hAnsi="Courier New"/>
+                <w:b w:val="false"/>
+                <w:bCs w:val="false"/>
+                <w:color w:val="1F2937"/>
+                <w:sz w:val="16"/>
+                <w:szCs w:val="16"/>
+                <w:shd w:fill="F1F3F5" w:color="auto" w:val="clear"/>
+                <w:rtl/>
+              </w:rPr>
+              <w:t xml:space="preserve">‎db/tests/review_fixes_tests.sql‎</w:t>
+            </w:r>
+            <w:r>
+              <w:rPr>
+                <w:rFonts w:ascii="Arial" w:cs="Arial" w:eastAsia="Arial" w:hAnsi="Arial"/>
+                <w:b w:val="false"/>
+                <w:bCs w:val="false"/>
+                <w:sz w:val="18"/>
+                <w:szCs w:val="18"/>
+                <w:rtl/>
+              </w:rPr>
+              <w:t xml:space="preserve"> (خطوة CI 19)، و</w:t>
+            </w:r>
+            <w:r>
+              <w:rPr>
+                <w:rFonts w:ascii="Courier New" w:cs="Courier New" w:eastAsia="Courier New" w:hAnsi="Courier New"/>
+                <w:b w:val="false"/>
+                <w:bCs w:val="false"/>
+                <w:color w:val="1F2937"/>
+                <w:sz w:val="16"/>
+                <w:szCs w:val="16"/>
+                <w:shd w:fill="F1F3F5" w:color="auto" w:val="clear"/>
+                <w:rtl/>
+              </w:rPr>
+              <w:t xml:space="preserve">‎tools/dbgen/check_review_fixes.py‎</w:t>
+            </w:r>
+            <w:r>
+              <w:rPr>
+                <w:rFonts w:ascii="Arial" w:cs="Arial" w:eastAsia="Arial" w:hAnsi="Arial"/>
+                <w:b w:val="false"/>
+                <w:bCs w:val="false"/>
+                <w:sz w:val="18"/>
+                <w:szCs w:val="18"/>
+                <w:rtl/>
+              </w:rPr>
+              <w:t xml:space="preserve"> يتحقق من 59 إصلاحًا على DDL المولَّد (خطوة CI 3)</w:t>
+            </w:r>
+          </w:p>
+        </w:tc>
+      </w:tr>
+      <w:tr>
+        <w:trPr>
+          <w:cantSplit/>
+        </w:trPr>
+        <w:tc>
+          <w:tcPr>
+            <w:tcW w:type="dxa" w:w="1409"/>
+            <w:tcBorders>
+              <w:top w:val="single" w:color="BFC9D6" w:sz="4"/>
+              <w:left w:val="single" w:color="BFC9D6" w:sz="4"/>
+              <w:bottom w:val="single" w:color="BFC9D6" w:sz="4"/>
+              <w:right w:val="single" w:color="BFC9D6" w:sz="4"/>
+            </w:tcBorders>
+            <w:shd w:fill="E8EEF6" w:color="auto" w:val="clear"/>
+            <w:tcMar>
+              <w:top w:type="dxa" w:w="50"/>
+              <w:left w:type="dxa" w:w="90"/>
+              <w:bottom w:type="dxa" w:w="50"/>
+              <w:right w:type="dxa" w:w="90"/>
+            </w:tcMar>
+            <w:vAlign w:val="top"/>
+          </w:tcPr>
+          <w:p>
+            <w:pPr>
+              <w:keepNext w:val="false"/>
+              <w:bidi/>
+              <w:spacing w:after="30" w:before="30" w:line="264"/>
+            </w:pPr>
+            <w:r>
+              <w:rPr>
+                <w:rFonts w:ascii="Arial" w:cs="Arial" w:eastAsia="Arial" w:hAnsi="Arial"/>
+                <w:b/>
+                <w:bCs/>
+                <w:sz w:val="18"/>
+                <w:szCs w:val="18"/>
+                <w:rtl/>
+              </w:rPr>
               <w:t xml:space="preserve">صاحب القرار</w:t>
             </w:r>
           </w:p>
@@ -635,7 +889,6 @@
               <w:bottom w:val="single" w:color="BFC9D6" w:sz="4"/>
               <w:right w:val="single" w:color="BFC9D6" w:sz="4"/>
             </w:tcBorders>
-            <w:shd w:fill="F5F8FC" w:color="auto" w:val="clear"/>
             <w:tcMar>
               <w:top w:type="dxa" w:w="50"/>
               <w:left w:type="dxa" w:w="90"/>
@@ -733,7 +986,7 @@
             <w:szCs w:val="20"/>
             <w:rtl/>
           </w:rPr>
-          <w:t xml:space="preserve">1. المطلوب منك</w:t>
+          <w:t xml:space="preserve">1. ما طُلب من المالك، وما تم</w:t>
         </w:r>
       </w:hyperlink>
     </w:p>
@@ -817,7 +1070,7 @@
             <w:szCs w:val="20"/>
             <w:rtl/>
           </w:rPr>
-          <w:t xml:space="preserve">5. ترتيب التنفيذ بعد الاعتماد</w:t>
+          <w:t xml:space="preserve">5. التنفيذ ( الدفعة أ منفّذة 2026-10-13)</w:t>
         </w:r>
       </w:hyperlink>
     </w:p>
@@ -939,7 +1192,7 @@
           <w:szCs w:val="32"/>
           <w:rtl/>
         </w:rPr>
-        <w:t xml:space="preserve">1. المطلوب منك</w:t>
+        <w:t xml:space="preserve">1. ما طُلب من المالك، وما تم</w:t>
       </w:r>
       <w:bookmarkEnd w:id="1"/>
     </w:p>
@@ -962,7 +1215,7 @@
           <w:szCs w:val="21"/>
           <w:rtl/>
         </w:rPr>
-        <w:t xml:space="preserve">اعتماد التوصيات في §4 دفعة واحدة</w:t>
+        <w:t xml:space="preserve">اعتماد التوصيات في §4 دفعة واحدة:</w:t>
       </w:r>
       <w:r>
         <w:rPr>
@@ -973,20 +1226,16 @@
           <w:szCs w:val="21"/>
           <w:rtl/>
         </w:rPr>
-        <w:t xml:space="preserve">، كما فعلت مع سجل القرارات السابق (</w:t>
+        <w:t xml:space="preserve"> </w:t>
       </w:r>
       <w:r>
         <w:rPr>
-          <w:rFonts w:ascii="Courier New" w:cs="Courier New" w:eastAsia="Courier New" w:hAnsi="Courier New"/>
-          <w:b w:val="false"/>
-          <w:bCs w:val="false"/>
-          <w:color w:val="1F2937"/>
-          <w:sz w:val="18"/>
-          <w:szCs w:val="18"/>
-          <w:shd w:fill="F1F3F5" w:color="auto" w:val="clear"/>
+          <w:rFonts w:ascii="Segoe UI Emoji" w:cs="Segoe UI Emoji" w:eastAsia="Segoe UI Emoji" w:hAnsi="Segoe UI Emoji"/>
+          <w:sz w:val="21"/>
+          <w:szCs w:val="21"/>
           <w:rtl/>
         </w:rPr>
-        <w:t xml:space="preserve">‎docs/31-owner-decisions.md‎</w:t>
+        <w:t xml:space="preserve">✅</w:t>
       </w:r>
       <w:r>
         <w:rPr>
@@ -997,7 +1246,7 @@
           <w:szCs w:val="21"/>
           <w:rtl/>
         </w:rPr>
-        <w:t xml:space="preserve">).</w:t>
+        <w:t xml:space="preserve"> معتمدة (2026-10-13).</w:t>
       </w:r>
     </w:p>
     <w:p>
@@ -1019,7 +1268,7 @@
           <w:szCs w:val="21"/>
           <w:rtl/>
         </w:rPr>
-        <w:t xml:space="preserve">الإجابة عن عشرة أسئلة عمل في §3.1</w:t>
+        <w:t xml:space="preserve">الإجابة عن عشرة أسئلة عمل في §3.1:</w:t>
       </w:r>
       <w:r>
         <w:rPr>
@@ -1030,7 +1279,27 @@
           <w:szCs w:val="21"/>
           <w:rtl/>
         </w:rPr>
-        <w:t xml:space="preserve">، أو اعتماد الأجوبة المقترحة لها.</w:t>
+        <w:t xml:space="preserve"> </w:t>
+      </w:r>
+      <w:r>
+        <w:rPr>
+          <w:rFonts w:ascii="Segoe UI Emoji" w:cs="Segoe UI Emoji" w:eastAsia="Segoe UI Emoji" w:hAnsi="Segoe UI Emoji"/>
+          <w:sz w:val="21"/>
+          <w:szCs w:val="21"/>
+          <w:rtl/>
+        </w:rPr>
+        <w:t xml:space="preserve">✅</w:t>
+      </w:r>
+      <w:r>
+        <w:rPr>
+          <w:rFonts w:ascii="Arial" w:cs="Arial" w:eastAsia="Arial" w:hAnsi="Arial"/>
+          <w:b w:val="false"/>
+          <w:bCs w:val="false"/>
+          <w:sz w:val="21"/>
+          <w:szCs w:val="21"/>
+          <w:rtl/>
+        </w:rPr>
+        <w:t xml:space="preserve"> اعتُمدت الأجوبة المقترحة كلها.</w:t>
       </w:r>
     </w:p>
     <w:p>
@@ -1053,8 +1322,211 @@
           <w:szCs w:val="21"/>
           <w:rtl/>
         </w:rPr>
-        <w:t xml:space="preserve">بعد الاعتماد أطبّق الدفعة (أ) على أربع مراحل (§5)، كل مرحلة باختباراتها في CI. أما بنود الدفعة (ب) فتصبح شروط دخول للشرائح التي تخصها.</w:t>
+        <w:t xml:space="preserve">طُبّقت الدفعة (أ) على أربع مراحل (§5)، كل مرحلة باختباراتها في CI. وبنود الدفعة (ب) شروط دخول للشرائح التي تخصها (§5).</w:t>
       </w:r>
+    </w:p>
+    <w:p>
+      <w:pPr>
+        <w:bidi/>
+        <w:spacing w:after="110" w:before="0" w:line="312"/>
+      </w:pPr>
+      <w:r>
+        <w:rPr>
+          <w:rFonts w:ascii="Arial" w:cs="Arial" w:eastAsia="Arial" w:hAnsi="Arial"/>
+          <w:b/>
+          <w:bCs/>
+          <w:sz w:val="21"/>
+          <w:szCs w:val="21"/>
+          <w:rtl/>
+        </w:rPr>
+        <w:t xml:space="preserve">ما تغيّر عن السجل أثناء التنفيذ:</w:t>
+      </w:r>
+    </w:p>
+    <w:p>
+      <w:pPr>
+        <w:pStyle w:val="ListParagraph"/>
+        <w:numPr>
+          <w:ilvl w:val="0"/>
+          <w:numId w:val="3"/>
+        </w:numPr>
+        <w:bidi/>
+        <w:spacing w:after="70" w:before="0" w:line="300"/>
+      </w:pPr>
+      <w:r>
+        <w:rPr>
+          <w:rFonts w:ascii="Arial" w:cs="Arial" w:eastAsia="Arial" w:hAnsi="Arial"/>
+          <w:b/>
+          <w:bCs/>
+          <w:sz w:val="21"/>
+          <w:szCs w:val="21"/>
+          <w:rtl/>
+        </w:rPr>
+        <w:t xml:space="preserve">DR-27 وDR-40:</w:t>
+      </w:r>
+      <w:r>
+        <w:rPr>
+          <w:rFonts w:ascii="Arial" w:cs="Arial" w:eastAsia="Arial" w:hAnsi="Arial"/>
+          <w:b w:val="false"/>
+          <w:bCs w:val="false"/>
+          <w:sz w:val="21"/>
+          <w:szCs w:val="21"/>
+          <w:rtl/>
+        </w:rPr>
+        <w:t xml:space="preserve"> نُفّذ الآن ما كان ينتظر جوابي السؤالين 4 و6، بعد اعتمادهما: التسهيل اختياري في </w:t>
+      </w:r>
+      <w:r>
+        <w:rPr>
+          <w:rFonts w:ascii="Courier New" w:cs="Courier New" w:eastAsia="Courier New" w:hAnsi="Courier New"/>
+          <w:b w:val="false"/>
+          <w:bCs w:val="false"/>
+          <w:color w:val="1F2937"/>
+          <w:sz w:val="18"/>
+          <w:szCs w:val="18"/>
+          <w:shd w:fill="F1F3F5" w:color="auto" w:val="clear"/>
+          <w:rtl/>
+        </w:rPr>
+        <w:t xml:space="preserve">‎fac.ValueConflict‎</w:t>
+      </w:r>
+      <w:r>
+        <w:rPr>
+          <w:rFonts w:ascii="Arial" w:cs="Arial" w:eastAsia="Arial" w:hAnsi="Arial"/>
+          <w:b w:val="false"/>
+          <w:bCs w:val="false"/>
+          <w:sz w:val="21"/>
+          <w:szCs w:val="21"/>
+          <w:rtl/>
+        </w:rPr>
+        <w:t xml:space="preserve"> لثلاثة أهداف بلا تسهيل، والتنازل عن التأمين لنوع INSURANCE_ASSIGNMENT والتقييم لنوعي REAL_ESTATE وGENERIC.</w:t>
+      </w:r>
+    </w:p>
+    <w:p>
+      <w:pPr>
+        <w:pStyle w:val="ListParagraph"/>
+        <w:numPr>
+          <w:ilvl w:val="0"/>
+          <w:numId w:val="3"/>
+        </w:numPr>
+        <w:bidi/>
+        <w:spacing w:after="70" w:before="0" w:line="300"/>
+      </w:pPr>
+      <w:r>
+        <w:rPr>
+          <w:rFonts w:ascii="Arial" w:cs="Arial" w:eastAsia="Arial" w:hAnsi="Arial"/>
+          <w:b/>
+          <w:bCs/>
+          <w:sz w:val="21"/>
+          <w:szCs w:val="21"/>
+          <w:rtl/>
+        </w:rPr>
+        <w:t xml:space="preserve">DR-15:</w:t>
+      </w:r>
+      <w:r>
+        <w:rPr>
+          <w:rFonts w:ascii="Arial" w:cs="Arial" w:eastAsia="Arial" w:hAnsi="Arial"/>
+          <w:b w:val="false"/>
+          <w:bCs w:val="false"/>
+          <w:sz w:val="21"/>
+          <w:szCs w:val="21"/>
+          <w:rtl/>
+        </w:rPr>
+        <w:t xml:space="preserve"> لم يُطبَّق شرط أن يكون الإلغاء بعد بدء المنحة، لأن مدير الحساب قد يلغي منحة مستقبلية قبل بدئها.</w:t>
+      </w:r>
+    </w:p>
+    <w:p>
+      <w:pPr>
+        <w:pStyle w:val="ListParagraph"/>
+        <w:numPr>
+          <w:ilvl w:val="0"/>
+          <w:numId w:val="3"/>
+        </w:numPr>
+        <w:bidi/>
+        <w:spacing w:after="70" w:before="0" w:line="300"/>
+      </w:pPr>
+      <w:r>
+        <w:rPr>
+          <w:rFonts w:ascii="Arial" w:cs="Arial" w:eastAsia="Arial" w:hAnsi="Arial"/>
+          <w:b/>
+          <w:bCs/>
+          <w:sz w:val="21"/>
+          <w:szCs w:val="21"/>
+          <w:rtl/>
+        </w:rPr>
+        <w:t xml:space="preserve">DR-12:</w:t>
+      </w:r>
+      <w:r>
+        <w:rPr>
+          <w:rFonts w:ascii="Arial" w:cs="Arial" w:eastAsia="Arial" w:hAnsi="Arial"/>
+          <w:b w:val="false"/>
+          <w:bCs w:val="false"/>
+          <w:sz w:val="21"/>
+          <w:szCs w:val="21"/>
+          <w:rtl/>
+        </w:rPr>
+        <w:t xml:space="preserve"> صار </w:t>
+      </w:r>
+      <w:r>
+        <w:rPr>
+          <w:rFonts w:ascii="Courier New" w:cs="Courier New" w:eastAsia="Courier New" w:hAnsi="Courier New"/>
+          <w:b w:val="false"/>
+          <w:bCs w:val="false"/>
+          <w:color w:val="1F2937"/>
+          <w:sz w:val="18"/>
+          <w:szCs w:val="18"/>
+          <w:shd w:fill="F1F3F5" w:color="auto" w:val="clear"/>
+          <w:rtl/>
+        </w:rPr>
+        <w:t xml:space="preserve">‎AuditLogId‎</w:t>
+      </w:r>
+      <w:r>
+        <w:rPr>
+          <w:rFonts w:ascii="Arial" w:cs="Arial" w:eastAsia="Arial" w:hAnsi="Arial"/>
+          <w:b w:val="false"/>
+          <w:bCs w:val="false"/>
+          <w:sz w:val="21"/>
+          <w:szCs w:val="21"/>
+          <w:rtl/>
+        </w:rPr>
+        <w:t xml:space="preserve"> إلزاميًا، فلكل وصول حساس حدثه في سجل التدقيق.</w:t>
+      </w:r>
+    </w:p>
+    <w:p>
+      <w:pPr>
+        <w:pStyle w:val="ListParagraph"/>
+        <w:numPr>
+          <w:ilvl w:val="0"/>
+          <w:numId w:val="3"/>
+        </w:numPr>
+        <w:bidi/>
+        <w:spacing w:after="70" w:before="0" w:line="300"/>
+      </w:pPr>
+      <w:r>
+        <w:rPr>
+          <w:rFonts w:ascii="Arial" w:cs="Arial" w:eastAsia="Arial" w:hAnsi="Arial"/>
+          <w:b/>
+          <w:bCs/>
+          <w:sz w:val="21"/>
+          <w:szCs w:val="21"/>
+          <w:rtl/>
+        </w:rPr>
+        <w:t xml:space="preserve">DR-11:</w:t>
+      </w:r>
+      <w:r>
+        <w:rPr>
+          <w:rFonts w:ascii="Arial" w:cs="Arial" w:eastAsia="Arial" w:hAnsi="Arial"/>
+          <w:b w:val="false"/>
+          <w:bCs w:val="false"/>
+          <w:sz w:val="21"/>
+          <w:szCs w:val="21"/>
+          <w:rtl/>
+        </w:rPr>
+        <w:t xml:space="preserve"> مسارات التخزين في الاختبارات تبدأ بـ PublicId للمشترك كما في DOC-S02.</w:t>
+      </w:r>
+    </w:p>
+    <w:p>
+      <w:pPr>
+        <w:bidi/>
+        <w:spacing w:after="60" w:before="0"/>
+      </w:pPr>
     </w:p>
     <w:p>
       <w:pPr>
@@ -4319,7 +4791,28 @@
           <w:szCs w:val="26"/>
           <w:rtl/>
         </w:rPr>
-        <w:t xml:space="preserve">3.1 أسئلة تحتاج جوابك</w:t>
+        <w:t xml:space="preserve">3.1 أسئلة المالك وأجوبتها (</w:t>
+      </w:r>
+      <w:r>
+        <w:rPr>
+          <w:rFonts w:ascii="Segoe UI Emoji" w:cs="Segoe UI Emoji" w:eastAsia="Segoe UI Emoji" w:hAnsi="Segoe UI Emoji"/>
+          <w:sz w:val="26"/>
+          <w:szCs w:val="26"/>
+          <w:rtl/>
+        </w:rPr>
+        <w:t xml:space="preserve">✅</w:t>
+      </w:r>
+      <w:r>
+        <w:rPr>
+          <w:rFonts w:ascii="Arial" w:cs="Arial" w:eastAsia="Arial" w:hAnsi="Arial"/>
+          <w:b/>
+          <w:bCs/>
+          <w:color w:val="2B5C8A"/>
+          <w:sz w:val="26"/>
+          <w:szCs w:val="26"/>
+          <w:rtl/>
+        </w:rPr>
+        <w:t xml:space="preserve"> معتمدة 2026-10-13)</w:t>
       </w:r>
       <w:bookmarkEnd w:id="7"/>
     </w:p>
@@ -4458,7 +4951,7 @@
                 <w:szCs w:val="18"/>
                 <w:rtl/>
               </w:rPr>
-              <w:t xml:space="preserve">الجواب المقترح</w:t>
+              <w:t xml:space="preserve">الجواب المعتمد</w:t>
             </w:r>
           </w:p>
         </w:tc>
@@ -9222,7 +9715,7 @@
                 <w:szCs w:val="18"/>
                 <w:rtl/>
               </w:rPr>
-              <w:t xml:space="preserve">—</w:t>
+              <w:t xml:space="preserve">أن يكون الإلغاء بعد البدء: قد تُلغى منحة مستقبلية قبل بدئها</w:t>
             </w:r>
           </w:p>
         </w:tc>
@@ -13202,11 +13695,11 @@
         </w:tblBorders>
       </w:tblPr>
       <w:tblGrid>
-        <w:gridCol w:w="2708"/>
-        <w:gridCol w:w="1231"/>
-        <w:gridCol w:w="3450"/>
-        <w:gridCol w:w="998"/>
-        <w:gridCol w:w="1477"/>
+        <w:gridCol w:w="2679"/>
+        <w:gridCol w:w="1217"/>
+        <w:gridCol w:w="3412"/>
+        <w:gridCol w:w="1095"/>
+        <w:gridCol w:w="1461"/>
       </w:tblGrid>
       <w:tr>
         <w:trPr>
@@ -13215,7 +13708,7 @@
         </w:trPr>
         <w:tc>
           <w:tcPr>
-            <w:tcW w:type="dxa" w:w="2708"/>
+            <w:tcW w:type="dxa" w:w="2679"/>
             <w:tcBorders>
               <w:top w:val="single" w:color="BFC9D6" w:sz="4"/>
               <w:left w:val="single" w:color="BFC9D6" w:sz="4"/>
@@ -13253,7 +13746,7 @@
         </w:tc>
         <w:tc>
           <w:tcPr>
-            <w:tcW w:type="dxa" w:w="1231"/>
+            <w:tcW w:type="dxa" w:w="1217"/>
             <w:tcBorders>
               <w:top w:val="single" w:color="BFC9D6" w:sz="4"/>
               <w:left w:val="single" w:color="BFC9D6" w:sz="4"/>
@@ -13291,7 +13784,7 @@
         </w:tc>
         <w:tc>
           <w:tcPr>
-            <w:tcW w:type="dxa" w:w="3450"/>
+            <w:tcW w:type="dxa" w:w="3412"/>
             <w:tcBorders>
               <w:top w:val="single" w:color="BFC9D6" w:sz="4"/>
               <w:left w:val="single" w:color="BFC9D6" w:sz="4"/>
@@ -13329,7 +13822,7 @@
         </w:tc>
         <w:tc>
           <w:tcPr>
-            <w:tcW w:type="dxa" w:w="998"/>
+            <w:tcW w:type="dxa" w:w="1095"/>
             <w:tcBorders>
               <w:top w:val="single" w:color="BFC9D6" w:sz="4"/>
               <w:left w:val="single" w:color="BFC9D6" w:sz="4"/>
@@ -13367,7 +13860,7 @@
         </w:tc>
         <w:tc>
           <w:tcPr>
-            <w:tcW w:type="dxa" w:w="1477"/>
+            <w:tcW w:type="dxa" w:w="1461"/>
             <w:tcBorders>
               <w:top w:val="single" w:color="BFC9D6" w:sz="4"/>
               <w:left w:val="single" w:color="BFC9D6" w:sz="4"/>
@@ -13410,7 +13903,7 @@
         </w:trPr>
         <w:tc>
           <w:tcPr>
-            <w:tcW w:type="dxa" w:w="2708"/>
+            <w:tcW w:type="dxa" w:w="2679"/>
             <w:tcBorders>
               <w:top w:val="single" w:color="BFC9D6" w:sz="4"/>
               <w:left w:val="single" w:color="BFC9D6" w:sz="4"/>
@@ -13470,7 +13963,7 @@
         </w:tc>
         <w:tc>
           <w:tcPr>
-            <w:tcW w:type="dxa" w:w="1231"/>
+            <w:tcW w:type="dxa" w:w="1217"/>
             <w:tcBorders>
               <w:top w:val="single" w:color="BFC9D6" w:sz="4"/>
               <w:left w:val="single" w:color="BFC9D6" w:sz="4"/>
@@ -13506,79 +13999,79 @@
         </w:tc>
         <w:tc>
           <w:tcPr>
-            <w:tcW w:type="dxa" w:w="3450"/>
-            <w:tcBorders>
-              <w:top w:val="single" w:color="BFC9D6" w:sz="4"/>
-              <w:left w:val="single" w:color="BFC9D6" w:sz="4"/>
-              <w:bottom w:val="single" w:color="BFC9D6" w:sz="4"/>
-              <w:right w:val="single" w:color="BFC9D6" w:sz="4"/>
-            </w:tcBorders>
-            <w:tcMar>
-              <w:top w:type="dxa" w:w="50"/>
-              <w:left w:type="dxa" w:w="90"/>
-              <w:bottom w:type="dxa" w:w="50"/>
-              <w:right w:type="dxa" w:w="90"/>
-            </w:tcMar>
-            <w:vAlign w:val="top"/>
-          </w:tcPr>
-          <w:p>
-            <w:pPr>
-              <w:keepNext w:val="false"/>
-              <w:bidi/>
-              <w:spacing w:after="30" w:before="30" w:line="264"/>
-            </w:pPr>
-            <w:r>
-              <w:rPr>
-                <w:rFonts w:ascii="Arial" w:cs="Arial" w:eastAsia="Arial" w:hAnsi="Arial"/>
-                <w:b w:val="false"/>
-                <w:bCs w:val="false"/>
-                <w:sz w:val="18"/>
-                <w:szCs w:val="18"/>
-                <w:rtl/>
-              </w:rPr>
-              <w:t xml:space="preserve">قيد بقائمة الجداول الهدف الآن. ثم التحقق من وجود الهدف وأنه في التسهيل نفسه، والتسهيل اختياري (السؤال 4)</w:t>
-            </w:r>
-          </w:p>
-        </w:tc>
-        <w:tc>
-          <w:tcPr>
-            <w:tcW w:type="dxa" w:w="998"/>
-            <w:tcBorders>
-              <w:top w:val="single" w:color="BFC9D6" w:sz="4"/>
-              <w:left w:val="single" w:color="BFC9D6" w:sz="4"/>
-              <w:bottom w:val="single" w:color="BFC9D6" w:sz="4"/>
-              <w:right w:val="single" w:color="BFC9D6" w:sz="4"/>
-            </w:tcBorders>
-            <w:tcMar>
-              <w:top w:type="dxa" w:w="50"/>
-              <w:left w:type="dxa" w:w="90"/>
-              <w:bottom w:type="dxa" w:w="50"/>
-              <w:right w:type="dxa" w:w="90"/>
-            </w:tcMar>
-            <w:vAlign w:val="top"/>
-          </w:tcPr>
-          <w:p>
-            <w:pPr>
-              <w:keepNext w:val="false"/>
-              <w:bidi/>
-              <w:spacing w:after="30" w:before="30" w:line="264"/>
-            </w:pPr>
-            <w:r>
-              <w:rPr>
-                <w:rFonts w:ascii="Arial" w:cs="Arial" w:eastAsia="Arial" w:hAnsi="Arial"/>
-                <w:b w:val="false"/>
-                <w:bCs w:val="false"/>
-                <w:sz w:val="18"/>
-                <w:szCs w:val="18"/>
-                <w:rtl/>
-              </w:rPr>
-              <w:t xml:space="preserve">أ للقيد؛ ب (S2) للبقية</w:t>
-            </w:r>
-          </w:p>
-        </w:tc>
-        <w:tc>
-          <w:tcPr>
-            <w:tcW w:type="dxa" w:w="1477"/>
+            <w:tcW w:type="dxa" w:w="3412"/>
+            <w:tcBorders>
+              <w:top w:val="single" w:color="BFC9D6" w:sz="4"/>
+              <w:left w:val="single" w:color="BFC9D6" w:sz="4"/>
+              <w:bottom w:val="single" w:color="BFC9D6" w:sz="4"/>
+              <w:right w:val="single" w:color="BFC9D6" w:sz="4"/>
+            </w:tcBorders>
+            <w:tcMar>
+              <w:top w:type="dxa" w:w="50"/>
+              <w:left w:type="dxa" w:w="90"/>
+              <w:bottom w:type="dxa" w:w="50"/>
+              <w:right w:type="dxa" w:w="90"/>
+            </w:tcMar>
+            <w:vAlign w:val="top"/>
+          </w:tcPr>
+          <w:p>
+            <w:pPr>
+              <w:keepNext w:val="false"/>
+              <w:bidi/>
+              <w:spacing w:after="30" w:before="30" w:line="264"/>
+            </w:pPr>
+            <w:r>
+              <w:rPr>
+                <w:rFonts w:ascii="Arial" w:cs="Arial" w:eastAsia="Arial" w:hAnsi="Arial"/>
+                <w:b w:val="false"/>
+                <w:bCs w:val="false"/>
+                <w:sz w:val="18"/>
+                <w:szCs w:val="18"/>
+                <w:rtl/>
+              </w:rPr>
+              <w:t xml:space="preserve">قيد بقائمة الجداول الهدف، والتسهيل اختياري لثلاثة أهداف بلا تسهيل (السؤال 4) الآن. ثم التحقق من وجود الهدف وأنه في التسهيل نفسه</w:t>
+            </w:r>
+          </w:p>
+        </w:tc>
+        <w:tc>
+          <w:tcPr>
+            <w:tcW w:type="dxa" w:w="1095"/>
+            <w:tcBorders>
+              <w:top w:val="single" w:color="BFC9D6" w:sz="4"/>
+              <w:left w:val="single" w:color="BFC9D6" w:sz="4"/>
+              <w:bottom w:val="single" w:color="BFC9D6" w:sz="4"/>
+              <w:right w:val="single" w:color="BFC9D6" w:sz="4"/>
+            </w:tcBorders>
+            <w:tcMar>
+              <w:top w:type="dxa" w:w="50"/>
+              <w:left w:type="dxa" w:w="90"/>
+              <w:bottom w:type="dxa" w:w="50"/>
+              <w:right w:type="dxa" w:w="90"/>
+            </w:tcMar>
+            <w:vAlign w:val="top"/>
+          </w:tcPr>
+          <w:p>
+            <w:pPr>
+              <w:keepNext w:val="false"/>
+              <w:bidi/>
+              <w:spacing w:after="30" w:before="30" w:line="264"/>
+            </w:pPr>
+            <w:r>
+              <w:rPr>
+                <w:rFonts w:ascii="Arial" w:cs="Arial" w:eastAsia="Arial" w:hAnsi="Arial"/>
+                <w:b w:val="false"/>
+                <w:bCs w:val="false"/>
+                <w:sz w:val="18"/>
+                <w:szCs w:val="18"/>
+                <w:rtl/>
+              </w:rPr>
+              <w:t xml:space="preserve">أ للقيد والتسهيل؛ ب (S2) للتحقق</w:t>
+            </w:r>
+          </w:p>
+        </w:tc>
+        <w:tc>
+          <w:tcPr>
+            <w:tcW w:type="dxa" w:w="1461"/>
             <w:tcBorders>
               <w:top w:val="single" w:color="BFC9D6" w:sz="4"/>
               <w:left w:val="single" w:color="BFC9D6" w:sz="4"/>
@@ -13619,7 +14112,7 @@
         </w:trPr>
         <w:tc>
           <w:tcPr>
-            <w:tcW w:type="dxa" w:w="2708"/>
+            <w:tcW w:type="dxa" w:w="2679"/>
             <w:tcBorders>
               <w:top w:val="single" w:color="BFC9D6" w:sz="4"/>
               <w:left w:val="single" w:color="BFC9D6" w:sz="4"/>
@@ -13656,7 +14149,7 @@
         </w:tc>
         <w:tc>
           <w:tcPr>
-            <w:tcW w:type="dxa" w:w="1231"/>
+            <w:tcW w:type="dxa" w:w="1217"/>
             <w:tcBorders>
               <w:top w:val="single" w:color="BFC9D6" w:sz="4"/>
               <w:left w:val="single" w:color="BFC9D6" w:sz="4"/>
@@ -13693,7 +14186,7 @@
         </w:tc>
         <w:tc>
           <w:tcPr>
-            <w:tcW w:type="dxa" w:w="3450"/>
+            <w:tcW w:type="dxa" w:w="3412"/>
             <w:tcBorders>
               <w:top w:val="single" w:color="BFC9D6" w:sz="4"/>
               <w:left w:val="single" w:color="BFC9D6" w:sz="4"/>
@@ -13730,7 +14223,7 @@
         </w:tc>
         <w:tc>
           <w:tcPr>
-            <w:tcW w:type="dxa" w:w="998"/>
+            <w:tcW w:type="dxa" w:w="1095"/>
             <w:tcBorders>
               <w:top w:val="single" w:color="BFC9D6" w:sz="4"/>
               <w:left w:val="single" w:color="BFC9D6" w:sz="4"/>
@@ -13767,7 +14260,7 @@
         </w:tc>
         <w:tc>
           <w:tcPr>
-            <w:tcW w:type="dxa" w:w="1477"/>
+            <w:tcW w:type="dxa" w:w="1461"/>
             <w:tcBorders>
               <w:top w:val="single" w:color="BFC9D6" w:sz="4"/>
               <w:left w:val="single" w:color="BFC9D6" w:sz="4"/>
@@ -13809,7 +14302,7 @@
         </w:trPr>
         <w:tc>
           <w:tcPr>
-            <w:tcW w:type="dxa" w:w="2708"/>
+            <w:tcW w:type="dxa" w:w="2679"/>
             <w:tcBorders>
               <w:top w:val="single" w:color="BFC9D6" w:sz="4"/>
               <w:left w:val="single" w:color="BFC9D6" w:sz="4"/>
@@ -13845,7 +14338,7 @@
         </w:tc>
         <w:tc>
           <w:tcPr>
-            <w:tcW w:type="dxa" w:w="1231"/>
+            <w:tcW w:type="dxa" w:w="1217"/>
             <w:tcBorders>
               <w:top w:val="single" w:color="BFC9D6" w:sz="4"/>
               <w:left w:val="single" w:color="BFC9D6" w:sz="4"/>
@@ -13905,7 +14398,7 @@
         </w:tc>
         <w:tc>
           <w:tcPr>
-            <w:tcW w:type="dxa" w:w="3450"/>
+            <w:tcW w:type="dxa" w:w="3412"/>
             <w:tcBorders>
               <w:top w:val="single" w:color="BFC9D6" w:sz="4"/>
               <w:left w:val="single" w:color="BFC9D6" w:sz="4"/>
@@ -13965,7 +14458,7 @@
         </w:tc>
         <w:tc>
           <w:tcPr>
-            <w:tcW w:type="dxa" w:w="998"/>
+            <w:tcW w:type="dxa" w:w="1095"/>
             <w:tcBorders>
               <w:top w:val="single" w:color="BFC9D6" w:sz="4"/>
               <w:left w:val="single" w:color="BFC9D6" w:sz="4"/>
@@ -14001,7 +14494,7 @@
         </w:tc>
         <w:tc>
           <w:tcPr>
-            <w:tcW w:type="dxa" w:w="1477"/>
+            <w:tcW w:type="dxa" w:w="1461"/>
             <w:tcBorders>
               <w:top w:val="single" w:color="BFC9D6" w:sz="4"/>
               <w:left w:val="single" w:color="BFC9D6" w:sz="4"/>
@@ -14042,7 +14535,7 @@
         </w:trPr>
         <w:tc>
           <w:tcPr>
-            <w:tcW w:type="dxa" w:w="2708"/>
+            <w:tcW w:type="dxa" w:w="2679"/>
             <w:tcBorders>
               <w:top w:val="single" w:color="BFC9D6" w:sz="4"/>
               <w:left w:val="single" w:color="BFC9D6" w:sz="4"/>
@@ -14103,7 +14596,7 @@
         </w:tc>
         <w:tc>
           <w:tcPr>
-            <w:tcW w:type="dxa" w:w="1231"/>
+            <w:tcW w:type="dxa" w:w="1217"/>
             <w:tcBorders>
               <w:top w:val="single" w:color="BFC9D6" w:sz="4"/>
               <w:left w:val="single" w:color="BFC9D6" w:sz="4"/>
@@ -14140,7 +14633,7 @@
         </w:tc>
         <w:tc>
           <w:tcPr>
-            <w:tcW w:type="dxa" w:w="3450"/>
+            <w:tcW w:type="dxa" w:w="3412"/>
             <w:tcBorders>
               <w:top w:val="single" w:color="BFC9D6" w:sz="4"/>
               <w:left w:val="single" w:color="BFC9D6" w:sz="4"/>
@@ -14177,7 +14670,7 @@
         </w:tc>
         <w:tc>
           <w:tcPr>
-            <w:tcW w:type="dxa" w:w="998"/>
+            <w:tcW w:type="dxa" w:w="1095"/>
             <w:tcBorders>
               <w:top w:val="single" w:color="BFC9D6" w:sz="4"/>
               <w:left w:val="single" w:color="BFC9D6" w:sz="4"/>
@@ -14214,7 +14707,7 @@
         </w:tc>
         <w:tc>
           <w:tcPr>
-            <w:tcW w:type="dxa" w:w="1477"/>
+            <w:tcW w:type="dxa" w:w="1461"/>
             <w:tcBorders>
               <w:top w:val="single" w:color="BFC9D6" w:sz="4"/>
               <w:left w:val="single" w:color="BFC9D6" w:sz="4"/>
@@ -14256,7 +14749,7 @@
         </w:trPr>
         <w:tc>
           <w:tcPr>
-            <w:tcW w:type="dxa" w:w="2708"/>
+            <w:tcW w:type="dxa" w:w="2679"/>
             <w:tcBorders>
               <w:top w:val="single" w:color="BFC9D6" w:sz="4"/>
               <w:left w:val="single" w:color="BFC9D6" w:sz="4"/>
@@ -14316,7 +14809,7 @@
         </w:tc>
         <w:tc>
           <w:tcPr>
-            <w:tcW w:type="dxa" w:w="1231"/>
+            <w:tcW w:type="dxa" w:w="1217"/>
             <w:tcBorders>
               <w:top w:val="single" w:color="BFC9D6" w:sz="4"/>
               <w:left w:val="single" w:color="BFC9D6" w:sz="4"/>
@@ -14352,7 +14845,7 @@
         </w:tc>
         <w:tc>
           <w:tcPr>
-            <w:tcW w:type="dxa" w:w="3450"/>
+            <w:tcW w:type="dxa" w:w="3412"/>
             <w:tcBorders>
               <w:top w:val="single" w:color="BFC9D6" w:sz="4"/>
               <w:left w:val="single" w:color="BFC9D6" w:sz="4"/>
@@ -14412,7 +14905,7 @@
         </w:tc>
         <w:tc>
           <w:tcPr>
-            <w:tcW w:type="dxa" w:w="998"/>
+            <w:tcW w:type="dxa" w:w="1095"/>
             <w:tcBorders>
               <w:top w:val="single" w:color="BFC9D6" w:sz="4"/>
               <w:left w:val="single" w:color="BFC9D6" w:sz="4"/>
@@ -14448,7 +14941,7 @@
         </w:tc>
         <w:tc>
           <w:tcPr>
-            <w:tcW w:type="dxa" w:w="1477"/>
+            <w:tcW w:type="dxa" w:w="1461"/>
             <w:tcBorders>
               <w:top w:val="single" w:color="BFC9D6" w:sz="4"/>
               <w:left w:val="single" w:color="BFC9D6" w:sz="4"/>
@@ -14489,7 +14982,7 @@
         </w:trPr>
         <w:tc>
           <w:tcPr>
-            <w:tcW w:type="dxa" w:w="2708"/>
+            <w:tcW w:type="dxa" w:w="2679"/>
             <w:tcBorders>
               <w:top w:val="single" w:color="BFC9D6" w:sz="4"/>
               <w:left w:val="single" w:color="BFC9D6" w:sz="4"/>
@@ -14526,7 +15019,7 @@
         </w:tc>
         <w:tc>
           <w:tcPr>
-            <w:tcW w:type="dxa" w:w="1231"/>
+            <w:tcW w:type="dxa" w:w="1217"/>
             <w:tcBorders>
               <w:top w:val="single" w:color="BFC9D6" w:sz="4"/>
               <w:left w:val="single" w:color="BFC9D6" w:sz="4"/>
@@ -14563,7 +15056,7 @@
         </w:tc>
         <w:tc>
           <w:tcPr>
-            <w:tcW w:type="dxa" w:w="3450"/>
+            <w:tcW w:type="dxa" w:w="3412"/>
             <w:tcBorders>
               <w:top w:val="single" w:color="BFC9D6" w:sz="4"/>
               <w:left w:val="single" w:color="BFC9D6" w:sz="4"/>
@@ -14624,7 +15117,7 @@
         </w:tc>
         <w:tc>
           <w:tcPr>
-            <w:tcW w:type="dxa" w:w="998"/>
+            <w:tcW w:type="dxa" w:w="1095"/>
             <w:tcBorders>
               <w:top w:val="single" w:color="BFC9D6" w:sz="4"/>
               <w:left w:val="single" w:color="BFC9D6" w:sz="4"/>
@@ -14661,7 +15154,7 @@
         </w:tc>
         <w:tc>
           <w:tcPr>
-            <w:tcW w:type="dxa" w:w="1477"/>
+            <w:tcW w:type="dxa" w:w="1461"/>
             <w:tcBorders>
               <w:top w:val="single" w:color="BFC9D6" w:sz="4"/>
               <w:left w:val="single" w:color="BFC9D6" w:sz="4"/>
@@ -14703,7 +15196,7 @@
         </w:trPr>
         <w:tc>
           <w:tcPr>
-            <w:tcW w:type="dxa" w:w="2708"/>
+            <w:tcW w:type="dxa" w:w="2679"/>
             <w:tcBorders>
               <w:top w:val="single" w:color="BFC9D6" w:sz="4"/>
               <w:left w:val="single" w:color="BFC9D6" w:sz="4"/>
@@ -14763,7 +15256,7 @@
         </w:tc>
         <w:tc>
           <w:tcPr>
-            <w:tcW w:type="dxa" w:w="1231"/>
+            <w:tcW w:type="dxa" w:w="1217"/>
             <w:tcBorders>
               <w:top w:val="single" w:color="BFC9D6" w:sz="4"/>
               <w:left w:val="single" w:color="BFC9D6" w:sz="4"/>
@@ -14799,7 +15292,7 @@
         </w:tc>
         <w:tc>
           <w:tcPr>
-            <w:tcW w:type="dxa" w:w="3450"/>
+            <w:tcW w:type="dxa" w:w="3412"/>
             <w:tcBorders>
               <w:top w:val="single" w:color="BFC9D6" w:sz="4"/>
               <w:left w:val="single" w:color="BFC9D6" w:sz="4"/>
@@ -14859,7 +15352,7 @@
         </w:tc>
         <w:tc>
           <w:tcPr>
-            <w:tcW w:type="dxa" w:w="998"/>
+            <w:tcW w:type="dxa" w:w="1095"/>
             <w:tcBorders>
               <w:top w:val="single" w:color="BFC9D6" w:sz="4"/>
               <w:left w:val="single" w:color="BFC9D6" w:sz="4"/>
@@ -14895,7 +15388,7 @@
         </w:tc>
         <w:tc>
           <w:tcPr>
-            <w:tcW w:type="dxa" w:w="1477"/>
+            <w:tcW w:type="dxa" w:w="1461"/>
             <w:tcBorders>
               <w:top w:val="single" w:color="BFC9D6" w:sz="4"/>
               <w:left w:val="single" w:color="BFC9D6" w:sz="4"/>
@@ -14960,7 +15453,7 @@
         </w:trPr>
         <w:tc>
           <w:tcPr>
-            <w:tcW w:type="dxa" w:w="2708"/>
+            <w:tcW w:type="dxa" w:w="2679"/>
             <w:tcBorders>
               <w:top w:val="single" w:color="BFC9D6" w:sz="4"/>
               <w:left w:val="single" w:color="BFC9D6" w:sz="4"/>
@@ -15021,7 +15514,7 @@
         </w:tc>
         <w:tc>
           <w:tcPr>
-            <w:tcW w:type="dxa" w:w="1231"/>
+            <w:tcW w:type="dxa" w:w="1217"/>
             <w:tcBorders>
               <w:top w:val="single" w:color="BFC9D6" w:sz="4"/>
               <w:left w:val="single" w:color="BFC9D6" w:sz="4"/>
@@ -15058,7 +15551,7 @@
         </w:tc>
         <w:tc>
           <w:tcPr>
-            <w:tcW w:type="dxa" w:w="3450"/>
+            <w:tcW w:type="dxa" w:w="3412"/>
             <w:tcBorders>
               <w:top w:val="single" w:color="BFC9D6" w:sz="4"/>
               <w:left w:val="single" w:color="BFC9D6" w:sz="4"/>
@@ -15108,7 +15601,7 @@
         </w:tc>
         <w:tc>
           <w:tcPr>
-            <w:tcW w:type="dxa" w:w="998"/>
+            <w:tcW w:type="dxa" w:w="1095"/>
             <w:tcBorders>
               <w:top w:val="single" w:color="BFC9D6" w:sz="4"/>
               <w:left w:val="single" w:color="BFC9D6" w:sz="4"/>
@@ -15145,7 +15638,7 @@
         </w:tc>
         <w:tc>
           <w:tcPr>
-            <w:tcW w:type="dxa" w:w="1477"/>
+            <w:tcW w:type="dxa" w:w="1461"/>
             <w:tcBorders>
               <w:top w:val="single" w:color="BFC9D6" w:sz="4"/>
               <w:left w:val="single" w:color="BFC9D6" w:sz="4"/>
@@ -15187,7 +15680,7 @@
         </w:trPr>
         <w:tc>
           <w:tcPr>
-            <w:tcW w:type="dxa" w:w="2708"/>
+            <w:tcW w:type="dxa" w:w="2679"/>
             <w:tcBorders>
               <w:top w:val="single" w:color="BFC9D6" w:sz="4"/>
               <w:left w:val="single" w:color="BFC9D6" w:sz="4"/>
@@ -15247,7 +15740,7 @@
         </w:tc>
         <w:tc>
           <w:tcPr>
-            <w:tcW w:type="dxa" w:w="1231"/>
+            <w:tcW w:type="dxa" w:w="1217"/>
             <w:tcBorders>
               <w:top w:val="single" w:color="BFC9D6" w:sz="4"/>
               <w:left w:val="single" w:color="BFC9D6" w:sz="4"/>
@@ -15283,7 +15776,7 @@
         </w:tc>
         <w:tc>
           <w:tcPr>
-            <w:tcW w:type="dxa" w:w="3450"/>
+            <w:tcW w:type="dxa" w:w="3412"/>
             <w:tcBorders>
               <w:top w:val="single" w:color="BFC9D6" w:sz="4"/>
               <w:left w:val="single" w:color="BFC9D6" w:sz="4"/>
@@ -15319,7 +15812,7 @@
         </w:tc>
         <w:tc>
           <w:tcPr>
-            <w:tcW w:type="dxa" w:w="998"/>
+            <w:tcW w:type="dxa" w:w="1095"/>
             <w:tcBorders>
               <w:top w:val="single" w:color="BFC9D6" w:sz="4"/>
               <w:left w:val="single" w:color="BFC9D6" w:sz="4"/>
@@ -15355,7 +15848,7 @@
         </w:tc>
         <w:tc>
           <w:tcPr>
-            <w:tcW w:type="dxa" w:w="1477"/>
+            <w:tcW w:type="dxa" w:w="1461"/>
             <w:tcBorders>
               <w:top w:val="single" w:color="BFC9D6" w:sz="4"/>
               <w:left w:val="single" w:color="BFC9D6" w:sz="4"/>
@@ -15396,7 +15889,7 @@
         </w:trPr>
         <w:tc>
           <w:tcPr>
-            <w:tcW w:type="dxa" w:w="2708"/>
+            <w:tcW w:type="dxa" w:w="2679"/>
             <w:tcBorders>
               <w:top w:val="single" w:color="BFC9D6" w:sz="4"/>
               <w:left w:val="single" w:color="BFC9D6" w:sz="4"/>
@@ -15457,7 +15950,7 @@
         </w:tc>
         <w:tc>
           <w:tcPr>
-            <w:tcW w:type="dxa" w:w="1231"/>
+            <w:tcW w:type="dxa" w:w="1217"/>
             <w:tcBorders>
               <w:top w:val="single" w:color="BFC9D6" w:sz="4"/>
               <w:left w:val="single" w:color="BFC9D6" w:sz="4"/>
@@ -15494,7 +15987,7 @@
         </w:tc>
         <w:tc>
           <w:tcPr>
-            <w:tcW w:type="dxa" w:w="3450"/>
+            <w:tcW w:type="dxa" w:w="3412"/>
             <w:tcBorders>
               <w:top w:val="single" w:color="BFC9D6" w:sz="4"/>
               <w:left w:val="single" w:color="BFC9D6" w:sz="4"/>
@@ -15544,7 +16037,7 @@
         </w:tc>
         <w:tc>
           <w:tcPr>
-            <w:tcW w:type="dxa" w:w="998"/>
+            <w:tcW w:type="dxa" w:w="1095"/>
             <w:tcBorders>
               <w:top w:val="single" w:color="BFC9D6" w:sz="4"/>
               <w:left w:val="single" w:color="BFC9D6" w:sz="4"/>
@@ -15581,7 +16074,7 @@
         </w:tc>
         <w:tc>
           <w:tcPr>
-            <w:tcW w:type="dxa" w:w="1477"/>
+            <w:tcW w:type="dxa" w:w="1461"/>
             <w:tcBorders>
               <w:top w:val="single" w:color="BFC9D6" w:sz="4"/>
               <w:left w:val="single" w:color="BFC9D6" w:sz="4"/>
@@ -15647,7 +16140,7 @@
         </w:trPr>
         <w:tc>
           <w:tcPr>
-            <w:tcW w:type="dxa" w:w="2708"/>
+            <w:tcW w:type="dxa" w:w="2679"/>
             <w:tcBorders>
               <w:top w:val="single" w:color="BFC9D6" w:sz="4"/>
               <w:left w:val="single" w:color="BFC9D6" w:sz="4"/>
@@ -15683,7 +16176,7 @@
         </w:tc>
         <w:tc>
           <w:tcPr>
-            <w:tcW w:type="dxa" w:w="1231"/>
+            <w:tcW w:type="dxa" w:w="1217"/>
             <w:tcBorders>
               <w:top w:val="single" w:color="BFC9D6" w:sz="4"/>
               <w:left w:val="single" w:color="BFC9D6" w:sz="4"/>
@@ -15719,79 +16212,79 @@
         </w:tc>
         <w:tc>
           <w:tcPr>
-            <w:tcW w:type="dxa" w:w="3450"/>
-            <w:tcBorders>
-              <w:top w:val="single" w:color="BFC9D6" w:sz="4"/>
-              <w:left w:val="single" w:color="BFC9D6" w:sz="4"/>
-              <w:bottom w:val="single" w:color="BFC9D6" w:sz="4"/>
-              <w:right w:val="single" w:color="BFC9D6" w:sz="4"/>
-            </w:tcBorders>
-            <w:tcMar>
-              <w:top w:type="dxa" w:w="50"/>
-              <w:left w:type="dxa" w:w="90"/>
-              <w:bottom w:type="dxa" w:w="50"/>
-              <w:right w:type="dxa" w:w="90"/>
-            </w:tcMar>
-            <w:vAlign w:val="top"/>
-          </w:tcPr>
-          <w:p>
-            <w:pPr>
-              <w:keepNext w:val="false"/>
-              <w:bidi/>
-              <w:spacing w:after="30" w:before="30" w:line="264"/>
-            </w:pPr>
-            <w:r>
-              <w:rPr>
-                <w:rFonts w:ascii="Arial" w:cs="Arial" w:eastAsia="Arial" w:hAnsi="Arial"/>
-                <w:b w:val="false"/>
-                <w:bCs w:val="false"/>
-                <w:sz w:val="18"/>
-                <w:szCs w:val="18"/>
-                <w:rtl/>
-              </w:rPr>
-              <w:t xml:space="preserve">عمود النوع على الأب ونوع ثابت على كل فرع وربط مركّب، على نمط DR-02: للكفالة والسند لأمر والتقرير والتعهد الآن، وللتأمين والتقييم بعد السؤال 6</w:t>
-            </w:r>
-          </w:p>
-        </w:tc>
-        <w:tc>
-          <w:tcPr>
-            <w:tcW w:type="dxa" w:w="998"/>
-            <w:tcBorders>
-              <w:top w:val="single" w:color="BFC9D6" w:sz="4"/>
-              <w:left w:val="single" w:color="BFC9D6" w:sz="4"/>
-              <w:bottom w:val="single" w:color="BFC9D6" w:sz="4"/>
-              <w:right w:val="single" w:color="BFC9D6" w:sz="4"/>
-            </w:tcBorders>
-            <w:tcMar>
-              <w:top w:type="dxa" w:w="50"/>
-              <w:left w:type="dxa" w:w="90"/>
-              <w:bottom w:type="dxa" w:w="50"/>
-              <w:right w:type="dxa" w:w="90"/>
-            </w:tcMar>
-            <w:vAlign w:val="top"/>
-          </w:tcPr>
-          <w:p>
-            <w:pPr>
-              <w:keepNext w:val="false"/>
-              <w:bidi/>
-              <w:spacing w:after="30" w:before="30" w:line="264"/>
-            </w:pPr>
-            <w:r>
-              <w:rPr>
-                <w:rFonts w:ascii="Arial" w:cs="Arial" w:eastAsia="Arial" w:hAnsi="Arial"/>
-                <w:b w:val="false"/>
-                <w:bCs w:val="false"/>
-                <w:sz w:val="18"/>
-                <w:szCs w:val="18"/>
-                <w:rtl/>
-              </w:rPr>
-              <w:t xml:space="preserve">أ للأربعة؛ ب (S2) للاثنين</w:t>
-            </w:r>
-          </w:p>
-        </w:tc>
-        <w:tc>
-          <w:tcPr>
-            <w:tcW w:type="dxa" w:w="1477"/>
+            <w:tcW w:type="dxa" w:w="3412"/>
+            <w:tcBorders>
+              <w:top w:val="single" w:color="BFC9D6" w:sz="4"/>
+              <w:left w:val="single" w:color="BFC9D6" w:sz="4"/>
+              <w:bottom w:val="single" w:color="BFC9D6" w:sz="4"/>
+              <w:right w:val="single" w:color="BFC9D6" w:sz="4"/>
+            </w:tcBorders>
+            <w:tcMar>
+              <w:top w:type="dxa" w:w="50"/>
+              <w:left w:type="dxa" w:w="90"/>
+              <w:bottom w:type="dxa" w:w="50"/>
+              <w:right w:type="dxa" w:w="90"/>
+            </w:tcMar>
+            <w:vAlign w:val="top"/>
+          </w:tcPr>
+          <w:p>
+            <w:pPr>
+              <w:keepNext w:val="false"/>
+              <w:bidi/>
+              <w:spacing w:after="30" w:before="30" w:line="264"/>
+            </w:pPr>
+            <w:r>
+              <w:rPr>
+                <w:rFonts w:ascii="Arial" w:cs="Arial" w:eastAsia="Arial" w:hAnsi="Arial"/>
+                <w:b w:val="false"/>
+                <w:bCs w:val="false"/>
+                <w:sz w:val="18"/>
+                <w:szCs w:val="18"/>
+                <w:rtl/>
+              </w:rPr>
+              <w:t xml:space="preserve">عمود النوع على الأب ونوع ثابت على كل فرع وربط مركّب، على نمط DR-02: للكفالة والسند لأمر والتقرير والتعهد، وللتأمين والتقييم بحسب جواب السؤال 6</w:t>
+            </w:r>
+          </w:p>
+        </w:tc>
+        <w:tc>
+          <w:tcPr>
+            <w:tcW w:type="dxa" w:w="1095"/>
+            <w:tcBorders>
+              <w:top w:val="single" w:color="BFC9D6" w:sz="4"/>
+              <w:left w:val="single" w:color="BFC9D6" w:sz="4"/>
+              <w:bottom w:val="single" w:color="BFC9D6" w:sz="4"/>
+              <w:right w:val="single" w:color="BFC9D6" w:sz="4"/>
+            </w:tcBorders>
+            <w:tcMar>
+              <w:top w:type="dxa" w:w="50"/>
+              <w:left w:type="dxa" w:w="90"/>
+              <w:bottom w:type="dxa" w:w="50"/>
+              <w:right w:type="dxa" w:w="90"/>
+            </w:tcMar>
+            <w:vAlign w:val="top"/>
+          </w:tcPr>
+          <w:p>
+            <w:pPr>
+              <w:keepNext w:val="false"/>
+              <w:bidi/>
+              <w:spacing w:after="30" w:before="30" w:line="264"/>
+            </w:pPr>
+            <w:r>
+              <w:rPr>
+                <w:rFonts w:ascii="Arial" w:cs="Arial" w:eastAsia="Arial" w:hAnsi="Arial"/>
+                <w:b w:val="false"/>
+                <w:bCs w:val="false"/>
+                <w:sz w:val="18"/>
+                <w:szCs w:val="18"/>
+                <w:rtl/>
+              </w:rPr>
+              <w:t xml:space="preserve">أ للستة</w:t>
+            </w:r>
+          </w:p>
+        </w:tc>
+        <w:tc>
+          <w:tcPr>
+            <w:tcW w:type="dxa" w:w="1461"/>
             <w:tcBorders>
               <w:top w:val="single" w:color="BFC9D6" w:sz="4"/>
               <w:left w:val="single" w:color="BFC9D6" w:sz="4"/>
@@ -18104,7 +18597,28 @@
           <w:szCs w:val="32"/>
           <w:rtl/>
         </w:rPr>
-        <w:t xml:space="preserve">5. ترتيب التنفيذ بعد الاعتماد</w:t>
+        <w:t xml:space="preserve">5. التنفيذ (</w:t>
+      </w:r>
+      <w:r>
+        <w:rPr>
+          <w:rFonts w:ascii="Segoe UI Emoji" w:cs="Segoe UI Emoji" w:eastAsia="Segoe UI Emoji" w:hAnsi="Segoe UI Emoji"/>
+          <w:sz w:val="32"/>
+          <w:szCs w:val="32"/>
+          <w:rtl/>
+        </w:rPr>
+        <w:t xml:space="preserve">✅</w:t>
+      </w:r>
+      <w:r>
+        <w:rPr>
+          <w:rFonts w:ascii="Arial" w:cs="Arial" w:eastAsia="Arial" w:hAnsi="Arial"/>
+          <w:b/>
+          <w:bCs/>
+          <w:color w:val="1F3A5F"/>
+          <w:sz w:val="32"/>
+          <w:szCs w:val="32"/>
+          <w:rtl/>
+        </w:rPr>
+        <w:t xml:space="preserve"> الدفعة أ منفّذة 2026-10-13)</w:t>
       </w:r>
       <w:bookmarkEnd w:id="14"/>
     </w:p>
@@ -18477,7 +18991,7 @@
           <w:szCs w:val="21"/>
           <w:rtl/>
         </w:rPr>
-        <w:t xml:space="preserve"> DR-26، وقيد DR-27، ووسم DR-31 ومنعه، DR-33، DR-34، DR-35، DR-37، وقيد DR-38، وأربعة من DR-40، وجزء DR-41، DR-42، DR-43، DR-45، وجزء DR-46، وقيد DR-49، DR-50.</w:t>
+        <w:t xml:space="preserve"> DR-26، وقيد DR-27 وتسهيله الاختياري، ووسم DR-31 ومنعه، DR-33، DR-34، DR-35، DR-37، وقيد DR-38، والستة من DR-40، وجزء DR-41، DR-42، DR-43، DR-45، وجزء DR-46، وقيد DR-49، DR-50.</w:t>
       </w:r>
     </w:p>
     <w:p>
@@ -18500,7 +19014,674 @@
           <w:szCs w:val="21"/>
           <w:rtl/>
         </w:rPr>
-        <w:t xml:space="preserve">بنود الدفعة (ب) تُضاف إلى شروط دخول شرائحها، وهي: DR-16 والجدول، DR-22، DR-25 والحذف، DR-27 والتحقق، DR-28، DR-30، DR-31 والحجب، DR-36، DR-38 والخدمة، DR-39، DR-40 والاثنان، DR-41 والقوادح، DR-44، DR-46 والخدمة، DR-49 والحذف. وتُحدَّث حالة كل نتيجة في </w:t>
+        <w:t xml:space="preserve">تمر المراحل الأربع في CI على GitHub. والاختبارات RF1 إلى RF18 تفشل كلها حين يُعطَّل حارسها، فقد عُطّل كل حارس للتحقق.</w:t>
+      </w:r>
+    </w:p>
+    <w:p>
+      <w:pPr>
+        <w:bidi/>
+        <w:spacing w:after="110" w:before="0" w:line="312"/>
+      </w:pPr>
+      <w:r>
+        <w:rPr>
+          <w:rFonts w:ascii="Arial" w:cs="Arial" w:eastAsia="Arial" w:hAnsi="Arial"/>
+          <w:b/>
+          <w:bCs/>
+          <w:sz w:val="21"/>
+          <w:szCs w:val="21"/>
+          <w:rtl/>
+        </w:rPr>
+        <w:t xml:space="preserve">بنود الدفعة (ب): شروط دخول الشرائح</w:t>
+      </w:r>
+      <w:r>
+        <w:rPr>
+          <w:rFonts w:ascii="Arial" w:cs="Arial" w:eastAsia="Arial" w:hAnsi="Arial"/>
+          <w:b w:val="false"/>
+          <w:bCs w:val="false"/>
+          <w:sz w:val="21"/>
+          <w:szCs w:val="21"/>
+          <w:rtl/>
+        </w:rPr>
+        <w:t xml:space="preserve"> (ADR 0011):</w:t>
+      </w:r>
+    </w:p>
+    <w:tbl>
+      <w:tblPr>
+        <w:bidiVisual/>
+        <w:tblW w:type="dxa" w:w="9864"/>
+        <w:tblBorders>
+          <w:top w:val="single" w:color="auto" w:sz="4"/>
+          <w:left w:val="single" w:color="auto" w:sz="4"/>
+          <w:bottom w:val="single" w:color="auto" w:sz="4"/>
+          <w:right w:val="single" w:color="auto" w:sz="4"/>
+          <w:insideH w:val="single" w:color="auto" w:sz="4"/>
+          <w:insideV w:val="single" w:color="auto" w:sz="4"/>
+        </w:tblBorders>
+      </w:tblPr>
+      <w:tblGrid>
+        <w:gridCol w:w="1578"/>
+        <w:gridCol w:w="8286"/>
+      </w:tblGrid>
+      <w:tr>
+        <w:trPr>
+          <w:cantSplit/>
+          <w:tblHeader/>
+        </w:trPr>
+        <w:tc>
+          <w:tcPr>
+            <w:tcW w:type="dxa" w:w="1578"/>
+            <w:tcBorders>
+              <w:top w:val="single" w:color="BFC9D6" w:sz="4"/>
+              <w:left w:val="single" w:color="BFC9D6" w:sz="4"/>
+              <w:bottom w:val="single" w:color="BFC9D6" w:sz="4"/>
+              <w:right w:val="single" w:color="BFC9D6" w:sz="4"/>
+            </w:tcBorders>
+            <w:shd w:fill="1F3A5F" w:color="auto" w:val="clear"/>
+            <w:tcMar>
+              <w:top w:type="dxa" w:w="50"/>
+              <w:left w:type="dxa" w:w="90"/>
+              <w:bottom w:type="dxa" w:w="50"/>
+              <w:right w:type="dxa" w:w="90"/>
+            </w:tcMar>
+            <w:vAlign w:val="center"/>
+          </w:tcPr>
+          <w:p>
+            <w:pPr>
+              <w:keepNext w:val="false"/>
+              <w:bidi/>
+              <w:spacing w:after="30" w:before="30" w:line="264"/>
+            </w:pPr>
+            <w:r>
+              <w:rPr>
+                <w:rFonts w:ascii="Arial" w:cs="Arial" w:eastAsia="Arial" w:hAnsi="Arial"/>
+                <w:b/>
+                <w:bCs/>
+                <w:color w:val="FFFFFF"/>
+                <w:sz w:val="18"/>
+                <w:szCs w:val="18"/>
+                <w:rtl/>
+              </w:rPr>
+              <w:t xml:space="preserve">قبل</w:t>
+            </w:r>
+          </w:p>
+        </w:tc>
+        <w:tc>
+          <w:tcPr>
+            <w:tcW w:type="dxa" w:w="8286"/>
+            <w:tcBorders>
+              <w:top w:val="single" w:color="BFC9D6" w:sz="4"/>
+              <w:left w:val="single" w:color="BFC9D6" w:sz="4"/>
+              <w:bottom w:val="single" w:color="BFC9D6" w:sz="4"/>
+              <w:right w:val="single" w:color="BFC9D6" w:sz="4"/>
+            </w:tcBorders>
+            <w:shd w:fill="1F3A5F" w:color="auto" w:val="clear"/>
+            <w:tcMar>
+              <w:top w:type="dxa" w:w="50"/>
+              <w:left w:type="dxa" w:w="90"/>
+              <w:bottom w:type="dxa" w:w="50"/>
+              <w:right w:type="dxa" w:w="90"/>
+            </w:tcMar>
+            <w:vAlign w:val="center"/>
+          </w:tcPr>
+          <w:p>
+            <w:pPr>
+              <w:keepNext w:val="false"/>
+              <w:bidi/>
+              <w:spacing w:after="30" w:before="30" w:line="264"/>
+            </w:pPr>
+            <w:r>
+              <w:rPr>
+                <w:rFonts w:ascii="Arial" w:cs="Arial" w:eastAsia="Arial" w:hAnsi="Arial"/>
+                <w:b/>
+                <w:bCs/>
+                <w:color w:val="FFFFFF"/>
+                <w:sz w:val="18"/>
+                <w:szCs w:val="18"/>
+                <w:rtl/>
+              </w:rPr>
+              <w:t xml:space="preserve">البنود</w:t>
+            </w:r>
+          </w:p>
+        </w:tc>
+      </w:tr>
+      <w:tr>
+        <w:trPr>
+          <w:cantSplit/>
+        </w:trPr>
+        <w:tc>
+          <w:tcPr>
+            <w:tcW w:type="dxa" w:w="1578"/>
+            <w:tcBorders>
+              <w:top w:val="single" w:color="BFC9D6" w:sz="4"/>
+              <w:left w:val="single" w:color="BFC9D6" w:sz="4"/>
+              <w:bottom w:val="single" w:color="BFC9D6" w:sz="4"/>
+              <w:right w:val="single" w:color="BFC9D6" w:sz="4"/>
+            </w:tcBorders>
+            <w:tcMar>
+              <w:top w:type="dxa" w:w="50"/>
+              <w:left w:type="dxa" w:w="90"/>
+              <w:bottom w:type="dxa" w:w="50"/>
+              <w:right w:type="dxa" w:w="90"/>
+            </w:tcMar>
+            <w:vAlign w:val="top"/>
+          </w:tcPr>
+          <w:p>
+            <w:pPr>
+              <w:keepNext w:val="false"/>
+              <w:bidi/>
+              <w:spacing w:after="30" w:before="30" w:line="264"/>
+            </w:pPr>
+            <w:r>
+              <w:rPr>
+                <w:rFonts w:ascii="Arial" w:cs="Arial" w:eastAsia="Arial" w:hAnsi="Arial"/>
+                <w:b w:val="false"/>
+                <w:bCs w:val="false"/>
+                <w:sz w:val="18"/>
+                <w:szCs w:val="18"/>
+                <w:rtl/>
+              </w:rPr>
+              <w:t xml:space="preserve">S1</w:t>
+            </w:r>
+          </w:p>
+        </w:tc>
+        <w:tc>
+          <w:tcPr>
+            <w:tcW w:type="dxa" w:w="8286"/>
+            <w:tcBorders>
+              <w:top w:val="single" w:color="BFC9D6" w:sz="4"/>
+              <w:left w:val="single" w:color="BFC9D6" w:sz="4"/>
+              <w:bottom w:val="single" w:color="BFC9D6" w:sz="4"/>
+              <w:right w:val="single" w:color="BFC9D6" w:sz="4"/>
+            </w:tcBorders>
+            <w:tcMar>
+              <w:top w:type="dxa" w:w="50"/>
+              <w:left w:type="dxa" w:w="90"/>
+              <w:bottom w:type="dxa" w:w="50"/>
+              <w:right w:type="dxa" w:w="90"/>
+            </w:tcMar>
+            <w:vAlign w:val="top"/>
+          </w:tcPr>
+          <w:p>
+            <w:pPr>
+              <w:keepNext w:val="false"/>
+              <w:bidi/>
+              <w:spacing w:after="30" w:before="30" w:line="264"/>
+            </w:pPr>
+            <w:r>
+              <w:rPr>
+                <w:rFonts w:ascii="Arial" w:cs="Arial" w:eastAsia="Arial" w:hAnsi="Arial"/>
+                <w:b w:val="false"/>
+                <w:bCs w:val="false"/>
+                <w:sz w:val="18"/>
+                <w:szCs w:val="18"/>
+                <w:rtl/>
+              </w:rPr>
+              <w:t xml:space="preserve">DR-16 جدول وصل لأدوار مستلمي التنبيه؛ DR-25 حذف </w:t>
+            </w:r>
+            <w:r>
+              <w:rPr>
+                <w:rFonts w:ascii="Courier New" w:cs="Courier New" w:eastAsia="Courier New" w:hAnsi="Courier New"/>
+                <w:b w:val="false"/>
+                <w:bCs w:val="false"/>
+                <w:color w:val="1F2937"/>
+                <w:sz w:val="16"/>
+                <w:szCs w:val="16"/>
+                <w:shd w:fill="F1F3F5" w:color="auto" w:val="clear"/>
+                <w:rtl/>
+              </w:rPr>
+              <w:t xml:space="preserve">‎org.Company.TaxNumber‎</w:t>
+            </w:r>
+            <w:r>
+              <w:rPr>
+                <w:rFonts w:ascii="Arial" w:cs="Arial" w:eastAsia="Arial" w:hAnsi="Arial"/>
+                <w:b w:val="false"/>
+                <w:bCs w:val="false"/>
+                <w:sz w:val="18"/>
+                <w:szCs w:val="18"/>
+                <w:rtl/>
+              </w:rPr>
+              <w:t xml:space="preserve"> وقراءته من </w:t>
+            </w:r>
+            <w:r>
+              <w:rPr>
+                <w:rFonts w:ascii="Courier New" w:cs="Courier New" w:eastAsia="Courier New" w:hAnsi="Courier New"/>
+                <w:b w:val="false"/>
+                <w:bCs w:val="false"/>
+                <w:color w:val="1F2937"/>
+                <w:sz w:val="16"/>
+                <w:szCs w:val="16"/>
+                <w:shd w:fill="F1F3F5" w:color="auto" w:val="clear"/>
+                <w:rtl/>
+              </w:rPr>
+              <w:t xml:space="preserve">‎pty.TaxIdentity‎</w:t>
+            </w:r>
+            <w:r>
+              <w:rPr>
+                <w:rFonts w:ascii="Arial" w:cs="Arial" w:eastAsia="Arial" w:hAnsi="Arial"/>
+                <w:b w:val="false"/>
+                <w:bCs w:val="false"/>
+                <w:sz w:val="18"/>
+                <w:szCs w:val="18"/>
+                <w:rtl/>
+              </w:rPr>
+              <w:t xml:space="preserve"> (DQ-F02-8)؛ DR-30 الأزواج الشرعية المسموحة</w:t>
+            </w:r>
+          </w:p>
+        </w:tc>
+      </w:tr>
+      <w:tr>
+        <w:trPr>
+          <w:cantSplit/>
+        </w:trPr>
+        <w:tc>
+          <w:tcPr>
+            <w:tcW w:type="dxa" w:w="1578"/>
+            <w:tcBorders>
+              <w:top w:val="single" w:color="BFC9D6" w:sz="4"/>
+              <w:left w:val="single" w:color="BFC9D6" w:sz="4"/>
+              <w:bottom w:val="single" w:color="BFC9D6" w:sz="4"/>
+              <w:right w:val="single" w:color="BFC9D6" w:sz="4"/>
+            </w:tcBorders>
+            <w:shd w:fill="F5F8FC" w:color="auto" w:val="clear"/>
+            <w:tcMar>
+              <w:top w:type="dxa" w:w="50"/>
+              <w:left w:type="dxa" w:w="90"/>
+              <w:bottom w:type="dxa" w:w="50"/>
+              <w:right w:type="dxa" w:w="90"/>
+            </w:tcMar>
+            <w:vAlign w:val="top"/>
+          </w:tcPr>
+          <w:p>
+            <w:pPr>
+              <w:keepNext w:val="false"/>
+              <w:bidi/>
+              <w:spacing w:after="30" w:before="30" w:line="264"/>
+            </w:pPr>
+            <w:r>
+              <w:rPr>
+                <w:rFonts w:ascii="Arial" w:cs="Arial" w:eastAsia="Arial" w:hAnsi="Arial"/>
+                <w:b w:val="false"/>
+                <w:bCs w:val="false"/>
+                <w:sz w:val="18"/>
+                <w:szCs w:val="18"/>
+                <w:rtl/>
+              </w:rPr>
+              <w:t xml:space="preserve">S1-ب</w:t>
+            </w:r>
+          </w:p>
+        </w:tc>
+        <w:tc>
+          <w:tcPr>
+            <w:tcW w:type="dxa" w:w="8286"/>
+            <w:tcBorders>
+              <w:top w:val="single" w:color="BFC9D6" w:sz="4"/>
+              <w:left w:val="single" w:color="BFC9D6" w:sz="4"/>
+              <w:bottom w:val="single" w:color="BFC9D6" w:sz="4"/>
+              <w:right w:val="single" w:color="BFC9D6" w:sz="4"/>
+            </w:tcBorders>
+            <w:shd w:fill="F5F8FC" w:color="auto" w:val="clear"/>
+            <w:tcMar>
+              <w:top w:type="dxa" w:w="50"/>
+              <w:left w:type="dxa" w:w="90"/>
+              <w:bottom w:type="dxa" w:w="50"/>
+              <w:right w:type="dxa" w:w="90"/>
+            </w:tcMar>
+            <w:vAlign w:val="top"/>
+          </w:tcPr>
+          <w:p>
+            <w:pPr>
+              <w:keepNext w:val="false"/>
+              <w:bidi/>
+              <w:spacing w:after="30" w:before="30" w:line="264"/>
+            </w:pPr>
+            <w:r>
+              <w:rPr>
+                <w:rFonts w:ascii="Arial" w:cs="Arial" w:eastAsia="Arial" w:hAnsi="Arial"/>
+                <w:b w:val="false"/>
+                <w:bCs w:val="false"/>
+                <w:sz w:val="18"/>
+                <w:szCs w:val="18"/>
+                <w:rtl/>
+              </w:rPr>
+              <w:t xml:space="preserve">DR-22 الملكية غير المباشرة لكل مسار بوسيط مسمّى</w:t>
+            </w:r>
+          </w:p>
+        </w:tc>
+      </w:tr>
+      <w:tr>
+        <w:trPr>
+          <w:cantSplit/>
+        </w:trPr>
+        <w:tc>
+          <w:tcPr>
+            <w:tcW w:type="dxa" w:w="1578"/>
+            <w:tcBorders>
+              <w:top w:val="single" w:color="BFC9D6" w:sz="4"/>
+              <w:left w:val="single" w:color="BFC9D6" w:sz="4"/>
+              <w:bottom w:val="single" w:color="BFC9D6" w:sz="4"/>
+              <w:right w:val="single" w:color="BFC9D6" w:sz="4"/>
+            </w:tcBorders>
+            <w:tcMar>
+              <w:top w:type="dxa" w:w="50"/>
+              <w:left w:type="dxa" w:w="90"/>
+              <w:bottom w:type="dxa" w:w="50"/>
+              <w:right w:type="dxa" w:w="90"/>
+            </w:tcMar>
+            <w:vAlign w:val="top"/>
+          </w:tcPr>
+          <w:p>
+            <w:pPr>
+              <w:keepNext w:val="false"/>
+              <w:bidi/>
+              <w:spacing w:after="30" w:before="30" w:line="264"/>
+            </w:pPr>
+            <w:r>
+              <w:rPr>
+                <w:rFonts w:ascii="Arial" w:cs="Arial" w:eastAsia="Arial" w:hAnsi="Arial"/>
+                <w:b w:val="false"/>
+                <w:bCs w:val="false"/>
+                <w:sz w:val="18"/>
+                <w:szCs w:val="18"/>
+                <w:rtl/>
+              </w:rPr>
+              <w:t xml:space="preserve">S2</w:t>
+            </w:r>
+          </w:p>
+        </w:tc>
+        <w:tc>
+          <w:tcPr>
+            <w:tcW w:type="dxa" w:w="8286"/>
+            <w:tcBorders>
+              <w:top w:val="single" w:color="BFC9D6" w:sz="4"/>
+              <w:left w:val="single" w:color="BFC9D6" w:sz="4"/>
+              <w:bottom w:val="single" w:color="BFC9D6" w:sz="4"/>
+              <w:right w:val="single" w:color="BFC9D6" w:sz="4"/>
+            </w:tcBorders>
+            <w:tcMar>
+              <w:top w:type="dxa" w:w="50"/>
+              <w:left w:type="dxa" w:w="90"/>
+              <w:bottom w:type="dxa" w:w="50"/>
+              <w:right w:type="dxa" w:w="90"/>
+            </w:tcMar>
+            <w:vAlign w:val="top"/>
+          </w:tcPr>
+          <w:p>
+            <w:pPr>
+              <w:keepNext w:val="false"/>
+              <w:bidi/>
+              <w:spacing w:after="30" w:before="30" w:line="264"/>
+            </w:pPr>
+            <w:r>
+              <w:rPr>
+                <w:rFonts w:ascii="Arial" w:cs="Arial" w:eastAsia="Arial" w:hAnsi="Arial"/>
+                <w:b w:val="false"/>
+                <w:bCs w:val="false"/>
+                <w:sz w:val="18"/>
+                <w:szCs w:val="18"/>
+                <w:rtl/>
+              </w:rPr>
+              <w:t xml:space="preserve">DR-27 وجود هدف التعارض وتسهيله؛ DR-28 سلامة المراجعات والهوية الثابتة للحد (DQ-F13-4)؛ DR-31 حجب IBAN والحساب عند الإدخال (DQ-S06-7)؛ DR-36 نسخ الضمان (SUPERSEDED وDISCARDED ومستند الإفراج)؛ DR-38 قاعدتا الوحدة والأساس في خدمة التقييم</w:t>
+            </w:r>
+          </w:p>
+        </w:tc>
+      </w:tr>
+      <w:tr>
+        <w:trPr>
+          <w:cantSplit/>
+        </w:trPr>
+        <w:tc>
+          <w:tcPr>
+            <w:tcW w:type="dxa" w:w="1578"/>
+            <w:tcBorders>
+              <w:top w:val="single" w:color="BFC9D6" w:sz="4"/>
+              <w:left w:val="single" w:color="BFC9D6" w:sz="4"/>
+              <w:bottom w:val="single" w:color="BFC9D6" w:sz="4"/>
+              <w:right w:val="single" w:color="BFC9D6" w:sz="4"/>
+            </w:tcBorders>
+            <w:shd w:fill="F5F8FC" w:color="auto" w:val="clear"/>
+            <w:tcMar>
+              <w:top w:type="dxa" w:w="50"/>
+              <w:left w:type="dxa" w:w="90"/>
+              <w:bottom w:type="dxa" w:w="50"/>
+              <w:right w:type="dxa" w:w="90"/>
+            </w:tcMar>
+            <w:vAlign w:val="top"/>
+          </w:tcPr>
+          <w:p>
+            <w:pPr>
+              <w:keepNext w:val="false"/>
+              <w:bidi/>
+              <w:spacing w:after="30" w:before="30" w:line="264"/>
+            </w:pPr>
+            <w:r>
+              <w:rPr>
+                <w:rFonts w:ascii="Arial" w:cs="Arial" w:eastAsia="Arial" w:hAnsi="Arial"/>
+                <w:b w:val="false"/>
+                <w:bCs w:val="false"/>
+                <w:sz w:val="18"/>
+                <w:szCs w:val="18"/>
+                <w:rtl/>
+              </w:rPr>
+              <w:t xml:space="preserve">S2-ب</w:t>
+            </w:r>
+          </w:p>
+        </w:tc>
+        <w:tc>
+          <w:tcPr>
+            <w:tcW w:type="dxa" w:w="8286"/>
+            <w:tcBorders>
+              <w:top w:val="single" w:color="BFC9D6" w:sz="4"/>
+              <w:left w:val="single" w:color="BFC9D6" w:sz="4"/>
+              <w:bottom w:val="single" w:color="BFC9D6" w:sz="4"/>
+              <w:right w:val="single" w:color="BFC9D6" w:sz="4"/>
+            </w:tcBorders>
+            <w:shd w:fill="F5F8FC" w:color="auto" w:val="clear"/>
+            <w:tcMar>
+              <w:top w:type="dxa" w:w="50"/>
+              <w:left w:type="dxa" w:w="90"/>
+              <w:bottom w:type="dxa" w:w="50"/>
+              <w:right w:type="dxa" w:w="90"/>
+            </w:tcMar>
+            <w:vAlign w:val="top"/>
+          </w:tcPr>
+          <w:p>
+            <w:pPr>
+              <w:keepNext w:val="false"/>
+              <w:bidi/>
+              <w:spacing w:after="30" w:before="30" w:line="264"/>
+            </w:pPr>
+            <w:r>
+              <w:rPr>
+                <w:rFonts w:ascii="Arial" w:cs="Arial" w:eastAsia="Arial" w:hAnsi="Arial"/>
+                <w:b w:val="false"/>
+                <w:bCs w:val="false"/>
+                <w:sz w:val="18"/>
+                <w:szCs w:val="18"/>
+                <w:rtl/>
+              </w:rPr>
+              <w:t xml:space="preserve">DR-39 تجميد نتيجة الاختبار بعد التقييم</w:t>
+            </w:r>
+          </w:p>
+        </w:tc>
+      </w:tr>
+      <w:tr>
+        <w:trPr>
+          <w:cantSplit/>
+        </w:trPr>
+        <w:tc>
+          <w:tcPr>
+            <w:tcW w:type="dxa" w:w="1578"/>
+            <w:tcBorders>
+              <w:top w:val="single" w:color="BFC9D6" w:sz="4"/>
+              <w:left w:val="single" w:color="BFC9D6" w:sz="4"/>
+              <w:bottom w:val="single" w:color="BFC9D6" w:sz="4"/>
+              <w:right w:val="single" w:color="BFC9D6" w:sz="4"/>
+            </w:tcBorders>
+            <w:tcMar>
+              <w:top w:type="dxa" w:w="50"/>
+              <w:left w:type="dxa" w:w="90"/>
+              <w:bottom w:type="dxa" w:w="50"/>
+              <w:right w:type="dxa" w:w="90"/>
+            </w:tcMar>
+            <w:vAlign w:val="top"/>
+          </w:tcPr>
+          <w:p>
+            <w:pPr>
+              <w:keepNext w:val="false"/>
+              <w:bidi/>
+              <w:spacing w:after="30" w:before="30" w:line="264"/>
+            </w:pPr>
+            <w:r>
+              <w:rPr>
+                <w:rFonts w:ascii="Arial" w:cs="Arial" w:eastAsia="Arial" w:hAnsi="Arial"/>
+                <w:b w:val="false"/>
+                <w:bCs w:val="false"/>
+                <w:sz w:val="18"/>
+                <w:szCs w:val="18"/>
+                <w:rtl/>
+              </w:rPr>
+              <w:t xml:space="preserve">S3</w:t>
+            </w:r>
+          </w:p>
+        </w:tc>
+        <w:tc>
+          <w:tcPr>
+            <w:tcW w:type="dxa" w:w="8286"/>
+            <w:tcBorders>
+              <w:top w:val="single" w:color="BFC9D6" w:sz="4"/>
+              <w:left w:val="single" w:color="BFC9D6" w:sz="4"/>
+              <w:bottom w:val="single" w:color="BFC9D6" w:sz="4"/>
+              <w:right w:val="single" w:color="BFC9D6" w:sz="4"/>
+            </w:tcBorders>
+            <w:tcMar>
+              <w:top w:type="dxa" w:w="50"/>
+              <w:left w:type="dxa" w:w="90"/>
+              <w:bottom w:type="dxa" w:w="50"/>
+              <w:right w:type="dxa" w:w="90"/>
+            </w:tcMar>
+            <w:vAlign w:val="top"/>
+          </w:tcPr>
+          <w:p>
+            <w:pPr>
+              <w:keepNext w:val="false"/>
+              <w:bidi/>
+              <w:spacing w:after="30" w:before="30" w:line="264"/>
+            </w:pPr>
+            <w:r>
+              <w:rPr>
+                <w:rFonts w:ascii="Arial" w:cs="Arial" w:eastAsia="Arial" w:hAnsi="Arial"/>
+                <w:b w:val="false"/>
+                <w:bCs w:val="false"/>
+                <w:sz w:val="18"/>
+                <w:szCs w:val="18"/>
+                <w:rtl/>
+              </w:rPr>
+              <w:t xml:space="preserve">DR-41 قوادح الشروط والقوالب المنشورة؛ DR-44 ربط نسخ الطلب ومطابقتها؛ DR-46 خدمة المقارنة بلا نسخ؛ DR-49 حذف مفاتيح الحقول والقالب الافتراضي</w:t>
+            </w:r>
+          </w:p>
+        </w:tc>
+      </w:tr>
+      <w:tr>
+        <w:trPr>
+          <w:cantSplit/>
+        </w:trPr>
+        <w:tc>
+          <w:tcPr>
+            <w:tcW w:type="dxa" w:w="1578"/>
+            <w:tcBorders>
+              <w:top w:val="single" w:color="BFC9D6" w:sz="4"/>
+              <w:left w:val="single" w:color="BFC9D6" w:sz="4"/>
+              <w:bottom w:val="single" w:color="BFC9D6" w:sz="4"/>
+              <w:right w:val="single" w:color="BFC9D6" w:sz="4"/>
+            </w:tcBorders>
+            <w:shd w:fill="F5F8FC" w:color="auto" w:val="clear"/>
+            <w:tcMar>
+              <w:top w:type="dxa" w:w="50"/>
+              <w:left w:type="dxa" w:w="90"/>
+              <w:bottom w:type="dxa" w:w="50"/>
+              <w:right w:type="dxa" w:w="90"/>
+            </w:tcMar>
+            <w:vAlign w:val="top"/>
+          </w:tcPr>
+          <w:p>
+            <w:pPr>
+              <w:keepNext w:val="false"/>
+              <w:bidi/>
+              <w:spacing w:after="30" w:before="30" w:line="264"/>
+            </w:pPr>
+            <w:r>
+              <w:rPr>
+                <w:rFonts w:ascii="Arial" w:cs="Arial" w:eastAsia="Arial" w:hAnsi="Arial"/>
+                <w:b w:val="false"/>
+                <w:bCs w:val="false"/>
+                <w:sz w:val="18"/>
+                <w:szCs w:val="18"/>
+                <w:rtl/>
+              </w:rPr>
+              <w:t xml:space="preserve">S4</w:t>
+            </w:r>
+          </w:p>
+        </w:tc>
+        <w:tc>
+          <w:tcPr>
+            <w:tcW w:type="dxa" w:w="8286"/>
+            <w:tcBorders>
+              <w:top w:val="single" w:color="BFC9D6" w:sz="4"/>
+              <w:left w:val="single" w:color="BFC9D6" w:sz="4"/>
+              <w:bottom w:val="single" w:color="BFC9D6" w:sz="4"/>
+              <w:right w:val="single" w:color="BFC9D6" w:sz="4"/>
+            </w:tcBorders>
+            <w:shd w:fill="F5F8FC" w:color="auto" w:val="clear"/>
+            <w:tcMar>
+              <w:top w:type="dxa" w:w="50"/>
+              <w:left w:type="dxa" w:w="90"/>
+              <w:bottom w:type="dxa" w:w="50"/>
+              <w:right w:type="dxa" w:w="90"/>
+            </w:tcMar>
+            <w:vAlign w:val="top"/>
+          </w:tcPr>
+          <w:p>
+            <w:pPr>
+              <w:keepNext w:val="false"/>
+              <w:bidi/>
+              <w:spacing w:after="30" w:before="30" w:line="264"/>
+            </w:pPr>
+            <w:r>
+              <w:rPr>
+                <w:rFonts w:ascii="Arial" w:cs="Arial" w:eastAsia="Arial" w:hAnsi="Arial"/>
+                <w:b w:val="false"/>
+                <w:bCs w:val="false"/>
+                <w:sz w:val="18"/>
+                <w:szCs w:val="18"/>
+                <w:rtl/>
+              </w:rPr>
+              <w:t xml:space="preserve">DR-41 مطابقة مجاميع البروفورما مع سطورها</w:t>
+            </w:r>
+          </w:p>
+        </w:tc>
+      </w:tr>
+    </w:tbl>
+    <w:p>
+      <w:pPr>
+        <w:bidi/>
+        <w:spacing w:after="120" w:before="0"/>
+      </w:pPr>
+    </w:p>
+    <w:p>
+      <w:pPr>
+        <w:bidi/>
+        <w:spacing w:after="110" w:before="0" w:line="312"/>
+      </w:pPr>
+      <w:r>
+        <w:rPr>
+          <w:rFonts w:ascii="Arial" w:cs="Arial" w:eastAsia="Arial" w:hAnsi="Arial"/>
+          <w:b w:val="false"/>
+          <w:bCs w:val="false"/>
+          <w:sz w:val="21"/>
+          <w:szCs w:val="21"/>
+          <w:rtl/>
+        </w:rPr>
+        <w:t xml:space="preserve">وحالة كل نتيجة في </w:t>
       </w:r>
       <w:r>
         <w:rPr>
@@ -18524,7 +19705,7 @@
           <w:szCs w:val="21"/>
           <w:rtl/>
         </w:rPr>
-        <w:t xml:space="preserve"> إلى «معتمدة» أو «مطبَّقة» أو «مرفوضة» بسببها.</w:t>
+        <w:t xml:space="preserve">: «مطبَّقة» أو «مطبَّقة جزئيًا» أو «معتمدة قبل شريحتها» أو «محلولة»، مع ما طُبّق منها.</w:t>
       </w:r>
     </w:p>
     <w:p>

--- a/treasury-platform/docs/32-REVIEW-FINDINGS-DECISIONS.docx
+++ b/treasury-platform/docs/32-REVIEW-FINDINGS-DECISIONS.docx
@@ -611,7 +611,7 @@
                 <w:szCs w:val="18"/>
                 <w:rtl/>
               </w:rPr>
-              <w:t xml:space="preserve"> الدفعة (أ) منفّذة وتمر في CI، والدفعة (ب) شروط دخول لشرائحها</w:t>
+              <w:t xml:space="preserve"> الدفعة (أ) منفّذة وتمر في CI، وبنود ما قبل S1 من الدفعة (ب) منفّذة أيضًا، والباقي شروط دخول لشرائحه</w:t>
             </w:r>
           </w:p>
         </w:tc>
@@ -19209,14 +19209,45 @@
             </w:pPr>
             <w:r>
               <w:rPr>
-                <w:rFonts w:ascii="Arial" w:cs="Arial" w:eastAsia="Arial" w:hAnsi="Arial"/>
-                <w:b w:val="false"/>
-                <w:bCs w:val="false"/>
-                <w:sz w:val="18"/>
-                <w:szCs w:val="18"/>
-                <w:rtl/>
-              </w:rPr>
-              <w:t xml:space="preserve">DR-16 جدول وصل لأدوار مستلمي التنبيه؛ DR-25 حذف </w:t>
+                <w:rFonts w:ascii="Segoe UI Emoji" w:cs="Segoe UI Emoji" w:eastAsia="Segoe UI Emoji" w:hAnsi="Segoe UI Emoji"/>
+                <w:sz w:val="18"/>
+                <w:szCs w:val="18"/>
+                <w:rtl/>
+              </w:rPr>
+              <w:t xml:space="preserve">✅</w:t>
+            </w:r>
+            <w:r>
+              <w:rPr>
+                <w:rFonts w:ascii="Arial" w:cs="Arial" w:eastAsia="Arial" w:hAnsi="Arial"/>
+                <w:b w:val="false"/>
+                <w:bCs w:val="false"/>
+                <w:sz w:val="18"/>
+                <w:szCs w:val="18"/>
+                <w:rtl/>
+              </w:rPr>
+              <w:t xml:space="preserve"> </w:t>
+            </w:r>
+            <w:r>
+              <w:rPr>
+                <w:rFonts w:ascii="Arial" w:cs="Arial" w:eastAsia="Arial" w:hAnsi="Arial"/>
+                <w:b/>
+                <w:bCs/>
+                <w:sz w:val="18"/>
+                <w:szCs w:val="18"/>
+                <w:rtl/>
+              </w:rPr>
+              <w:t xml:space="preserve">منفّذة 2026-10-13</w:t>
+            </w:r>
+            <w:r>
+              <w:rPr>
+                <w:rFonts w:ascii="Arial" w:cs="Arial" w:eastAsia="Arial" w:hAnsi="Arial"/>
+                <w:b w:val="false"/>
+                <w:bCs w:val="false"/>
+                <w:sz w:val="18"/>
+                <w:szCs w:val="18"/>
+                <w:rtl/>
+              </w:rPr>
+              <w:t xml:space="preserve"> (الاختبارات RF19 إلى RF21): DR-16 جدول وصل لأدوار مستلمي التنبيه؛ DR-25 حذف </w:t>
             </w:r>
             <w:r>
               <w:rPr>

--- a/treasury-platform/docs/32-REVIEW-FINDINGS-DECISIONS.docx
+++ b/treasury-platform/docs/32-REVIEW-FINDINGS-DECISIONS.docx
@@ -19042,7 +19042,51 @@
           <w:szCs w:val="21"/>
           <w:rtl/>
         </w:rPr>
-        <w:t xml:space="preserve"> (ADR 0011):</w:t>
+        <w:t xml:space="preserve"> (ADR 0011؛ </w:t>
+      </w:r>
+      <w:r>
+        <w:rPr>
+          <w:rFonts w:ascii="Segoe UI Emoji" w:cs="Segoe UI Emoji" w:eastAsia="Segoe UI Emoji" w:hAnsi="Segoe UI Emoji"/>
+          <w:sz w:val="21"/>
+          <w:szCs w:val="21"/>
+          <w:rtl/>
+        </w:rPr>
+        <w:t xml:space="preserve">✅</w:t>
+      </w:r>
+      <w:r>
+        <w:rPr>
+          <w:rFonts w:ascii="Arial" w:cs="Arial" w:eastAsia="Arial" w:hAnsi="Arial"/>
+          <w:b w:val="false"/>
+          <w:bCs w:val="false"/>
+          <w:sz w:val="21"/>
+          <w:szCs w:val="21"/>
+          <w:rtl/>
+        </w:rPr>
+        <w:t xml:space="preserve"> منفّذة كلها 2026-10-13 في </w:t>
+      </w:r>
+      <w:r>
+        <w:rPr>
+          <w:rFonts w:ascii="Courier New" w:cs="Courier New" w:eastAsia="Courier New" w:hAnsi="Courier New"/>
+          <w:b w:val="false"/>
+          <w:bCs w:val="false"/>
+          <w:color w:val="1F2937"/>
+          <w:sz w:val="18"/>
+          <w:szCs w:val="18"/>
+          <w:shd w:fill="F1F3F5" w:color="auto" w:val="clear"/>
+          <w:rtl/>
+        </w:rPr>
+        <w:t xml:space="preserve">‎db/static/044_entry_guards.sql‎</w:t>
+      </w:r>
+      <w:r>
+        <w:rPr>
+          <w:rFonts w:ascii="Arial" w:cs="Arial" w:eastAsia="Arial" w:hAnsi="Arial"/>
+          <w:b w:val="false"/>
+          <w:bCs w:val="false"/>
+          <w:sz w:val="21"/>
+          <w:szCs w:val="21"/>
+          <w:rtl/>
+        </w:rPr>
+        <w:t xml:space="preserve"> والنموذج):</w:t>
       </w:r>
     </w:p>
     <w:tbl>
@@ -19367,14 +19411,45 @@
             </w:pPr>
             <w:r>
               <w:rPr>
-                <w:rFonts w:ascii="Arial" w:cs="Arial" w:eastAsia="Arial" w:hAnsi="Arial"/>
-                <w:b w:val="false"/>
-                <w:bCs w:val="false"/>
-                <w:sz w:val="18"/>
-                <w:szCs w:val="18"/>
-                <w:rtl/>
-              </w:rPr>
-              <w:t xml:space="preserve">DR-22 الملكية غير المباشرة لكل مسار بوسيط مسمّى</w:t>
+                <w:rFonts w:ascii="Segoe UI Emoji" w:cs="Segoe UI Emoji" w:eastAsia="Segoe UI Emoji" w:hAnsi="Segoe UI Emoji"/>
+                <w:sz w:val="18"/>
+                <w:szCs w:val="18"/>
+                <w:rtl/>
+              </w:rPr>
+              <w:t xml:space="preserve">✅</w:t>
+            </w:r>
+            <w:r>
+              <w:rPr>
+                <w:rFonts w:ascii="Arial" w:cs="Arial" w:eastAsia="Arial" w:hAnsi="Arial"/>
+                <w:b w:val="false"/>
+                <w:bCs w:val="false"/>
+                <w:sz w:val="18"/>
+                <w:szCs w:val="18"/>
+                <w:rtl/>
+              </w:rPr>
+              <w:t xml:space="preserve"> </w:t>
+            </w:r>
+            <w:r>
+              <w:rPr>
+                <w:rFonts w:ascii="Arial" w:cs="Arial" w:eastAsia="Arial" w:hAnsi="Arial"/>
+                <w:b/>
+                <w:bCs/>
+                <w:sz w:val="18"/>
+                <w:szCs w:val="18"/>
+                <w:rtl/>
+              </w:rPr>
+              <w:t xml:space="preserve">منفّذة 2026-10-13</w:t>
+            </w:r>
+            <w:r>
+              <w:rPr>
+                <w:rFonts w:ascii="Arial" w:cs="Arial" w:eastAsia="Arial" w:hAnsi="Arial"/>
+                <w:b w:val="false"/>
+                <w:bCs w:val="false"/>
+                <w:sz w:val="18"/>
+                <w:szCs w:val="18"/>
+                <w:rtl/>
+              </w:rPr>
+              <w:t xml:space="preserve"> (RF22): DR-22 الملكية غير المباشرة لكل مسار بوسيط مسمّى، والوسيط ليس شركة من شركات المشترك (50047)</w:t>
             </w:r>
           </w:p>
         </w:tc>
@@ -19444,14 +19519,69 @@
             </w:pPr>
             <w:r>
               <w:rPr>
-                <w:rFonts w:ascii="Arial" w:cs="Arial" w:eastAsia="Arial" w:hAnsi="Arial"/>
-                <w:b w:val="false"/>
-                <w:bCs w:val="false"/>
-                <w:sz w:val="18"/>
-                <w:szCs w:val="18"/>
-                <w:rtl/>
-              </w:rPr>
-              <w:t xml:space="preserve">DR-27 وجود هدف التعارض وتسهيله؛ DR-28 سلامة المراجعات والهوية الثابتة للحد (DQ-F13-4)؛ DR-31 حجب IBAN والحساب عند الإدخال (DQ-S06-7)؛ DR-36 نسخ الضمان (SUPERSEDED وDISCARDED ومستند الإفراج)؛ DR-38 قاعدتا الوحدة والأساس في خدمة التقييم</w:t>
+                <w:rFonts w:ascii="Segoe UI Emoji" w:cs="Segoe UI Emoji" w:eastAsia="Segoe UI Emoji" w:hAnsi="Segoe UI Emoji"/>
+                <w:sz w:val="18"/>
+                <w:szCs w:val="18"/>
+                <w:rtl/>
+              </w:rPr>
+              <w:t xml:space="preserve">✅</w:t>
+            </w:r>
+            <w:r>
+              <w:rPr>
+                <w:rFonts w:ascii="Arial" w:cs="Arial" w:eastAsia="Arial" w:hAnsi="Arial"/>
+                <w:b w:val="false"/>
+                <w:bCs w:val="false"/>
+                <w:sz w:val="18"/>
+                <w:szCs w:val="18"/>
+                <w:rtl/>
+              </w:rPr>
+              <w:t xml:space="preserve"> </w:t>
+            </w:r>
+            <w:r>
+              <w:rPr>
+                <w:rFonts w:ascii="Arial" w:cs="Arial" w:eastAsia="Arial" w:hAnsi="Arial"/>
+                <w:b/>
+                <w:bCs/>
+                <w:sz w:val="18"/>
+                <w:szCs w:val="18"/>
+                <w:rtl/>
+              </w:rPr>
+              <w:t xml:space="preserve">منفّذة 2026-10-13</w:t>
+            </w:r>
+            <w:r>
+              <w:rPr>
+                <w:rFonts w:ascii="Arial" w:cs="Arial" w:eastAsia="Arial" w:hAnsi="Arial"/>
+                <w:b w:val="false"/>
+                <w:bCs w:val="false"/>
+                <w:sz w:val="18"/>
+                <w:szCs w:val="18"/>
+                <w:rtl/>
+              </w:rPr>
+              <w:t xml:space="preserve"> (RF23 إلى RF27): DR-27 وجود هدف التعارض وتسهيله (50048)؛ DR-28 سلامة المراجعات والهوية الثابتة </w:t>
+            </w:r>
+            <w:r>
+              <w:rPr>
+                <w:rFonts w:ascii="Courier New" w:cs="Courier New" w:eastAsia="Courier New" w:hAnsi="Courier New"/>
+                <w:b w:val="false"/>
+                <w:bCs w:val="false"/>
+                <w:color w:val="1F2937"/>
+                <w:sz w:val="16"/>
+                <w:szCs w:val="16"/>
+                <w:shd w:fill="F1F3F5" w:color="auto" w:val="clear"/>
+                <w:rtl/>
+              </w:rPr>
+              <w:t xml:space="preserve">‎RootId‎</w:t>
+            </w:r>
+            <w:r>
+              <w:rPr>
+                <w:rFonts w:ascii="Arial" w:cs="Arial" w:eastAsia="Arial" w:hAnsi="Arial"/>
+                <w:b w:val="false"/>
+                <w:bCs w:val="false"/>
+                <w:sz w:val="18"/>
+                <w:szCs w:val="18"/>
+                <w:rtl/>
+              </w:rPr>
+              <w:t xml:space="preserve"> لكل جدول مراجَع، ومنه الحد (DQ-F13-4؛ 50049، 50050)؛ DR-31 قيد يمنع IBAN والحساب غير المقنَّعين في نص الاتفاقيات (DQ-S06-7)؛ DR-36 نسخ الضمان (SUPERSEDED وDISCARDED ومستند الإفراج، وربط بالجذر؛ 50052)؛ DR-38 وحدة الحد من الصيغة ونوع القياس، والأساس للصيغة على القوائم</w:t>
             </w:r>
           </w:p>
         </w:tc>
@@ -19523,14 +19653,45 @@
             </w:pPr>
             <w:r>
               <w:rPr>
-                <w:rFonts w:ascii="Arial" w:cs="Arial" w:eastAsia="Arial" w:hAnsi="Arial"/>
-                <w:b w:val="false"/>
-                <w:bCs w:val="false"/>
-                <w:sz w:val="18"/>
-                <w:szCs w:val="18"/>
-                <w:rtl/>
-              </w:rPr>
-              <w:t xml:space="preserve">DR-39 تجميد نتيجة الاختبار بعد التقييم</w:t>
+                <w:rFonts w:ascii="Segoe UI Emoji" w:cs="Segoe UI Emoji" w:eastAsia="Segoe UI Emoji" w:hAnsi="Segoe UI Emoji"/>
+                <w:sz w:val="18"/>
+                <w:szCs w:val="18"/>
+                <w:rtl/>
+              </w:rPr>
+              <w:t xml:space="preserve">✅</w:t>
+            </w:r>
+            <w:r>
+              <w:rPr>
+                <w:rFonts w:ascii="Arial" w:cs="Arial" w:eastAsia="Arial" w:hAnsi="Arial"/>
+                <w:b w:val="false"/>
+                <w:bCs w:val="false"/>
+                <w:sz w:val="18"/>
+                <w:szCs w:val="18"/>
+                <w:rtl/>
+              </w:rPr>
+              <w:t xml:space="preserve"> </w:t>
+            </w:r>
+            <w:r>
+              <w:rPr>
+                <w:rFonts w:ascii="Arial" w:cs="Arial" w:eastAsia="Arial" w:hAnsi="Arial"/>
+                <w:b/>
+                <w:bCs/>
+                <w:sz w:val="18"/>
+                <w:szCs w:val="18"/>
+                <w:rtl/>
+              </w:rPr>
+              <w:t xml:space="preserve">منفّذة 2026-10-13</w:t>
+            </w:r>
+            <w:r>
+              <w:rPr>
+                <w:rFonts w:ascii="Arial" w:cs="Arial" w:eastAsia="Arial" w:hAnsi="Arial"/>
+                <w:b w:val="false"/>
+                <w:bCs w:val="false"/>
+                <w:sz w:val="18"/>
+                <w:szCs w:val="18"/>
+                <w:rtl/>
+              </w:rPr>
+              <w:t xml:space="preserve"> (RF28، RF29): DR-39 تجميد الاختبار المقيَّم إلا بمراجعته، ومرجع نسخة الصيغة، ولقطة كاملة (50053، 50054)؛ وبند الأجندة النهائي ثابت (50055)</w:t>
             </w:r>
           </w:p>
         </w:tc>
@@ -19600,14 +19761,69 @@
             </w:pPr>
             <w:r>
               <w:rPr>
-                <w:rFonts w:ascii="Arial" w:cs="Arial" w:eastAsia="Arial" w:hAnsi="Arial"/>
-                <w:b w:val="false"/>
-                <w:bCs w:val="false"/>
-                <w:sz w:val="18"/>
-                <w:szCs w:val="18"/>
-                <w:rtl/>
-              </w:rPr>
-              <w:t xml:space="preserve">DR-41 قوادح الشروط والقوالب المنشورة؛ DR-44 ربط نسخ الطلب ومطابقتها؛ DR-46 خدمة المقارنة بلا نسخ؛ DR-49 حذف مفاتيح الحقول والقالب الافتراضي</w:t>
+                <w:rFonts w:ascii="Segoe UI Emoji" w:cs="Segoe UI Emoji" w:eastAsia="Segoe UI Emoji" w:hAnsi="Segoe UI Emoji"/>
+                <w:sz w:val="18"/>
+                <w:szCs w:val="18"/>
+                <w:rtl/>
+              </w:rPr>
+              <w:t xml:space="preserve">✅</w:t>
+            </w:r>
+            <w:r>
+              <w:rPr>
+                <w:rFonts w:ascii="Arial" w:cs="Arial" w:eastAsia="Arial" w:hAnsi="Arial"/>
+                <w:b w:val="false"/>
+                <w:bCs w:val="false"/>
+                <w:sz w:val="18"/>
+                <w:szCs w:val="18"/>
+                <w:rtl/>
+              </w:rPr>
+              <w:t xml:space="preserve"> </w:t>
+            </w:r>
+            <w:r>
+              <w:rPr>
+                <w:rFonts w:ascii="Arial" w:cs="Arial" w:eastAsia="Arial" w:hAnsi="Arial"/>
+                <w:b/>
+                <w:bCs/>
+                <w:sz w:val="18"/>
+                <w:szCs w:val="18"/>
+                <w:rtl/>
+              </w:rPr>
+              <w:t xml:space="preserve">منفّذة 2026-10-13</w:t>
+            </w:r>
+            <w:r>
+              <w:rPr>
+                <w:rFonts w:ascii="Arial" w:cs="Arial" w:eastAsia="Arial" w:hAnsi="Arial"/>
+                <w:b w:val="false"/>
+                <w:bCs w:val="false"/>
+                <w:sz w:val="18"/>
+                <w:szCs w:val="18"/>
+                <w:rtl/>
+              </w:rPr>
+              <w:t xml:space="preserve"> (RF30 إلى RF33): DR-41 الشروط المقفلة ومستنداتها ورسومها، والقالب المنشور وأجزاؤه (50056، 50057)؛ DR-44 نسخ الطلب تكتبها القاعدة وحدها بمراجع مركّبة، والعرض </w:t>
+            </w:r>
+            <w:r>
+              <w:rPr>
+                <w:rFonts w:ascii="Courier New" w:cs="Courier New" w:eastAsia="Courier New" w:hAnsi="Courier New"/>
+                <w:b w:val="false"/>
+                <w:bCs w:val="false"/>
+                <w:color w:val="1F2937"/>
+                <w:sz w:val="16"/>
+                <w:szCs w:val="16"/>
+                <w:shd w:fill="F1F3F5" w:color="auto" w:val="clear"/>
+                <w:rtl/>
+              </w:rPr>
+              <w:t xml:space="preserve">‎wfl.RequestCopyDrift‎</w:t>
+            </w:r>
+            <w:r>
+              <w:rPr>
+                <w:rFonts w:ascii="Arial" w:cs="Arial" w:eastAsia="Arial" w:hAnsi="Arial"/>
+                <w:b w:val="false"/>
+                <w:bCs w:val="false"/>
+                <w:sz w:val="18"/>
+                <w:szCs w:val="18"/>
+                <w:rtl/>
+              </w:rPr>
+              <w:t xml:space="preserve"> لمهمة JOB-PLT-RECONCILE؛ DR-46 حساسية حقل الشروط، ولا نسخ لقيمة مقيّدة (50058)، والحكم من البصمة؛ DR-49 حذف مفاتيح الحقول والقالب الافتراضي، وقالب حالي واحد لكل نوع</w:t>
             </w:r>
           </w:p>
         </w:tc>
@@ -19679,14 +19895,45 @@
             </w:pPr>
             <w:r>
               <w:rPr>
-                <w:rFonts w:ascii="Arial" w:cs="Arial" w:eastAsia="Arial" w:hAnsi="Arial"/>
-                <w:b w:val="false"/>
-                <w:bCs w:val="false"/>
-                <w:sz w:val="18"/>
-                <w:szCs w:val="18"/>
-                <w:rtl/>
-              </w:rPr>
-              <w:t xml:space="preserve">DR-41 مطابقة مجاميع البروفورما مع سطورها</w:t>
+                <w:rFonts w:ascii="Segoe UI Emoji" w:cs="Segoe UI Emoji" w:eastAsia="Segoe UI Emoji" w:hAnsi="Segoe UI Emoji"/>
+                <w:sz w:val="18"/>
+                <w:szCs w:val="18"/>
+                <w:rtl/>
+              </w:rPr>
+              <w:t xml:space="preserve">✅</w:t>
+            </w:r>
+            <w:r>
+              <w:rPr>
+                <w:rFonts w:ascii="Arial" w:cs="Arial" w:eastAsia="Arial" w:hAnsi="Arial"/>
+                <w:b w:val="false"/>
+                <w:bCs w:val="false"/>
+                <w:sz w:val="18"/>
+                <w:szCs w:val="18"/>
+                <w:rtl/>
+              </w:rPr>
+              <w:t xml:space="preserve"> </w:t>
+            </w:r>
+            <w:r>
+              <w:rPr>
+                <w:rFonts w:ascii="Arial" w:cs="Arial" w:eastAsia="Arial" w:hAnsi="Arial"/>
+                <w:b/>
+                <w:bCs/>
+                <w:sz w:val="18"/>
+                <w:szCs w:val="18"/>
+                <w:rtl/>
+              </w:rPr>
+              <w:t xml:space="preserve">منفّذة 2026-10-13</w:t>
+            </w:r>
+            <w:r>
+              <w:rPr>
+                <w:rFonts w:ascii="Arial" w:cs="Arial" w:eastAsia="Arial" w:hAnsi="Arial"/>
+                <w:b w:val="false"/>
+                <w:bCs w:val="false"/>
+                <w:sz w:val="18"/>
+                <w:szCs w:val="18"/>
+                <w:rtl/>
+              </w:rPr>
+              <w:t xml:space="preserve"> (RF34): DR-41 سطور البروفورما مرة واحدة ومجاميعها تطابقها (BR-LCE-001؛ 50059)</w:t>
             </w:r>
           </w:p>
         </w:tc>

--- a/treasury-platform/docs/32-REVIEW-FINDINGS-DECISIONS.docx
+++ b/treasury-platform/docs/32-REVIEW-FINDINGS-DECISIONS.docx
@@ -1038,7 +1038,7 @@
         <w:spacing w:after="50" w:before="0"/>
         <w:ind w:left="0"/>
       </w:pPr>
-      <w:hyperlink w:history="1" w:anchor="_sec9">
+      <w:hyperlink w:history="1" w:anchor="_sec10">
         <w:r>
           <w:rPr>
             <w:rFonts w:ascii="Arial" w:cs="Arial" w:eastAsia="Arial" w:hAnsi="Arial"/>
@@ -1059,7 +1059,7 @@
         <w:spacing w:after="50" w:before="0"/>
         <w:ind w:left="0"/>
       </w:pPr>
-      <w:hyperlink w:history="1" w:anchor="_sec14">
+      <w:hyperlink w:history="1" w:anchor="_sec15">
         <w:r>
           <w:rPr>
             <w:rFonts w:ascii="Arial" w:cs="Arial" w:eastAsia="Arial" w:hAnsi="Arial"/>
@@ -1080,7 +1080,7 @@
         <w:spacing w:after="50" w:before="0"/>
         <w:ind w:left="0"/>
       </w:pPr>
-      <w:hyperlink w:history="1" w:anchor="_sec15">
+      <w:hyperlink w:history="1" w:anchor="_sec16">
         <w:r>
           <w:rPr>
             <w:rFonts w:ascii="Arial" w:cs="Arial" w:eastAsia="Arial" w:hAnsi="Arial"/>
@@ -8106,10 +8106,963 @@
     </w:p>
     <w:p>
       <w:pPr>
+        <w:pStyle w:val="Heading2"/>
+        <w:bidi/>
+      </w:pPr>
+      <w:bookmarkStart w:name="_sec9" w:id="9"/>
+      <w:r>
+        <w:rPr>
+          <w:rFonts w:ascii="Arial" w:cs="Arial" w:eastAsia="Arial" w:hAnsi="Arial"/>
+          <w:b/>
+          <w:bCs/>
+          <w:color w:val="2B5C8A"/>
+          <w:sz w:val="26"/>
+          <w:szCs w:val="26"/>
+          <w:rtl/>
+        </w:rPr>
+        <w:t xml:space="preserve">3.3 القرارات الأربعة التي اتُّخذت أثناء تنفيذ الدفعة (ب) (</w:t>
+      </w:r>
+      <w:r>
+        <w:rPr>
+          <w:rFonts w:ascii="Segoe UI Emoji" w:cs="Segoe UI Emoji" w:eastAsia="Segoe UI Emoji" w:hAnsi="Segoe UI Emoji"/>
+          <w:sz w:val="26"/>
+          <w:szCs w:val="26"/>
+          <w:rtl/>
+        </w:rPr>
+        <w:t xml:space="preserve">✅</w:t>
+      </w:r>
+      <w:r>
+        <w:rPr>
+          <w:rFonts w:ascii="Arial" w:cs="Arial" w:eastAsia="Arial" w:hAnsi="Arial"/>
+          <w:b/>
+          <w:bCs/>
+          <w:color w:val="2B5C8A"/>
+          <w:sz w:val="26"/>
+          <w:szCs w:val="26"/>
+          <w:rtl/>
+        </w:rPr>
+        <w:t xml:space="preserve"> اعتمدها المالك كما هي 2026-10-14)</w:t>
+      </w:r>
+      <w:bookmarkEnd w:id="9"/>
+    </w:p>
+    <w:tbl>
+      <w:tblPr>
+        <w:bidiVisual/>
+        <w:tblW w:type="dxa" w:w="9864"/>
+        <w:tblBorders>
+          <w:top w:val="single" w:color="auto" w:sz="4"/>
+          <w:left w:val="single" w:color="auto" w:sz="4"/>
+          <w:bottom w:val="single" w:color="auto" w:sz="4"/>
+          <w:right w:val="single" w:color="auto" w:sz="4"/>
+          <w:insideH w:val="single" w:color="auto" w:sz="4"/>
+          <w:insideV w:val="single" w:color="auto" w:sz="4"/>
+        </w:tblBorders>
+      </w:tblPr>
+      <w:tblGrid>
+        <w:gridCol w:w="944"/>
+        <w:gridCol w:w="2727"/>
+        <w:gridCol w:w="5110"/>
+        <w:gridCol w:w="1083"/>
+      </w:tblGrid>
+      <w:tr>
+        <w:trPr>
+          <w:cantSplit/>
+          <w:tblHeader/>
+        </w:trPr>
+        <w:tc>
+          <w:tcPr>
+            <w:tcW w:type="dxa" w:w="944"/>
+            <w:tcBorders>
+              <w:top w:val="single" w:color="BFC9D6" w:sz="4"/>
+              <w:left w:val="single" w:color="BFC9D6" w:sz="4"/>
+              <w:bottom w:val="single" w:color="BFC9D6" w:sz="4"/>
+              <w:right w:val="single" w:color="BFC9D6" w:sz="4"/>
+            </w:tcBorders>
+            <w:shd w:fill="1F3A5F" w:color="auto" w:val="clear"/>
+            <w:tcMar>
+              <w:top w:type="dxa" w:w="50"/>
+              <w:left w:type="dxa" w:w="90"/>
+              <w:bottom w:type="dxa" w:w="50"/>
+              <w:right w:type="dxa" w:w="90"/>
+            </w:tcMar>
+            <w:vAlign w:val="center"/>
+          </w:tcPr>
+          <w:p>
+            <w:pPr>
+              <w:keepNext w:val="false"/>
+              <w:bidi/>
+              <w:spacing w:after="30" w:before="30" w:line="264"/>
+            </w:pPr>
+            <w:r>
+              <w:rPr>
+                <w:rFonts w:ascii="Arial" w:cs="Arial" w:eastAsia="Arial" w:hAnsi="Arial"/>
+                <w:b/>
+                <w:bCs/>
+                <w:color w:val="FFFFFF"/>
+                <w:sz w:val="18"/>
+                <w:szCs w:val="18"/>
+                <w:rtl/>
+              </w:rPr>
+              <w:t xml:space="preserve">#</w:t>
+            </w:r>
+          </w:p>
+        </w:tc>
+        <w:tc>
+          <w:tcPr>
+            <w:tcW w:type="dxa" w:w="2727"/>
+            <w:tcBorders>
+              <w:top w:val="single" w:color="BFC9D6" w:sz="4"/>
+              <w:left w:val="single" w:color="BFC9D6" w:sz="4"/>
+              <w:bottom w:val="single" w:color="BFC9D6" w:sz="4"/>
+              <w:right w:val="single" w:color="BFC9D6" w:sz="4"/>
+            </w:tcBorders>
+            <w:shd w:fill="1F3A5F" w:color="auto" w:val="clear"/>
+            <w:tcMar>
+              <w:top w:type="dxa" w:w="50"/>
+              <w:left w:type="dxa" w:w="90"/>
+              <w:bottom w:type="dxa" w:w="50"/>
+              <w:right w:type="dxa" w:w="90"/>
+            </w:tcMar>
+            <w:vAlign w:val="center"/>
+          </w:tcPr>
+          <w:p>
+            <w:pPr>
+              <w:keepNext w:val="false"/>
+              <w:bidi/>
+              <w:spacing w:after="30" w:before="30" w:line="264"/>
+            </w:pPr>
+            <w:r>
+              <w:rPr>
+                <w:rFonts w:ascii="Arial" w:cs="Arial" w:eastAsia="Arial" w:hAnsi="Arial"/>
+                <w:b/>
+                <w:bCs/>
+                <w:color w:val="FFFFFF"/>
+                <w:sz w:val="18"/>
+                <w:szCs w:val="18"/>
+                <w:rtl/>
+              </w:rPr>
+              <w:t xml:space="preserve">القرار</w:t>
+            </w:r>
+          </w:p>
+        </w:tc>
+        <w:tc>
+          <w:tcPr>
+            <w:tcW w:type="dxa" w:w="5110"/>
+            <w:tcBorders>
+              <w:top w:val="single" w:color="BFC9D6" w:sz="4"/>
+              <w:left w:val="single" w:color="BFC9D6" w:sz="4"/>
+              <w:bottom w:val="single" w:color="BFC9D6" w:sz="4"/>
+              <w:right w:val="single" w:color="BFC9D6" w:sz="4"/>
+            </w:tcBorders>
+            <w:shd w:fill="1F3A5F" w:color="auto" w:val="clear"/>
+            <w:tcMar>
+              <w:top w:type="dxa" w:w="50"/>
+              <w:left w:type="dxa" w:w="90"/>
+              <w:bottom w:type="dxa" w:w="50"/>
+              <w:right w:type="dxa" w:w="90"/>
+            </w:tcMar>
+            <w:vAlign w:val="center"/>
+          </w:tcPr>
+          <w:p>
+            <w:pPr>
+              <w:keepNext w:val="false"/>
+              <w:bidi/>
+              <w:spacing w:after="30" w:before="30" w:line="264"/>
+            </w:pPr>
+            <w:r>
+              <w:rPr>
+                <w:rFonts w:ascii="Arial" w:cs="Arial" w:eastAsia="Arial" w:hAnsi="Arial"/>
+                <w:b/>
+                <w:bCs/>
+                <w:color w:val="FFFFFF"/>
+                <w:sz w:val="18"/>
+                <w:szCs w:val="18"/>
+                <w:rtl/>
+              </w:rPr>
+              <w:t xml:space="preserve">ما بُني</w:t>
+            </w:r>
+          </w:p>
+        </w:tc>
+        <w:tc>
+          <w:tcPr>
+            <w:tcW w:type="dxa" w:w="1083"/>
+            <w:tcBorders>
+              <w:top w:val="single" w:color="BFC9D6" w:sz="4"/>
+              <w:left w:val="single" w:color="BFC9D6" w:sz="4"/>
+              <w:bottom w:val="single" w:color="BFC9D6" w:sz="4"/>
+              <w:right w:val="single" w:color="BFC9D6" w:sz="4"/>
+            </w:tcBorders>
+            <w:shd w:fill="1F3A5F" w:color="auto" w:val="clear"/>
+            <w:tcMar>
+              <w:top w:type="dxa" w:w="50"/>
+              <w:left w:type="dxa" w:w="90"/>
+              <w:bottom w:type="dxa" w:w="50"/>
+              <w:right w:type="dxa" w:w="90"/>
+            </w:tcMar>
+            <w:vAlign w:val="center"/>
+          </w:tcPr>
+          <w:p>
+            <w:pPr>
+              <w:keepNext w:val="false"/>
+              <w:bidi/>
+              <w:spacing w:after="30" w:before="30" w:line="264"/>
+            </w:pPr>
+            <w:r>
+              <w:rPr>
+                <w:rFonts w:ascii="Arial" w:cs="Arial" w:eastAsia="Arial" w:hAnsi="Arial"/>
+                <w:b/>
+                <w:bCs/>
+                <w:color w:val="FFFFFF"/>
+                <w:sz w:val="18"/>
+                <w:szCs w:val="18"/>
+                <w:rtl/>
+              </w:rPr>
+              <w:t xml:space="preserve">النتيجة</w:t>
+            </w:r>
+          </w:p>
+        </w:tc>
+      </w:tr>
+      <w:tr>
+        <w:trPr>
+          <w:cantSplit/>
+        </w:trPr>
+        <w:tc>
+          <w:tcPr>
+            <w:tcW w:type="dxa" w:w="944"/>
+            <w:tcBorders>
+              <w:top w:val="single" w:color="BFC9D6" w:sz="4"/>
+              <w:left w:val="single" w:color="BFC9D6" w:sz="4"/>
+              <w:bottom w:val="single" w:color="BFC9D6" w:sz="4"/>
+              <w:right w:val="single" w:color="BFC9D6" w:sz="4"/>
+            </w:tcBorders>
+            <w:tcMar>
+              <w:top w:type="dxa" w:w="50"/>
+              <w:left w:type="dxa" w:w="90"/>
+              <w:bottom w:type="dxa" w:w="50"/>
+              <w:right w:type="dxa" w:w="90"/>
+            </w:tcMar>
+            <w:vAlign w:val="top"/>
+          </w:tcPr>
+          <w:p>
+            <w:pPr>
+              <w:keepNext w:val="false"/>
+              <w:bidi/>
+              <w:spacing w:after="30" w:before="30" w:line="264"/>
+            </w:pPr>
+            <w:r>
+              <w:rPr>
+                <w:rFonts w:ascii="Arial" w:cs="Arial" w:eastAsia="Arial" w:hAnsi="Arial"/>
+                <w:b w:val="false"/>
+                <w:bCs w:val="false"/>
+                <w:sz w:val="18"/>
+                <w:szCs w:val="18"/>
+                <w:rtl/>
+              </w:rPr>
+              <w:t xml:space="preserve">1</w:t>
+            </w:r>
+          </w:p>
+        </w:tc>
+        <w:tc>
+          <w:tcPr>
+            <w:tcW w:type="dxa" w:w="2727"/>
+            <w:tcBorders>
+              <w:top w:val="single" w:color="BFC9D6" w:sz="4"/>
+              <w:left w:val="single" w:color="BFC9D6" w:sz="4"/>
+              <w:bottom w:val="single" w:color="BFC9D6" w:sz="4"/>
+              <w:right w:val="single" w:color="BFC9D6" w:sz="4"/>
+            </w:tcBorders>
+            <w:tcMar>
+              <w:top w:type="dxa" w:w="50"/>
+              <w:left w:type="dxa" w:w="90"/>
+              <w:bottom w:type="dxa" w:w="50"/>
+              <w:right w:type="dxa" w:w="90"/>
+            </w:tcMar>
+            <w:vAlign w:val="top"/>
+          </w:tcPr>
+          <w:p>
+            <w:pPr>
+              <w:keepNext w:val="false"/>
+              <w:bidi/>
+              <w:spacing w:after="30" w:before="30" w:line="264"/>
+            </w:pPr>
+            <w:r>
+              <w:rPr>
+                <w:rFonts w:ascii="Arial" w:cs="Arial" w:eastAsia="Arial" w:hAnsi="Arial"/>
+                <w:b w:val="false"/>
+                <w:bCs w:val="false"/>
+                <w:sz w:val="18"/>
+                <w:szCs w:val="18"/>
+                <w:rtl/>
+              </w:rPr>
+              <w:t xml:space="preserve">الحقل المقيّد يُعرف من عمود في تعريف الحقل، لا من قائمة في الكود (أحد خياري DQ-F12-11)</w:t>
+            </w:r>
+          </w:p>
+        </w:tc>
+        <w:tc>
+          <w:tcPr>
+            <w:tcW w:type="dxa" w:w="5110"/>
+            <w:tcBorders>
+              <w:top w:val="single" w:color="BFC9D6" w:sz="4"/>
+              <w:left w:val="single" w:color="BFC9D6" w:sz="4"/>
+              <w:bottom w:val="single" w:color="BFC9D6" w:sz="4"/>
+              <w:right w:val="single" w:color="BFC9D6" w:sz="4"/>
+            </w:tcBorders>
+            <w:tcMar>
+              <w:top w:type="dxa" w:w="50"/>
+              <w:left w:type="dxa" w:w="90"/>
+              <w:bottom w:type="dxa" w:w="50"/>
+              <w:right w:type="dxa" w:w="90"/>
+            </w:tcMar>
+            <w:vAlign w:val="top"/>
+          </w:tcPr>
+          <w:p>
+            <w:pPr>
+              <w:keepNext w:val="false"/>
+              <w:bidi/>
+              <w:spacing w:after="30" w:before="30" w:line="264"/>
+            </w:pPr>
+            <w:r>
+              <w:rPr>
+                <w:rFonts w:ascii="Courier New" w:cs="Courier New" w:eastAsia="Courier New" w:hAnsi="Courier New"/>
+                <w:b w:val="false"/>
+                <w:bCs w:val="false"/>
+                <w:color w:val="1F2937"/>
+                <w:sz w:val="16"/>
+                <w:szCs w:val="16"/>
+                <w:shd w:fill="F1F3F5" w:color="auto" w:val="clear"/>
+                <w:rtl/>
+              </w:rPr>
+              <w:t xml:space="preserve">‎lc.LcFieldDefinition.Sensitivity‎</w:t>
+            </w:r>
+            <w:r>
+              <w:rPr>
+                <w:rFonts w:ascii="Arial" w:cs="Arial" w:eastAsia="Arial" w:hAnsi="Arial"/>
+                <w:b w:val="false"/>
+                <w:bCs w:val="false"/>
+                <w:sz w:val="18"/>
+                <w:szCs w:val="18"/>
+                <w:rtl/>
+              </w:rPr>
+              <w:t xml:space="preserve">، وIBAN المستفيد مقيّد دائمًا بقيد</w:t>
+            </w:r>
+          </w:p>
+        </w:tc>
+        <w:tc>
+          <w:tcPr>
+            <w:tcW w:type="dxa" w:w="1083"/>
+            <w:tcBorders>
+              <w:top w:val="single" w:color="BFC9D6" w:sz="4"/>
+              <w:left w:val="single" w:color="BFC9D6" w:sz="4"/>
+              <w:bottom w:val="single" w:color="BFC9D6" w:sz="4"/>
+              <w:right w:val="single" w:color="BFC9D6" w:sz="4"/>
+            </w:tcBorders>
+            <w:tcMar>
+              <w:top w:type="dxa" w:w="50"/>
+              <w:left w:type="dxa" w:w="90"/>
+              <w:bottom w:type="dxa" w:w="50"/>
+              <w:right w:type="dxa" w:w="90"/>
+            </w:tcMar>
+            <w:vAlign w:val="top"/>
+          </w:tcPr>
+          <w:p>
+            <w:pPr>
+              <w:keepNext w:val="false"/>
+              <w:bidi/>
+              <w:spacing w:after="30" w:before="30" w:line="264"/>
+            </w:pPr>
+            <w:r>
+              <w:rPr>
+                <w:rFonts w:ascii="Arial" w:cs="Arial" w:eastAsia="Arial" w:hAnsi="Arial"/>
+                <w:b w:val="false"/>
+                <w:bCs w:val="false"/>
+                <w:sz w:val="18"/>
+                <w:szCs w:val="18"/>
+                <w:rtl/>
+              </w:rPr>
+              <w:t xml:space="preserve">DR-46</w:t>
+            </w:r>
+          </w:p>
+        </w:tc>
+      </w:tr>
+      <w:tr>
+        <w:trPr>
+          <w:cantSplit/>
+        </w:trPr>
+        <w:tc>
+          <w:tcPr>
+            <w:tcW w:type="dxa" w:w="944"/>
+            <w:tcBorders>
+              <w:top w:val="single" w:color="BFC9D6" w:sz="4"/>
+              <w:left w:val="single" w:color="BFC9D6" w:sz="4"/>
+              <w:bottom w:val="single" w:color="BFC9D6" w:sz="4"/>
+              <w:right w:val="single" w:color="BFC9D6" w:sz="4"/>
+            </w:tcBorders>
+            <w:shd w:fill="F5F8FC" w:color="auto" w:val="clear"/>
+            <w:tcMar>
+              <w:top w:type="dxa" w:w="50"/>
+              <w:left w:type="dxa" w:w="90"/>
+              <w:bottom w:type="dxa" w:w="50"/>
+              <w:right w:type="dxa" w:w="90"/>
+            </w:tcMar>
+            <w:vAlign w:val="top"/>
+          </w:tcPr>
+          <w:p>
+            <w:pPr>
+              <w:keepNext w:val="false"/>
+              <w:bidi/>
+              <w:spacing w:after="30" w:before="30" w:line="264"/>
+            </w:pPr>
+            <w:r>
+              <w:rPr>
+                <w:rFonts w:ascii="Arial" w:cs="Arial" w:eastAsia="Arial" w:hAnsi="Arial"/>
+                <w:b w:val="false"/>
+                <w:bCs w:val="false"/>
+                <w:sz w:val="18"/>
+                <w:szCs w:val="18"/>
+                <w:rtl/>
+              </w:rPr>
+              <w:t xml:space="preserve">2</w:t>
+            </w:r>
+          </w:p>
+        </w:tc>
+        <w:tc>
+          <w:tcPr>
+            <w:tcW w:type="dxa" w:w="2727"/>
+            <w:tcBorders>
+              <w:top w:val="single" w:color="BFC9D6" w:sz="4"/>
+              <w:left w:val="single" w:color="BFC9D6" w:sz="4"/>
+              <w:bottom w:val="single" w:color="BFC9D6" w:sz="4"/>
+              <w:right w:val="single" w:color="BFC9D6" w:sz="4"/>
+            </w:tcBorders>
+            <w:shd w:fill="F5F8FC" w:color="auto" w:val="clear"/>
+            <w:tcMar>
+              <w:top w:type="dxa" w:w="50"/>
+              <w:left w:type="dxa" w:w="90"/>
+              <w:bottom w:type="dxa" w:w="50"/>
+              <w:right w:type="dxa" w:w="90"/>
+            </w:tcMar>
+            <w:vAlign w:val="top"/>
+          </w:tcPr>
+          <w:p>
+            <w:pPr>
+              <w:keepNext w:val="false"/>
+              <w:bidi/>
+              <w:spacing w:after="30" w:before="30" w:line="264"/>
+            </w:pPr>
+            <w:r>
+              <w:rPr>
+                <w:rFonts w:ascii="Arial" w:cs="Arial" w:eastAsia="Arial" w:hAnsi="Arial"/>
+                <w:b w:val="false"/>
+                <w:bCs w:val="false"/>
+                <w:sz w:val="18"/>
+                <w:szCs w:val="18"/>
+                <w:rtl/>
+              </w:rPr>
+              <w:t xml:space="preserve">مطابقة نسخ الطلب ومجاميع البروفورما مهمة ليلية جديدة في القائمة المغلقة، وكل صف تجده حادثة تُبلَّغ ولا تُصلَح آليًا. وفك الحجز المنتهي (EXPIRED) أو اليدوي (MANUAL) يجعل الطلب LOST، والفك بسبب الطلب نفسه (REJECTED وCANCELLED وSUPERSEDED) يجعله RELEASED (BR-WFL-017)</w:t>
+            </w:r>
+          </w:p>
+        </w:tc>
+        <w:tc>
+          <w:tcPr>
+            <w:tcW w:type="dxa" w:w="5110"/>
+            <w:tcBorders>
+              <w:top w:val="single" w:color="BFC9D6" w:sz="4"/>
+              <w:left w:val="single" w:color="BFC9D6" w:sz="4"/>
+              <w:bottom w:val="single" w:color="BFC9D6" w:sz="4"/>
+              <w:right w:val="single" w:color="BFC9D6" w:sz="4"/>
+            </w:tcBorders>
+            <w:shd w:fill="F5F8FC" w:color="auto" w:val="clear"/>
+            <w:tcMar>
+              <w:top w:type="dxa" w:w="50"/>
+              <w:left w:type="dxa" w:w="90"/>
+              <w:bottom w:type="dxa" w:w="50"/>
+              <w:right w:type="dxa" w:w="90"/>
+            </w:tcMar>
+            <w:vAlign w:val="top"/>
+          </w:tcPr>
+          <w:p>
+            <w:pPr>
+              <w:keepNext w:val="false"/>
+              <w:bidi/>
+              <w:spacing w:after="30" w:before="30" w:line="264"/>
+            </w:pPr>
+            <w:r>
+              <w:rPr>
+                <w:rFonts w:ascii="Courier New" w:cs="Courier New" w:eastAsia="Courier New" w:hAnsi="Courier New"/>
+                <w:b w:val="false"/>
+                <w:bCs w:val="false"/>
+                <w:color w:val="1F2937"/>
+                <w:sz w:val="16"/>
+                <w:szCs w:val="16"/>
+                <w:shd w:fill="F1F3F5" w:color="auto" w:val="clear"/>
+                <w:rtl/>
+              </w:rPr>
+              <w:t xml:space="preserve">‎JOB-PLT-RECONCILE‎</w:t>
+            </w:r>
+            <w:r>
+              <w:rPr>
+                <w:rFonts w:ascii="Arial" w:cs="Arial" w:eastAsia="Arial" w:hAnsi="Arial"/>
+                <w:b w:val="false"/>
+                <w:bCs w:val="false"/>
+                <w:sz w:val="18"/>
+                <w:szCs w:val="18"/>
+                <w:rtl/>
+              </w:rPr>
+              <w:t xml:space="preserve"> تقرأ </w:t>
+            </w:r>
+            <w:r>
+              <w:rPr>
+                <w:rFonts w:ascii="Courier New" w:cs="Courier New" w:eastAsia="Courier New" w:hAnsi="Courier New"/>
+                <w:b w:val="false"/>
+                <w:bCs w:val="false"/>
+                <w:color w:val="1F2937"/>
+                <w:sz w:val="16"/>
+                <w:szCs w:val="16"/>
+                <w:shd w:fill="F1F3F5" w:color="auto" w:val="clear"/>
+                <w:rtl/>
+              </w:rPr>
+              <w:t xml:space="preserve">‎wfl.RequestCopyDrift‎</w:t>
+            </w:r>
+            <w:r>
+              <w:rPr>
+                <w:rFonts w:ascii="Arial" w:cs="Arial" w:eastAsia="Arial" w:hAnsi="Arial"/>
+                <w:b w:val="false"/>
+                <w:bCs w:val="false"/>
+                <w:sz w:val="18"/>
+                <w:szCs w:val="18"/>
+                <w:rtl/>
+              </w:rPr>
+              <w:t xml:space="preserve"> و</w:t>
+            </w:r>
+            <w:r>
+              <w:rPr>
+                <w:rFonts w:ascii="Courier New" w:cs="Courier New" w:eastAsia="Courier New" w:hAnsi="Courier New"/>
+                <w:b w:val="false"/>
+                <w:bCs w:val="false"/>
+                <w:color w:val="1F2937"/>
+                <w:sz w:val="16"/>
+                <w:szCs w:val="16"/>
+                <w:shd w:fill="F1F3F5" w:color="auto" w:val="clear"/>
+                <w:rtl/>
+              </w:rPr>
+              <w:t xml:space="preserve">‎lc.ProformaTotalsDrift‎</w:t>
+            </w:r>
+            <w:r>
+              <w:rPr>
+                <w:rFonts w:ascii="Arial" w:cs="Arial" w:eastAsia="Arial" w:hAnsi="Arial"/>
+                <w:b w:val="false"/>
+                <w:bCs w:val="false"/>
+                <w:sz w:val="18"/>
+                <w:szCs w:val="18"/>
+                <w:rtl/>
+              </w:rPr>
+              <w:t xml:space="preserve">؛ وقادح على </w:t>
+            </w:r>
+            <w:r>
+              <w:rPr>
+                <w:rFonts w:ascii="Courier New" w:cs="Courier New" w:eastAsia="Courier New" w:hAnsi="Courier New"/>
+                <w:b w:val="false"/>
+                <w:bCs w:val="false"/>
+                <w:color w:val="1F2937"/>
+                <w:sz w:val="16"/>
+                <w:szCs w:val="16"/>
+                <w:shd w:fill="F1F3F5" w:color="auto" w:val="clear"/>
+                <w:rtl/>
+              </w:rPr>
+              <w:t xml:space="preserve">‎fac.LimitReservation‎</w:t>
+            </w:r>
+          </w:p>
+        </w:tc>
+        <w:tc>
+          <w:tcPr>
+            <w:tcW w:type="dxa" w:w="1083"/>
+            <w:tcBorders>
+              <w:top w:val="single" w:color="BFC9D6" w:sz="4"/>
+              <w:left w:val="single" w:color="BFC9D6" w:sz="4"/>
+              <w:bottom w:val="single" w:color="BFC9D6" w:sz="4"/>
+              <w:right w:val="single" w:color="BFC9D6" w:sz="4"/>
+            </w:tcBorders>
+            <w:shd w:fill="F5F8FC" w:color="auto" w:val="clear"/>
+            <w:tcMar>
+              <w:top w:type="dxa" w:w="50"/>
+              <w:left w:type="dxa" w:w="90"/>
+              <w:bottom w:type="dxa" w:w="50"/>
+              <w:right w:type="dxa" w:w="90"/>
+            </w:tcMar>
+            <w:vAlign w:val="top"/>
+          </w:tcPr>
+          <w:p>
+            <w:pPr>
+              <w:keepNext w:val="false"/>
+              <w:bidi/>
+              <w:spacing w:after="30" w:before="30" w:line="264"/>
+            </w:pPr>
+            <w:r>
+              <w:rPr>
+                <w:rFonts w:ascii="Arial" w:cs="Arial" w:eastAsia="Arial" w:hAnsi="Arial"/>
+                <w:b w:val="false"/>
+                <w:bCs w:val="false"/>
+                <w:sz w:val="18"/>
+                <w:szCs w:val="18"/>
+                <w:rtl/>
+              </w:rPr>
+              <w:t xml:space="preserve">DR-44، DR-41</w:t>
+            </w:r>
+          </w:p>
+        </w:tc>
+      </w:tr>
+      <w:tr>
+        <w:trPr>
+          <w:cantSplit/>
+        </w:trPr>
+        <w:tc>
+          <w:tcPr>
+            <w:tcW w:type="dxa" w:w="944"/>
+            <w:tcBorders>
+              <w:top w:val="single" w:color="BFC9D6" w:sz="4"/>
+              <w:left w:val="single" w:color="BFC9D6" w:sz="4"/>
+              <w:bottom w:val="single" w:color="BFC9D6" w:sz="4"/>
+              <w:right w:val="single" w:color="BFC9D6" w:sz="4"/>
+            </w:tcBorders>
+            <w:tcMar>
+              <w:top w:type="dxa" w:w="50"/>
+              <w:left w:type="dxa" w:w="90"/>
+              <w:bottom w:type="dxa" w:w="50"/>
+              <w:right w:type="dxa" w:w="90"/>
+            </w:tcMar>
+            <w:vAlign w:val="top"/>
+          </w:tcPr>
+          <w:p>
+            <w:pPr>
+              <w:keepNext w:val="false"/>
+              <w:bidi/>
+              <w:spacing w:after="30" w:before="30" w:line="264"/>
+            </w:pPr>
+            <w:r>
+              <w:rPr>
+                <w:rFonts w:ascii="Arial" w:cs="Arial" w:eastAsia="Arial" w:hAnsi="Arial"/>
+                <w:b w:val="false"/>
+                <w:bCs w:val="false"/>
+                <w:sz w:val="18"/>
+                <w:szCs w:val="18"/>
+                <w:rtl/>
+              </w:rPr>
+              <w:t xml:space="preserve">3</w:t>
+            </w:r>
+          </w:p>
+        </w:tc>
+        <w:tc>
+          <w:tcPr>
+            <w:tcW w:type="dxa" w:w="2727"/>
+            <w:tcBorders>
+              <w:top w:val="single" w:color="BFC9D6" w:sz="4"/>
+              <w:left w:val="single" w:color="BFC9D6" w:sz="4"/>
+              <w:bottom w:val="single" w:color="BFC9D6" w:sz="4"/>
+              <w:right w:val="single" w:color="BFC9D6" w:sz="4"/>
+            </w:tcBorders>
+            <w:tcMar>
+              <w:top w:type="dxa" w:w="50"/>
+              <w:left w:type="dxa" w:w="90"/>
+              <w:bottom w:type="dxa" w:w="50"/>
+              <w:right w:type="dxa" w:w="90"/>
+            </w:tcMar>
+            <w:vAlign w:val="top"/>
+          </w:tcPr>
+          <w:p>
+            <w:pPr>
+              <w:keepNext w:val="false"/>
+              <w:bidi/>
+              <w:spacing w:after="30" w:before="30" w:line="264"/>
+            </w:pPr>
+            <w:r>
+              <w:rPr>
+                <w:rFonts w:ascii="Arial" w:cs="Arial" w:eastAsia="Arial" w:hAnsi="Arial"/>
+                <w:b w:val="false"/>
+                <w:bCs w:val="false"/>
+                <w:sz w:val="18"/>
+                <w:szCs w:val="18"/>
+                <w:rtl/>
+              </w:rPr>
+              <w:t xml:space="preserve">الطلب في ACTIVE يشترط مثيل مرحلته الحالي وحده، والقاعدة تنسخ المرحلة منه بعد الكتابة</w:t>
+            </w:r>
+          </w:p>
+        </w:tc>
+        <w:tc>
+          <w:tcPr>
+            <w:tcW w:type="dxa" w:w="5110"/>
+            <w:tcBorders>
+              <w:top w:val="single" w:color="BFC9D6" w:sz="4"/>
+              <w:left w:val="single" w:color="BFC9D6" w:sz="4"/>
+              <w:bottom w:val="single" w:color="BFC9D6" w:sz="4"/>
+              <w:right w:val="single" w:color="BFC9D6" w:sz="4"/>
+            </w:tcBorders>
+            <w:tcMar>
+              <w:top w:type="dxa" w:w="50"/>
+              <w:left w:type="dxa" w:w="90"/>
+              <w:bottom w:type="dxa" w:w="50"/>
+              <w:right w:type="dxa" w:w="90"/>
+            </w:tcMar>
+            <w:vAlign w:val="top"/>
+          </w:tcPr>
+          <w:p>
+            <w:pPr>
+              <w:keepNext w:val="false"/>
+              <w:bidi/>
+              <w:spacing w:after="30" w:before="30" w:line="264"/>
+            </w:pPr>
+            <w:r>
+              <w:rPr>
+                <w:rFonts w:ascii="Arial" w:cs="Arial" w:eastAsia="Arial" w:hAnsi="Arial"/>
+                <w:b w:val="false"/>
+                <w:bCs w:val="false"/>
+                <w:sz w:val="18"/>
+                <w:szCs w:val="18"/>
+                <w:rtl/>
+              </w:rPr>
+              <w:t xml:space="preserve">القيد </w:t>
+            </w:r>
+            <w:r>
+              <w:rPr>
+                <w:rFonts w:ascii="Courier New" w:cs="Courier New" w:eastAsia="Courier New" w:hAnsi="Courier New"/>
+                <w:b w:val="false"/>
+                <w:bCs w:val="false"/>
+                <w:color w:val="1F2937"/>
+                <w:sz w:val="16"/>
+                <w:szCs w:val="16"/>
+                <w:shd w:fill="F1F3F5" w:color="auto" w:val="clear"/>
+                <w:rtl/>
+              </w:rPr>
+              <w:t xml:space="preserve">‎Status &lt;&gt; 'ACTIVE' OR CurrentStageInstanceId IS NOT NULL‎</w:t>
+            </w:r>
+          </w:p>
+        </w:tc>
+        <w:tc>
+          <w:tcPr>
+            <w:tcW w:type="dxa" w:w="1083"/>
+            <w:tcBorders>
+              <w:top w:val="single" w:color="BFC9D6" w:sz="4"/>
+              <w:left w:val="single" w:color="BFC9D6" w:sz="4"/>
+              <w:bottom w:val="single" w:color="BFC9D6" w:sz="4"/>
+              <w:right w:val="single" w:color="BFC9D6" w:sz="4"/>
+            </w:tcBorders>
+            <w:tcMar>
+              <w:top w:type="dxa" w:w="50"/>
+              <w:left w:type="dxa" w:w="90"/>
+              <w:bottom w:type="dxa" w:w="50"/>
+              <w:right w:type="dxa" w:w="90"/>
+            </w:tcMar>
+            <w:vAlign w:val="top"/>
+          </w:tcPr>
+          <w:p>
+            <w:pPr>
+              <w:keepNext w:val="false"/>
+              <w:bidi/>
+              <w:spacing w:after="30" w:before="30" w:line="264"/>
+            </w:pPr>
+            <w:r>
+              <w:rPr>
+                <w:rFonts w:ascii="Arial" w:cs="Arial" w:eastAsia="Arial" w:hAnsi="Arial"/>
+                <w:b w:val="false"/>
+                <w:bCs w:val="false"/>
+                <w:sz w:val="18"/>
+                <w:szCs w:val="18"/>
+                <w:rtl/>
+              </w:rPr>
+              <w:t xml:space="preserve">DR-44</w:t>
+            </w:r>
+          </w:p>
+        </w:tc>
+      </w:tr>
+      <w:tr>
+        <w:trPr>
+          <w:cantSplit/>
+        </w:trPr>
+        <w:tc>
+          <w:tcPr>
+            <w:tcW w:type="dxa" w:w="944"/>
+            <w:tcBorders>
+              <w:top w:val="single" w:color="BFC9D6" w:sz="4"/>
+              <w:left w:val="single" w:color="BFC9D6" w:sz="4"/>
+              <w:bottom w:val="single" w:color="BFC9D6" w:sz="4"/>
+              <w:right w:val="single" w:color="BFC9D6" w:sz="4"/>
+            </w:tcBorders>
+            <w:shd w:fill="F5F8FC" w:color="auto" w:val="clear"/>
+            <w:tcMar>
+              <w:top w:type="dxa" w:w="50"/>
+              <w:left w:type="dxa" w:w="90"/>
+              <w:bottom w:type="dxa" w:w="50"/>
+              <w:right w:type="dxa" w:w="90"/>
+            </w:tcMar>
+            <w:vAlign w:val="top"/>
+          </w:tcPr>
+          <w:p>
+            <w:pPr>
+              <w:keepNext w:val="false"/>
+              <w:bidi/>
+              <w:spacing w:after="30" w:before="30" w:line="264"/>
+            </w:pPr>
+            <w:r>
+              <w:rPr>
+                <w:rFonts w:ascii="Arial" w:cs="Arial" w:eastAsia="Arial" w:hAnsi="Arial"/>
+                <w:b w:val="false"/>
+                <w:bCs w:val="false"/>
+                <w:sz w:val="18"/>
+                <w:szCs w:val="18"/>
+                <w:rtl/>
+              </w:rPr>
+              <w:t xml:space="preserve">4</w:t>
+            </w:r>
+          </w:p>
+        </w:tc>
+        <w:tc>
+          <w:tcPr>
+            <w:tcW w:type="dxa" w:w="2727"/>
+            <w:tcBorders>
+              <w:top w:val="single" w:color="BFC9D6" w:sz="4"/>
+              <w:left w:val="single" w:color="BFC9D6" w:sz="4"/>
+              <w:bottom w:val="single" w:color="BFC9D6" w:sz="4"/>
+              <w:right w:val="single" w:color="BFC9D6" w:sz="4"/>
+            </w:tcBorders>
+            <w:shd w:fill="F5F8FC" w:color="auto" w:val="clear"/>
+            <w:tcMar>
+              <w:top w:type="dxa" w:w="50"/>
+              <w:left w:type="dxa" w:w="90"/>
+              <w:bottom w:type="dxa" w:w="50"/>
+              <w:right w:type="dxa" w:w="90"/>
+            </w:tcMar>
+            <w:vAlign w:val="top"/>
+          </w:tcPr>
+          <w:p>
+            <w:pPr>
+              <w:keepNext w:val="false"/>
+              <w:bidi/>
+              <w:spacing w:after="30" w:before="30" w:line="264"/>
+            </w:pPr>
+            <w:r>
+              <w:rPr>
+                <w:rFonts w:ascii="Arial" w:cs="Arial" w:eastAsia="Arial" w:hAnsi="Arial"/>
+                <w:b w:val="false"/>
+                <w:bCs w:val="false"/>
+                <w:sz w:val="18"/>
+                <w:szCs w:val="18"/>
+                <w:rtl/>
+              </w:rPr>
+              <w:t xml:space="preserve">قيد الحجب يرفض عشرة أرقام متتالية أو IBAN بمجموعات، فيُرفض كذلك مبلغ من مليار فأكثر يُكتب بلا فواصل؛ والتطبيق يكتب المبالغ في النص بفواصل</w:t>
+            </w:r>
+          </w:p>
+        </w:tc>
+        <w:tc>
+          <w:tcPr>
+            <w:tcW w:type="dxa" w:w="5110"/>
+            <w:tcBorders>
+              <w:top w:val="single" w:color="BFC9D6" w:sz="4"/>
+              <w:left w:val="single" w:color="BFC9D6" w:sz="4"/>
+              <w:bottom w:val="single" w:color="BFC9D6" w:sz="4"/>
+              <w:right w:val="single" w:color="BFC9D6" w:sz="4"/>
+            </w:tcBorders>
+            <w:shd w:fill="F5F8FC" w:color="auto" w:val="clear"/>
+            <w:tcMar>
+              <w:top w:type="dxa" w:w="50"/>
+              <w:left w:type="dxa" w:w="90"/>
+              <w:bottom w:type="dxa" w:w="50"/>
+              <w:right w:type="dxa" w:w="90"/>
+            </w:tcMar>
+            <w:vAlign w:val="top"/>
+          </w:tcPr>
+          <w:p>
+            <w:pPr>
+              <w:keepNext w:val="false"/>
+              <w:bidi/>
+              <w:spacing w:after="30" w:before="30" w:line="264"/>
+            </w:pPr>
+            <w:r>
+              <w:rPr>
+                <w:rFonts w:ascii="Arial" w:cs="Arial" w:eastAsia="Arial" w:hAnsi="Arial"/>
+                <w:b w:val="false"/>
+                <w:bCs w:val="false"/>
+                <w:sz w:val="18"/>
+                <w:szCs w:val="18"/>
+                <w:rtl/>
+              </w:rPr>
+              <w:t xml:space="preserve">الوسم </w:t>
+            </w:r>
+            <w:r>
+              <w:rPr>
+                <w:rFonts w:ascii="Courier New" w:cs="Courier New" w:eastAsia="Courier New" w:hAnsi="Courier New"/>
+                <w:b w:val="false"/>
+                <w:bCs w:val="false"/>
+                <w:color w:val="1F2937"/>
+                <w:sz w:val="16"/>
+                <w:szCs w:val="16"/>
+                <w:shd w:fill="F1F3F5" w:color="auto" w:val="clear"/>
+                <w:rtl/>
+              </w:rPr>
+              <w:t xml:space="preserve">‎redact‎</w:t>
+            </w:r>
+            <w:r>
+              <w:rPr>
+                <w:rFonts w:ascii="Arial" w:cs="Arial" w:eastAsia="Arial" w:hAnsi="Arial"/>
+                <w:b w:val="false"/>
+                <w:bCs w:val="false"/>
+                <w:sz w:val="18"/>
+                <w:szCs w:val="18"/>
+                <w:rtl/>
+              </w:rPr>
+              <w:t xml:space="preserve"> في المولّد</w:t>
+            </w:r>
+          </w:p>
+        </w:tc>
+        <w:tc>
+          <w:tcPr>
+            <w:tcW w:type="dxa" w:w="1083"/>
+            <w:tcBorders>
+              <w:top w:val="single" w:color="BFC9D6" w:sz="4"/>
+              <w:left w:val="single" w:color="BFC9D6" w:sz="4"/>
+              <w:bottom w:val="single" w:color="BFC9D6" w:sz="4"/>
+              <w:right w:val="single" w:color="BFC9D6" w:sz="4"/>
+            </w:tcBorders>
+            <w:shd w:fill="F5F8FC" w:color="auto" w:val="clear"/>
+            <w:tcMar>
+              <w:top w:type="dxa" w:w="50"/>
+              <w:left w:type="dxa" w:w="90"/>
+              <w:bottom w:type="dxa" w:w="50"/>
+              <w:right w:type="dxa" w:w="90"/>
+            </w:tcMar>
+            <w:vAlign w:val="top"/>
+          </w:tcPr>
+          <w:p>
+            <w:pPr>
+              <w:keepNext w:val="false"/>
+              <w:bidi/>
+              <w:spacing w:after="30" w:before="30" w:line="264"/>
+            </w:pPr>
+            <w:r>
+              <w:rPr>
+                <w:rFonts w:ascii="Arial" w:cs="Arial" w:eastAsia="Arial" w:hAnsi="Arial"/>
+                <w:b w:val="false"/>
+                <w:bCs w:val="false"/>
+                <w:sz w:val="18"/>
+                <w:szCs w:val="18"/>
+                <w:rtl/>
+              </w:rPr>
+              <w:t xml:space="preserve">DR-31</w:t>
+            </w:r>
+          </w:p>
+        </w:tc>
+      </w:tr>
+    </w:tbl>
+    <w:p>
+      <w:pPr>
+        <w:bidi/>
+        <w:spacing w:after="120" w:before="0"/>
+      </w:pPr>
+    </w:p>
+    <w:p>
+      <w:pPr>
         <w:pStyle w:val="Heading1"/>
         <w:bidi/>
       </w:pPr>
-      <w:bookmarkStart w:name="_sec9" w:id="9"/>
+      <w:bookmarkStart w:name="_sec10" w:id="10"/>
       <w:r>
         <w:rPr>
           <w:rFonts w:ascii="Arial" w:cs="Arial" w:eastAsia="Arial" w:hAnsi="Arial"/>
@@ -8122,7 +9075,7 @@
         </w:rPr>
         <w:t xml:space="preserve">4. التوصية لكل نتيجة</w:t>
       </w:r>
-      <w:bookmarkEnd w:id="9"/>
+      <w:bookmarkEnd w:id="10"/>
     </w:p>
     <w:p>
       <w:pPr>
@@ -8146,7 +9099,7 @@
         <w:pStyle w:val="Heading2"/>
         <w:bidi/>
       </w:pPr>
-      <w:bookmarkStart w:name="_sec10" w:id="10"/>
+      <w:bookmarkStart w:name="_sec11" w:id="11"/>
       <w:r>
         <w:rPr>
           <w:rFonts w:ascii="Arial" w:cs="Arial" w:eastAsia="Arial" w:hAnsi="Arial"/>
@@ -8159,7 +9112,7 @@
         </w:rPr>
         <w:t xml:space="preserve">4.1 جداول S0: المنصة والأمن والتدقيق والمستندات</w:t>
       </w:r>
-      <w:bookmarkEnd w:id="10"/>
+      <w:bookmarkEnd w:id="11"/>
     </w:p>
     <w:tbl>
       <w:tblPr>
@@ -11302,7 +12255,7 @@
         <w:pStyle w:val="Heading2"/>
         <w:bidi/>
       </w:pPr>
-      <w:bookmarkStart w:name="_sec11" w:id="11"/>
+      <w:bookmarkStart w:name="_sec12" w:id="12"/>
       <w:r>
         <w:rPr>
           <w:rFonts w:ascii="Arial" w:cs="Arial" w:eastAsia="Arial" w:hAnsi="Arial"/>
@@ -11315,7 +12268,7 @@
         </w:rPr>
         <w:t xml:space="preserve">4.2 جداول S1 وS1-ب: الشركات والأطراف والحسابات والكتالوجات والحوكمة</w:t>
       </w:r>
-      <w:bookmarkEnd w:id="11"/>
+      <w:bookmarkEnd w:id="12"/>
     </w:p>
     <w:tbl>
       <w:tblPr>
@@ -13666,7 +14619,7 @@
         <w:pStyle w:val="Heading2"/>
         <w:bidi/>
       </w:pPr>
-      <w:bookmarkStart w:name="_sec12" w:id="12"/>
+      <w:bookmarkStart w:name="_sec13" w:id="13"/>
       <w:r>
         <w:rPr>
           <w:rFonts w:ascii="Arial" w:cs="Arial" w:eastAsia="Arial" w:hAnsi="Arial"/>
@@ -13679,7 +14632,7 @@
         </w:rPr>
         <w:t xml:space="preserve">4.3 جداول S2 وS2-ب: التسهيلات والتسعير والضمانات والالتزامات والبيانات المالية</w:t>
       </w:r>
-      <w:bookmarkEnd w:id="12"/>
+      <w:bookmarkEnd w:id="13"/>
     </w:p>
     <w:tbl>
       <w:tblPr>
@@ -16331,7 +17284,7 @@
         <w:pStyle w:val="Heading2"/>
         <w:bidi/>
       </w:pPr>
-      <w:bookmarkStart w:name="_sec13" w:id="13"/>
+      <w:bookmarkStart w:name="_sec14" w:id="14"/>
       <w:r>
         <w:rPr>
           <w:rFonts w:ascii="Arial" w:cs="Arial" w:eastAsia="Arial" w:hAnsi="Arial"/>
@@ -16344,7 +17297,7 @@
         </w:rPr>
         <w:t xml:space="preserve">4.4 جداول S3 وS4: الطلبات والاعتمادات المستندية والإشعارات</w:t>
       </w:r>
-      <w:bookmarkEnd w:id="13"/>
+      <w:bookmarkEnd w:id="14"/>
     </w:p>
     <w:tbl>
       <w:tblPr>
@@ -18586,7 +19539,7 @@
         <w:pStyle w:val="Heading1"/>
         <w:bidi/>
       </w:pPr>
-      <w:bookmarkStart w:name="_sec14" w:id="14"/>
+      <w:bookmarkStart w:name="_sec15" w:id="15"/>
       <w:r>
         <w:rPr>
           <w:rFonts w:ascii="Arial" w:cs="Arial" w:eastAsia="Arial" w:hAnsi="Arial"/>
@@ -18620,7 +19573,7 @@
         </w:rPr>
         <w:t xml:space="preserve"> الدفعة أ منفّذة 2026-10-13)</w:t>
       </w:r>
-      <w:bookmarkEnd w:id="14"/>
+      <w:bookmarkEnd w:id="15"/>
     </w:p>
     <w:p>
       <w:pPr>
@@ -19991,7 +20944,7 @@
         <w:pStyle w:val="Heading1"/>
         <w:bidi/>
       </w:pPr>
-      <w:bookmarkStart w:name="_sec15" w:id="15"/>
+      <w:bookmarkStart w:name="_sec16" w:id="16"/>
       <w:r>
         <w:rPr>
           <w:rFonts w:ascii="Arial" w:cs="Arial" w:eastAsia="Arial" w:hAnsi="Arial"/>
@@ -20004,7 +20957,7 @@
         </w:rPr>
         <w:t xml:space="preserve">6. المراجع</w:t>
       </w:r>
-      <w:bookmarkEnd w:id="15"/>
+      <w:bookmarkEnd w:id="16"/>
     </w:p>
     <w:tbl>
       <w:tblPr>
@@ -20722,7 +21675,7 @@
         <w:szCs w:val="17"/>
         <w:rtl/>
       </w:rPr>
-      <w:t xml:space="preserve">قرارات نتائج مراجعة التصميم · BankFas · 2026-10-13</w:t>
+      <w:t xml:space="preserve">قرارات نتائج مراجعة التصميم · BankFas · 2026-10-14</w:t>
     </w:r>
   </w:p>
 </w:hdr>

--- a/treasury-platform/docs/32-REVIEW-FINDINGS-DECISIONS.docx
+++ b/treasury-platform/docs/32-REVIEW-FINDINGS-DECISIONS.docx
@@ -611,7 +611,7 @@
                 <w:szCs w:val="18"/>
                 <w:rtl/>
               </w:rPr>
-              <w:t xml:space="preserve"> الدفعة (أ) منفّذة وتمر في CI، وبنود ما قبل S1 من الدفعة (ب) منفّذة أيضًا، والباقي شروط دخول لشرائحه</w:t>
+              <w:t xml:space="preserve"> الدفعة (أ) منفّذة وتمر في CI، وبنود الدفعة (ب)، وهي شروط دخول الشرائح S1 إلى S4، منفّذة كلها (§5). وقوّت المراجعة الذاتية في 2026-10-18 حراسها (docs/34-self-review-2026-10-18.md)</w:t>
             </w:r>
           </w:p>
         </w:tc>
@@ -786,7 +786,7 @@
                 <w:szCs w:val="18"/>
                 <w:rtl/>
               </w:rPr>
-              <w:t xml:space="preserve">؛ الاختبارات RF1 إلى RF18 في </w:t>
+              <w:t xml:space="preserve">؛ وشروط دخول الشرائح في </w:t>
             </w:r>
             <w:r>
               <w:rPr>
@@ -799,18 +799,18 @@
                 <w:shd w:fill="F1F3F5" w:color="auto" w:val="clear"/>
                 <w:rtl/>
               </w:rPr>
-              <w:t xml:space="preserve">‎db/tests/review_fixes_tests.sql‎</w:t>
-            </w:r>
-            <w:r>
-              <w:rPr>
-                <w:rFonts w:ascii="Arial" w:cs="Arial" w:eastAsia="Arial" w:hAnsi="Arial"/>
-                <w:b w:val="false"/>
-                <w:bCs w:val="false"/>
-                <w:sz w:val="18"/>
-                <w:szCs w:val="18"/>
-                <w:rtl/>
-              </w:rPr>
-              <w:t xml:space="preserve"> (خطوة CI 19)، و</w:t>
+              <w:t xml:space="preserve">‎db/static/044_entry_guards.sql‎</w:t>
+            </w:r>
+            <w:r>
+              <w:rPr>
+                <w:rFonts w:ascii="Arial" w:cs="Arial" w:eastAsia="Arial" w:hAnsi="Arial"/>
+                <w:b w:val="false"/>
+                <w:bCs w:val="false"/>
+                <w:sz w:val="18"/>
+                <w:szCs w:val="18"/>
+                <w:rtl/>
+              </w:rPr>
+              <w:t xml:space="preserve">، ومنع الدوال الداخلية عن دور التقارير في </w:t>
             </w:r>
             <w:r>
               <w:rPr>
@@ -823,6 +823,54 @@
                 <w:shd w:fill="F1F3F5" w:color="auto" w:val="clear"/>
                 <w:rtl/>
               </w:rPr>
+              <w:t xml:space="preserve">‎090_readonly_denies.sql‎</w:t>
+            </w:r>
+            <w:r>
+              <w:rPr>
+                <w:rFonts w:ascii="Arial" w:cs="Arial" w:eastAsia="Arial" w:hAnsi="Arial"/>
+                <w:b w:val="false"/>
+                <w:bCs w:val="false"/>
+                <w:sz w:val="18"/>
+                <w:szCs w:val="18"/>
+                <w:rtl/>
+              </w:rPr>
+              <w:t xml:space="preserve">؛ الاختبارات RF1 إلى RF34 ومعها SR1 إلى SR9 من المراجعة الذاتية (43 حالة) في </w:t>
+            </w:r>
+            <w:r>
+              <w:rPr>
+                <w:rFonts w:ascii="Courier New" w:cs="Courier New" w:eastAsia="Courier New" w:hAnsi="Courier New"/>
+                <w:b w:val="false"/>
+                <w:bCs w:val="false"/>
+                <w:color w:val="1F2937"/>
+                <w:sz w:val="16"/>
+                <w:szCs w:val="16"/>
+                <w:shd w:fill="F1F3F5" w:color="auto" w:val="clear"/>
+                <w:rtl/>
+              </w:rPr>
+              <w:t xml:space="preserve">‎db/tests/review_fixes_tests.sql‎</w:t>
+            </w:r>
+            <w:r>
+              <w:rPr>
+                <w:rFonts w:ascii="Arial" w:cs="Arial" w:eastAsia="Arial" w:hAnsi="Arial"/>
+                <w:b w:val="false"/>
+                <w:bCs w:val="false"/>
+                <w:sz w:val="18"/>
+                <w:szCs w:val="18"/>
+                <w:rtl/>
+              </w:rPr>
+              <w:t xml:space="preserve"> (خطوة CI 19)، و</w:t>
+            </w:r>
+            <w:r>
+              <w:rPr>
+                <w:rFonts w:ascii="Courier New" w:cs="Courier New" w:eastAsia="Courier New" w:hAnsi="Courier New"/>
+                <w:b w:val="false"/>
+                <w:bCs w:val="false"/>
+                <w:color w:val="1F2937"/>
+                <w:sz w:val="16"/>
+                <w:szCs w:val="16"/>
+                <w:shd w:fill="F1F3F5" w:color="auto" w:val="clear"/>
+                <w:rtl/>
+              </w:rPr>
               <w:t xml:space="preserve">‎tools/dbgen/check_review_fixes.py‎</w:t>
             </w:r>
             <w:r>
@@ -834,7 +882,7 @@
                 <w:szCs w:val="18"/>
                 <w:rtl/>
               </w:rPr>
-              <w:t xml:space="preserve"> يتحقق من 59 إصلاحًا على DDL المولَّد (خطوة CI 3)</w:t>
+              <w:t xml:space="preserve"> يجري 75 فحصًا على DDL المولَّد بلا قراءة التعليقات (خطوة CI 3)</w:t>
             </w:r>
           </w:p>
         </w:tc>
@@ -1322,7 +1370,7 @@
           <w:szCs w:val="21"/>
           <w:rtl/>
         </w:rPr>
-        <w:t xml:space="preserve">طُبّقت الدفعة (أ) على أربع مراحل (§5)، كل مرحلة باختباراتها في CI. وبنود الدفعة (ب) شروط دخول للشرائح التي تخصها (§5).</w:t>
+        <w:t xml:space="preserve">طُبّقت الدفعة (أ) على أربع مراحل (§5)، كل مرحلة باختباراتها في CI. وبنود الدفعة (ب) شروط دخول للشرائح التي تخصها، ونُفّذت كلها في 2026-10-13 (§5).</w:t>
       </w:r>
     </w:p>
     <w:p>
@@ -19967,7 +20015,7 @@
           <w:szCs w:val="21"/>
           <w:rtl/>
         </w:rPr>
-        <w:t xml:space="preserve">تمر المراحل الأربع في CI على GitHub. والاختبارات RF1 إلى RF18 تفشل كلها حين يُعطَّل حارسها، فقد عُطّل كل حارس للتحقق.</w:t>
+        <w:t xml:space="preserve">تمر المراحل الأربع في CI على GitHub. والاختبارات RF1 إلى RF18 تفشل كلها حين يُعطَّل حارسها، فقد عُطّل كل حارس للتحقق. وفي المراجعة الذاتية (2026-10-18) أُعيد كل حارس جديد إلى صيغته القديمة أو عُطّل: فشل اختباره في 16 حالة من 17، والباقية حالة MERGE في SR4 لا تميّز الصيغتين لأن SQL Server اختار الصف الصحيح بالصيغة القديمة أيضًا (docs/34).</w:t>
       </w:r>
     </w:p>
     <w:p>
@@ -20936,7 +20984,7 @@
           <w:szCs w:val="21"/>
           <w:rtl/>
         </w:rPr>
-        <w:t xml:space="preserve">: «مطبَّقة» أو «مطبَّقة جزئيًا» أو «معتمدة قبل شريحتها» أو «محلولة»، مع ما طُبّق منها.</w:t>
+        <w:t xml:space="preserve">، مع ما طُبّق منها: 49 «مطبَّقة» وواحدة «محلولة»، ولم تبقَ نتيجة «مطبَّقة جزئيًا» ولا «معتمدة قبل شريحتها».</w:t>
       </w:r>
     </w:p>
     <w:p>
@@ -21473,7 +21521,7 @@
                 <w:szCs w:val="18"/>
                 <w:rtl/>
               </w:rPr>
-              <w:t xml:space="preserve">: القيود تقبل من دوال التاريخ DATEADD وDAY وMONTH وYEAR فقط؛ </w:t>
+              <w:t xml:space="preserve">: القيود تقبل من دوال التاريخ DATEADD وDAY وMONTH وYEAR وHOUR وMINUTE، و</w:t>
             </w:r>
             <w:r>
               <w:rPr>
@@ -21486,6 +21534,30 @@
                 <w:shd w:fill="F1F3F5" w:color="auto" w:val="clear"/>
                 <w:rtl/>
               </w:rPr>
+              <w:t xml:space="preserve">‎COLLATE‎</w:t>
+            </w:r>
+            <w:r>
+              <w:rPr>
+                <w:rFonts w:ascii="Arial" w:cs="Arial" w:eastAsia="Arial" w:hAnsi="Arial"/>
+                <w:b w:val="false"/>
+                <w:bCs w:val="false"/>
+                <w:sz w:val="18"/>
+                <w:szCs w:val="18"/>
+                <w:rtl/>
+              </w:rPr>
+              <w:t xml:space="preserve"> (DR-15، DR-48)؛ </w:t>
+            </w:r>
+            <w:r>
+              <w:rPr>
+                <w:rFonts w:ascii="Courier New" w:cs="Courier New" w:eastAsia="Courier New" w:hAnsi="Courier New"/>
+                <w:b w:val="false"/>
+                <w:bCs w:val="false"/>
+                <w:color w:val="1F2937"/>
+                <w:sz w:val="16"/>
+                <w:szCs w:val="16"/>
+                <w:shd w:fill="F1F3F5" w:color="auto" w:val="clear"/>
+                <w:rtl/>
+              </w:rPr>
               <w:t xml:space="preserve">‎via‎</w:t>
             </w:r>
             <w:r>
@@ -21497,7 +21569,7 @@
                 <w:szCs w:val="18"/>
                 <w:rtl/>
               </w:rPr>
-              <w:t xml:space="preserve"> لا يقبل المفتاح الذاتي للجدول؛ «سرّي» لا يولّد منعًا، و«مقيّد» وحده يولّده</w:t>
+              <w:t xml:space="preserve"> يقبل المفتاح الذاتي للجدول منذ DR-18؛ «سرّي» لا يولّد منعًا، و«مقيّد» وحده يولّده</w:t>
             </w:r>
           </w:p>
         </w:tc>
@@ -21675,7 +21747,7 @@
         <w:szCs w:val="17"/>
         <w:rtl/>
       </w:rPr>
-      <w:t xml:space="preserve">قرارات نتائج مراجعة التصميم · BankFas · 2026-10-14</w:t>
+      <w:t xml:space="preserve">قرارات نتائج مراجعة التصميم · BankFas · 2026-10-18</w:t>
     </w:r>
   </w:p>
 </w:hdr>

--- a/treasury-platform/docs/32-REVIEW-FINDINGS-DECISIONS.docx
+++ b/treasury-platform/docs/32-REVIEW-FINDINGS-DECISIONS.docx
@@ -2411,9 +2411,9 @@
         </w:tblBorders>
       </w:tblPr>
       <w:tblGrid>
-        <w:gridCol w:w="2895"/>
-        <w:gridCol w:w="2732"/>
-        <w:gridCol w:w="4237"/>
+        <w:gridCol w:w="1469"/>
+        <w:gridCol w:w="2098"/>
+        <w:gridCol w:w="6297"/>
       </w:tblGrid>
       <w:tr>
         <w:trPr>
@@ -2422,7 +2422,7 @@
         </w:trPr>
         <w:tc>
           <w:tcPr>
-            <w:tcW w:type="dxa" w:w="2895"/>
+            <w:tcW w:type="dxa" w:w="1469"/>
             <w:tcBorders>
               <w:top w:val="single" w:color="BFC9D6" w:sz="4"/>
               <w:left w:val="single" w:color="BFC9D6" w:sz="4"/>
@@ -2460,7 +2460,7 @@
         </w:tc>
         <w:tc>
           <w:tcPr>
-            <w:tcW w:type="dxa" w:w="2732"/>
+            <w:tcW w:type="dxa" w:w="2098"/>
             <w:tcBorders>
               <w:top w:val="single" w:color="BFC9D6" w:sz="4"/>
               <w:left w:val="single" w:color="BFC9D6" w:sz="4"/>
@@ -2498,7 +2498,7 @@
         </w:tc>
         <w:tc>
           <w:tcPr>
-            <w:tcW w:type="dxa" w:w="4237"/>
+            <w:tcW w:type="dxa" w:w="6297"/>
             <w:tcBorders>
               <w:top w:val="single" w:color="BFC9D6" w:sz="4"/>
               <w:left w:val="single" w:color="BFC9D6" w:sz="4"/>
@@ -2541,7 +2541,7 @@
         </w:trPr>
         <w:tc>
           <w:tcPr>
-            <w:tcW w:type="dxa" w:w="2895"/>
+            <w:tcW w:type="dxa" w:w="1469"/>
             <w:tcBorders>
               <w:top w:val="single" w:color="BFC9D6" w:sz="4"/>
               <w:left w:val="single" w:color="BFC9D6" w:sz="4"/>
@@ -2577,7 +2577,7 @@
         </w:tc>
         <w:tc>
           <w:tcPr>
-            <w:tcW w:type="dxa" w:w="2732"/>
+            <w:tcW w:type="dxa" w:w="2098"/>
             <w:tcBorders>
               <w:top w:val="single" w:color="BFC9D6" w:sz="4"/>
               <w:left w:val="single" w:color="BFC9D6" w:sz="4"/>
@@ -2613,7 +2613,7 @@
         </w:tc>
         <w:tc>
           <w:tcPr>
-            <w:tcW w:type="dxa" w:w="4237"/>
+            <w:tcW w:type="dxa" w:w="6297"/>
             <w:tcBorders>
               <w:top w:val="single" w:color="BFC9D6" w:sz="4"/>
               <w:left w:val="single" w:color="BFC9D6" w:sz="4"/>
@@ -2654,7 +2654,7 @@
         </w:trPr>
         <w:tc>
           <w:tcPr>
-            <w:tcW w:type="dxa" w:w="2895"/>
+            <w:tcW w:type="dxa" w:w="1469"/>
             <w:tcBorders>
               <w:top w:val="single" w:color="BFC9D6" w:sz="4"/>
               <w:left w:val="single" w:color="BFC9D6" w:sz="4"/>
@@ -2691,7 +2691,7 @@
         </w:tc>
         <w:tc>
           <w:tcPr>
-            <w:tcW w:type="dxa" w:w="2732"/>
+            <w:tcW w:type="dxa" w:w="2098"/>
             <w:tcBorders>
               <w:top w:val="single" w:color="BFC9D6" w:sz="4"/>
               <w:left w:val="single" w:color="BFC9D6" w:sz="4"/>
@@ -2728,7 +2728,7 @@
         </w:tc>
         <w:tc>
           <w:tcPr>
-            <w:tcW w:type="dxa" w:w="4237"/>
+            <w:tcW w:type="dxa" w:w="6297"/>
             <w:tcBorders>
               <w:top w:val="single" w:color="BFC9D6" w:sz="4"/>
               <w:left w:val="single" w:color="BFC9D6" w:sz="4"/>
@@ -2770,7 +2770,7 @@
         </w:trPr>
         <w:tc>
           <w:tcPr>
-            <w:tcW w:type="dxa" w:w="2895"/>
+            <w:tcW w:type="dxa" w:w="1469"/>
             <w:tcBorders>
               <w:top w:val="single" w:color="BFC9D6" w:sz="4"/>
               <w:left w:val="single" w:color="BFC9D6" w:sz="4"/>
@@ -2806,73 +2806,93 @@
         </w:tc>
         <w:tc>
           <w:tcPr>
-            <w:tcW w:type="dxa" w:w="2732"/>
-            <w:tcBorders>
-              <w:top w:val="single" w:color="BFC9D6" w:sz="4"/>
-              <w:left w:val="single" w:color="BFC9D6" w:sz="4"/>
-              <w:bottom w:val="single" w:color="BFC9D6" w:sz="4"/>
-              <w:right w:val="single" w:color="BFC9D6" w:sz="4"/>
-            </w:tcBorders>
-            <w:tcMar>
-              <w:top w:type="dxa" w:w="50"/>
-              <w:left w:type="dxa" w:w="90"/>
-              <w:bottom w:type="dxa" w:w="50"/>
-              <w:right w:type="dxa" w:w="90"/>
-            </w:tcMar>
-            <w:vAlign w:val="top"/>
-          </w:tcPr>
-          <w:p>
-            <w:pPr>
-              <w:keepNext w:val="false"/>
-              <w:bidi/>
-              <w:spacing w:after="30" w:before="30" w:line="264"/>
-            </w:pPr>
-            <w:r>
-              <w:rPr>
-                <w:rFonts w:ascii="Arial" w:cs="Arial" w:eastAsia="Arial" w:hAnsi="Arial"/>
-                <w:b w:val="false"/>
-                <w:bCs w:val="false"/>
-                <w:sz w:val="18"/>
-                <w:szCs w:val="18"/>
-                <w:rtl/>
-              </w:rPr>
-              <w:t xml:space="preserve">جزءان</w:t>
-            </w:r>
-          </w:p>
-        </w:tc>
-        <w:tc>
-          <w:tcPr>
-            <w:tcW w:type="dxa" w:w="4237"/>
-            <w:tcBorders>
-              <w:top w:val="single" w:color="BFC9D6" w:sz="4"/>
-              <w:left w:val="single" w:color="BFC9D6" w:sz="4"/>
-              <w:bottom w:val="single" w:color="BFC9D6" w:sz="4"/>
-              <w:right w:val="single" w:color="BFC9D6" w:sz="4"/>
-            </w:tcBorders>
-            <w:tcMar>
-              <w:top w:type="dxa" w:w="50"/>
-              <w:left w:type="dxa" w:w="90"/>
-              <w:bottom w:type="dxa" w:w="50"/>
-              <w:right w:type="dxa" w:w="90"/>
-            </w:tcMar>
-            <w:vAlign w:val="top"/>
-          </w:tcPr>
-          <w:p>
-            <w:pPr>
-              <w:keepNext w:val="false"/>
-              <w:bidi/>
-              <w:spacing w:after="30" w:before="30" w:line="264"/>
-            </w:pPr>
-            <w:r>
-              <w:rPr>
-                <w:rFonts w:ascii="Arial" w:cs="Arial" w:eastAsia="Arial" w:hAnsi="Arial"/>
-                <w:b w:val="false"/>
-                <w:bCs w:val="false"/>
-                <w:sz w:val="18"/>
-                <w:szCs w:val="18"/>
-                <w:rtl/>
-              </w:rPr>
-              <w:t xml:space="preserve">فحص حالة المفتاح عند التدوير (DR-20)، ومرساة البصمة خارج القاعدة (DR-41، مع O-13)</w:t>
+            <w:tcW w:type="dxa" w:w="2098"/>
+            <w:tcBorders>
+              <w:top w:val="single" w:color="BFC9D6" w:sz="4"/>
+              <w:left w:val="single" w:color="BFC9D6" w:sz="4"/>
+              <w:bottom w:val="single" w:color="BFC9D6" w:sz="4"/>
+              <w:right w:val="single" w:color="BFC9D6" w:sz="4"/>
+            </w:tcBorders>
+            <w:tcMar>
+              <w:top w:type="dxa" w:w="50"/>
+              <w:left w:type="dxa" w:w="90"/>
+              <w:bottom w:type="dxa" w:w="50"/>
+              <w:right w:type="dxa" w:w="90"/>
+            </w:tcMar>
+            <w:vAlign w:val="top"/>
+          </w:tcPr>
+          <w:p>
+            <w:pPr>
+              <w:keepNext w:val="false"/>
+              <w:bidi/>
+              <w:spacing w:after="30" w:before="30" w:line="264"/>
+            </w:pPr>
+            <w:r>
+              <w:rPr>
+                <w:rFonts w:ascii="Arial" w:cs="Arial" w:eastAsia="Arial" w:hAnsi="Arial"/>
+                <w:b w:val="false"/>
+                <w:bCs w:val="false"/>
+                <w:sz w:val="18"/>
+                <w:szCs w:val="18"/>
+                <w:rtl/>
+              </w:rPr>
+              <w:t xml:space="preserve">جزءان، </w:t>
+            </w:r>
+            <w:r>
+              <w:rPr>
+                <w:rFonts w:ascii="Segoe UI Emoji" w:cs="Segoe UI Emoji" w:eastAsia="Segoe UI Emoji" w:hAnsi="Segoe UI Emoji"/>
+                <w:sz w:val="18"/>
+                <w:szCs w:val="18"/>
+                <w:rtl/>
+              </w:rPr>
+              <w:t xml:space="preserve">✅</w:t>
+            </w:r>
+            <w:r>
+              <w:rPr>
+                <w:rFonts w:ascii="Arial" w:cs="Arial" w:eastAsia="Arial" w:hAnsi="Arial"/>
+                <w:b w:val="false"/>
+                <w:bCs w:val="false"/>
+                <w:sz w:val="18"/>
+                <w:szCs w:val="18"/>
+                <w:rtl/>
+              </w:rPr>
+              <w:t xml:space="preserve"> أُغلقا في 2026-10-21</w:t>
+            </w:r>
+          </w:p>
+        </w:tc>
+        <w:tc>
+          <w:tcPr>
+            <w:tcW w:type="dxa" w:w="6297"/>
+            <w:tcBorders>
+              <w:top w:val="single" w:color="BFC9D6" w:sz="4"/>
+              <w:left w:val="single" w:color="BFC9D6" w:sz="4"/>
+              <w:bottom w:val="single" w:color="BFC9D6" w:sz="4"/>
+              <w:right w:val="single" w:color="BFC9D6" w:sz="4"/>
+            </w:tcBorders>
+            <w:tcMar>
+              <w:top w:type="dxa" w:w="50"/>
+              <w:left w:type="dxa" w:w="90"/>
+              <w:bottom w:type="dxa" w:w="50"/>
+              <w:right w:type="dxa" w:w="90"/>
+            </w:tcMar>
+            <w:vAlign w:val="top"/>
+          </w:tcPr>
+          <w:p>
+            <w:pPr>
+              <w:keepNext w:val="false"/>
+              <w:bidi/>
+              <w:spacing w:after="30" w:before="30" w:line="264"/>
+            </w:pPr>
+            <w:r>
+              <w:rPr>
+                <w:rFonts w:ascii="Arial" w:cs="Arial" w:eastAsia="Arial" w:hAnsi="Arial"/>
+                <w:b w:val="false"/>
+                <w:bCs w:val="false"/>
+                <w:sz w:val="18"/>
+                <w:szCs w:val="18"/>
+                <w:rtl/>
+              </w:rPr>
+              <w:t xml:space="preserve">فحص حالة المفتاح عند التدوير (DR-20، ADR 0032، db/static/054_key_guard.sql)، ومرساة البصمة خارج القاعدة (DR-41 مع O-13، ADR 0033، db/static/055_audit_chain.sql)</w:t>
             </w:r>
           </w:p>
         </w:tc>
@@ -2883,7 +2903,7 @@
         </w:trPr>
         <w:tc>
           <w:tcPr>
-            <w:tcW w:type="dxa" w:w="2895"/>
+            <w:tcW w:type="dxa" w:w="1469"/>
             <w:tcBorders>
               <w:top w:val="single" w:color="BFC9D6" w:sz="4"/>
               <w:left w:val="single" w:color="BFC9D6" w:sz="4"/>
@@ -2920,7 +2940,7 @@
         </w:tc>
         <w:tc>
           <w:tcPr>
-            <w:tcW w:type="dxa" w:w="2732"/>
+            <w:tcW w:type="dxa" w:w="2098"/>
             <w:tcBorders>
               <w:top w:val="single" w:color="BFC9D6" w:sz="4"/>
               <w:left w:val="single" w:color="BFC9D6" w:sz="4"/>
@@ -2957,7 +2977,7 @@
         </w:tc>
         <w:tc>
           <w:tcPr>
-            <w:tcW w:type="dxa" w:w="4237"/>
+            <w:tcW w:type="dxa" w:w="6297"/>
             <w:tcBorders>
               <w:top w:val="single" w:color="BFC9D6" w:sz="4"/>
               <w:left w:val="single" w:color="BFC9D6" w:sz="4"/>
@@ -9176,11 +9196,11 @@
         </w:tblBorders>
       </w:tblPr>
       <w:tblGrid>
-        <w:gridCol w:w="3804"/>
-        <w:gridCol w:w="1373"/>
-        <w:gridCol w:w="2139"/>
-        <w:gridCol w:w="984"/>
-        <w:gridCol w:w="1564"/>
+        <w:gridCol w:w="3811"/>
+        <w:gridCol w:w="1374"/>
+        <w:gridCol w:w="2141"/>
+        <w:gridCol w:w="973"/>
+        <w:gridCol w:w="1565"/>
       </w:tblGrid>
       <w:tr>
         <w:trPr>
@@ -9189,7 +9209,7 @@
         </w:trPr>
         <w:tc>
           <w:tcPr>
-            <w:tcW w:type="dxa" w:w="3804"/>
+            <w:tcW w:type="dxa" w:w="3811"/>
             <w:tcBorders>
               <w:top w:val="single" w:color="BFC9D6" w:sz="4"/>
               <w:left w:val="single" w:color="BFC9D6" w:sz="4"/>
@@ -9227,7 +9247,7 @@
         </w:tc>
         <w:tc>
           <w:tcPr>
-            <w:tcW w:type="dxa" w:w="1373"/>
+            <w:tcW w:type="dxa" w:w="1374"/>
             <w:tcBorders>
               <w:top w:val="single" w:color="BFC9D6" w:sz="4"/>
               <w:left w:val="single" w:color="BFC9D6" w:sz="4"/>
@@ -9265,7 +9285,7 @@
         </w:tc>
         <w:tc>
           <w:tcPr>
-            <w:tcW w:type="dxa" w:w="2139"/>
+            <w:tcW w:type="dxa" w:w="2141"/>
             <w:tcBorders>
               <w:top w:val="single" w:color="BFC9D6" w:sz="4"/>
               <w:left w:val="single" w:color="BFC9D6" w:sz="4"/>
@@ -9303,7 +9323,7 @@
         </w:tc>
         <w:tc>
           <w:tcPr>
-            <w:tcW w:type="dxa" w:w="984"/>
+            <w:tcW w:type="dxa" w:w="973"/>
             <w:tcBorders>
               <w:top w:val="single" w:color="BFC9D6" w:sz="4"/>
               <w:left w:val="single" w:color="BFC9D6" w:sz="4"/>
@@ -9341,7 +9361,7 @@
         </w:tc>
         <w:tc>
           <w:tcPr>
-            <w:tcW w:type="dxa" w:w="1564"/>
+            <w:tcW w:type="dxa" w:w="1565"/>
             <w:tcBorders>
               <w:top w:val="single" w:color="BFC9D6" w:sz="4"/>
               <w:left w:val="single" w:color="BFC9D6" w:sz="4"/>
@@ -9384,7 +9404,7 @@
         </w:trPr>
         <w:tc>
           <w:tcPr>
-            <w:tcW w:type="dxa" w:w="3804"/>
+            <w:tcW w:type="dxa" w:w="3811"/>
             <w:tcBorders>
               <w:top w:val="single" w:color="BFC9D6" w:sz="4"/>
               <w:left w:val="single" w:color="BFC9D6" w:sz="4"/>
@@ -9444,7 +9464,7 @@
         </w:tc>
         <w:tc>
           <w:tcPr>
-            <w:tcW w:type="dxa" w:w="1373"/>
+            <w:tcW w:type="dxa" w:w="1374"/>
             <w:tcBorders>
               <w:top w:val="single" w:color="BFC9D6" w:sz="4"/>
               <w:left w:val="single" w:color="BFC9D6" w:sz="4"/>
@@ -9552,7 +9572,7 @@
         </w:tc>
         <w:tc>
           <w:tcPr>
-            <w:tcW w:type="dxa" w:w="2139"/>
+            <w:tcW w:type="dxa" w:w="2141"/>
             <w:tcBorders>
               <w:top w:val="single" w:color="BFC9D6" w:sz="4"/>
               <w:left w:val="single" w:color="BFC9D6" w:sz="4"/>
@@ -9612,7 +9632,7 @@
         </w:tc>
         <w:tc>
           <w:tcPr>
-            <w:tcW w:type="dxa" w:w="984"/>
+            <w:tcW w:type="dxa" w:w="973"/>
             <w:tcBorders>
               <w:top w:val="single" w:color="BFC9D6" w:sz="4"/>
               <w:left w:val="single" w:color="BFC9D6" w:sz="4"/>
@@ -9648,7 +9668,7 @@
         </w:tc>
         <w:tc>
           <w:tcPr>
-            <w:tcW w:type="dxa" w:w="1564"/>
+            <w:tcW w:type="dxa" w:w="1565"/>
             <w:tcBorders>
               <w:top w:val="single" w:color="BFC9D6" w:sz="4"/>
               <w:left w:val="single" w:color="BFC9D6" w:sz="4"/>
@@ -9689,7 +9709,7 @@
         </w:trPr>
         <w:tc>
           <w:tcPr>
-            <w:tcW w:type="dxa" w:w="3804"/>
+            <w:tcW w:type="dxa" w:w="3811"/>
             <w:tcBorders>
               <w:top w:val="single" w:color="BFC9D6" w:sz="4"/>
               <w:left w:val="single" w:color="BFC9D6" w:sz="4"/>
@@ -9750,7 +9770,7 @@
         </w:tc>
         <w:tc>
           <w:tcPr>
-            <w:tcW w:type="dxa" w:w="1373"/>
+            <w:tcW w:type="dxa" w:w="1374"/>
             <w:tcBorders>
               <w:top w:val="single" w:color="BFC9D6" w:sz="4"/>
               <w:left w:val="single" w:color="BFC9D6" w:sz="4"/>
@@ -9787,7 +9807,7 @@
         </w:tc>
         <w:tc>
           <w:tcPr>
-            <w:tcW w:type="dxa" w:w="2139"/>
+            <w:tcW w:type="dxa" w:w="2141"/>
             <w:tcBorders>
               <w:top w:val="single" w:color="BFC9D6" w:sz="4"/>
               <w:left w:val="single" w:color="BFC9D6" w:sz="4"/>
@@ -9848,7 +9868,7 @@
         </w:tc>
         <w:tc>
           <w:tcPr>
-            <w:tcW w:type="dxa" w:w="984"/>
+            <w:tcW w:type="dxa" w:w="973"/>
             <w:tcBorders>
               <w:top w:val="single" w:color="BFC9D6" w:sz="4"/>
               <w:left w:val="single" w:color="BFC9D6" w:sz="4"/>
@@ -9885,7 +9905,7 @@
         </w:tc>
         <w:tc>
           <w:tcPr>
-            <w:tcW w:type="dxa" w:w="1564"/>
+            <w:tcW w:type="dxa" w:w="1565"/>
             <w:tcBorders>
               <w:top w:val="single" w:color="BFC9D6" w:sz="4"/>
               <w:left w:val="single" w:color="BFC9D6" w:sz="4"/>
@@ -9927,7 +9947,7 @@
         </w:trPr>
         <w:tc>
           <w:tcPr>
-            <w:tcW w:type="dxa" w:w="3804"/>
+            <w:tcW w:type="dxa" w:w="3811"/>
             <w:tcBorders>
               <w:top w:val="single" w:color="BFC9D6" w:sz="4"/>
               <w:left w:val="single" w:color="BFC9D6" w:sz="4"/>
@@ -9987,7 +10007,7 @@
         </w:tc>
         <w:tc>
           <w:tcPr>
-            <w:tcW w:type="dxa" w:w="1373"/>
+            <w:tcW w:type="dxa" w:w="1374"/>
             <w:tcBorders>
               <w:top w:val="single" w:color="BFC9D6" w:sz="4"/>
               <w:left w:val="single" w:color="BFC9D6" w:sz="4"/>
@@ -10023,7 +10043,7 @@
         </w:tc>
         <w:tc>
           <w:tcPr>
-            <w:tcW w:type="dxa" w:w="2139"/>
+            <w:tcW w:type="dxa" w:w="2141"/>
             <w:tcBorders>
               <w:top w:val="single" w:color="BFC9D6" w:sz="4"/>
               <w:left w:val="single" w:color="BFC9D6" w:sz="4"/>
@@ -10131,7 +10151,7 @@
         </w:tc>
         <w:tc>
           <w:tcPr>
-            <w:tcW w:type="dxa" w:w="984"/>
+            <w:tcW w:type="dxa" w:w="973"/>
             <w:tcBorders>
               <w:top w:val="single" w:color="BFC9D6" w:sz="4"/>
               <w:left w:val="single" w:color="BFC9D6" w:sz="4"/>
@@ -10167,7 +10187,7 @@
         </w:tc>
         <w:tc>
           <w:tcPr>
-            <w:tcW w:type="dxa" w:w="1564"/>
+            <w:tcW w:type="dxa" w:w="1565"/>
             <w:tcBorders>
               <w:top w:val="single" w:color="BFC9D6" w:sz="4"/>
               <w:left w:val="single" w:color="BFC9D6" w:sz="4"/>
@@ -10208,7 +10228,7 @@
         </w:trPr>
         <w:tc>
           <w:tcPr>
-            <w:tcW w:type="dxa" w:w="3804"/>
+            <w:tcW w:type="dxa" w:w="3811"/>
             <w:tcBorders>
               <w:top w:val="single" w:color="BFC9D6" w:sz="4"/>
               <w:left w:val="single" w:color="BFC9D6" w:sz="4"/>
@@ -10269,7 +10289,7 @@
         </w:tc>
         <w:tc>
           <w:tcPr>
-            <w:tcW w:type="dxa" w:w="1373"/>
+            <w:tcW w:type="dxa" w:w="1374"/>
             <w:tcBorders>
               <w:top w:val="single" w:color="BFC9D6" w:sz="4"/>
               <w:left w:val="single" w:color="BFC9D6" w:sz="4"/>
@@ -10306,7 +10326,7 @@
         </w:tc>
         <w:tc>
           <w:tcPr>
-            <w:tcW w:type="dxa" w:w="2139"/>
+            <w:tcW w:type="dxa" w:w="2141"/>
             <w:tcBorders>
               <w:top w:val="single" w:color="BFC9D6" w:sz="4"/>
               <w:left w:val="single" w:color="BFC9D6" w:sz="4"/>
@@ -10367,7 +10387,7 @@
         </w:tc>
         <w:tc>
           <w:tcPr>
-            <w:tcW w:type="dxa" w:w="984"/>
+            <w:tcW w:type="dxa" w:w="973"/>
             <w:tcBorders>
               <w:top w:val="single" w:color="BFC9D6" w:sz="4"/>
               <w:left w:val="single" w:color="BFC9D6" w:sz="4"/>
@@ -10404,7 +10424,7 @@
         </w:tc>
         <w:tc>
           <w:tcPr>
-            <w:tcW w:type="dxa" w:w="1564"/>
+            <w:tcW w:type="dxa" w:w="1565"/>
             <w:tcBorders>
               <w:top w:val="single" w:color="BFC9D6" w:sz="4"/>
               <w:left w:val="single" w:color="BFC9D6" w:sz="4"/>
@@ -10446,7 +10466,7 @@
         </w:trPr>
         <w:tc>
           <w:tcPr>
-            <w:tcW w:type="dxa" w:w="3804"/>
+            <w:tcW w:type="dxa" w:w="3811"/>
             <w:tcBorders>
               <w:top w:val="single" w:color="BFC9D6" w:sz="4"/>
               <w:left w:val="single" w:color="BFC9D6" w:sz="4"/>
@@ -10506,7 +10526,7 @@
         </w:tc>
         <w:tc>
           <w:tcPr>
-            <w:tcW w:type="dxa" w:w="1373"/>
+            <w:tcW w:type="dxa" w:w="1374"/>
             <w:tcBorders>
               <w:top w:val="single" w:color="BFC9D6" w:sz="4"/>
               <w:left w:val="single" w:color="BFC9D6" w:sz="4"/>
@@ -10542,7 +10562,7 @@
         </w:tc>
         <w:tc>
           <w:tcPr>
-            <w:tcW w:type="dxa" w:w="2139"/>
+            <w:tcW w:type="dxa" w:w="2141"/>
             <w:tcBorders>
               <w:top w:val="single" w:color="BFC9D6" w:sz="4"/>
               <w:left w:val="single" w:color="BFC9D6" w:sz="4"/>
@@ -10650,7 +10670,7 @@
         </w:tc>
         <w:tc>
           <w:tcPr>
-            <w:tcW w:type="dxa" w:w="984"/>
+            <w:tcW w:type="dxa" w:w="973"/>
             <w:tcBorders>
               <w:top w:val="single" w:color="BFC9D6" w:sz="4"/>
               <w:left w:val="single" w:color="BFC9D6" w:sz="4"/>
@@ -10686,7 +10706,7 @@
         </w:tc>
         <w:tc>
           <w:tcPr>
-            <w:tcW w:type="dxa" w:w="1564"/>
+            <w:tcW w:type="dxa" w:w="1565"/>
             <w:tcBorders>
               <w:top w:val="single" w:color="BFC9D6" w:sz="4"/>
               <w:left w:val="single" w:color="BFC9D6" w:sz="4"/>
@@ -10727,7 +10747,7 @@
         </w:trPr>
         <w:tc>
           <w:tcPr>
-            <w:tcW w:type="dxa" w:w="3804"/>
+            <w:tcW w:type="dxa" w:w="3811"/>
             <w:tcBorders>
               <w:top w:val="single" w:color="BFC9D6" w:sz="4"/>
               <w:left w:val="single" w:color="BFC9D6" w:sz="4"/>
@@ -10788,7 +10808,7 @@
         </w:tc>
         <w:tc>
           <w:tcPr>
-            <w:tcW w:type="dxa" w:w="1373"/>
+            <w:tcW w:type="dxa" w:w="1374"/>
             <w:tcBorders>
               <w:top w:val="single" w:color="BFC9D6" w:sz="4"/>
               <w:left w:val="single" w:color="BFC9D6" w:sz="4"/>
@@ -10825,7 +10845,7 @@
         </w:tc>
         <w:tc>
           <w:tcPr>
-            <w:tcW w:type="dxa" w:w="2139"/>
+            <w:tcW w:type="dxa" w:w="2141"/>
             <w:tcBorders>
               <w:top w:val="single" w:color="BFC9D6" w:sz="4"/>
               <w:left w:val="single" w:color="BFC9D6" w:sz="4"/>
@@ -10982,7 +11002,7 @@
         </w:tc>
         <w:tc>
           <w:tcPr>
-            <w:tcW w:type="dxa" w:w="984"/>
+            <w:tcW w:type="dxa" w:w="973"/>
             <w:tcBorders>
               <w:top w:val="single" w:color="BFC9D6" w:sz="4"/>
               <w:left w:val="single" w:color="BFC9D6" w:sz="4"/>
@@ -11019,7 +11039,7 @@
         </w:tc>
         <w:tc>
           <w:tcPr>
-            <w:tcW w:type="dxa" w:w="1564"/>
+            <w:tcW w:type="dxa" w:w="1565"/>
             <w:tcBorders>
               <w:top w:val="single" w:color="BFC9D6" w:sz="4"/>
               <w:left w:val="single" w:color="BFC9D6" w:sz="4"/>
@@ -11061,7 +11081,7 @@
         </w:trPr>
         <w:tc>
           <w:tcPr>
-            <w:tcW w:type="dxa" w:w="3804"/>
+            <w:tcW w:type="dxa" w:w="3811"/>
             <w:tcBorders>
               <w:top w:val="single" w:color="BFC9D6" w:sz="4"/>
               <w:left w:val="single" w:color="BFC9D6" w:sz="4"/>
@@ -11121,7 +11141,7 @@
         </w:tc>
         <w:tc>
           <w:tcPr>
-            <w:tcW w:type="dxa" w:w="1373"/>
+            <w:tcW w:type="dxa" w:w="1374"/>
             <w:tcBorders>
               <w:top w:val="single" w:color="BFC9D6" w:sz="4"/>
               <w:left w:val="single" w:color="BFC9D6" w:sz="4"/>
@@ -11157,7 +11177,7 @@
         </w:tc>
         <w:tc>
           <w:tcPr>
-            <w:tcW w:type="dxa" w:w="2139"/>
+            <w:tcW w:type="dxa" w:w="2141"/>
             <w:tcBorders>
               <w:top w:val="single" w:color="BFC9D6" w:sz="4"/>
               <w:left w:val="single" w:color="BFC9D6" w:sz="4"/>
@@ -11241,7 +11261,7 @@
         </w:tc>
         <w:tc>
           <w:tcPr>
-            <w:tcW w:type="dxa" w:w="984"/>
+            <w:tcW w:type="dxa" w:w="973"/>
             <w:tcBorders>
               <w:top w:val="single" w:color="BFC9D6" w:sz="4"/>
               <w:left w:val="single" w:color="BFC9D6" w:sz="4"/>
@@ -11277,7 +11297,7 @@
         </w:tc>
         <w:tc>
           <w:tcPr>
-            <w:tcW w:type="dxa" w:w="1564"/>
+            <w:tcW w:type="dxa" w:w="1565"/>
             <w:tcBorders>
               <w:top w:val="single" w:color="BFC9D6" w:sz="4"/>
               <w:left w:val="single" w:color="BFC9D6" w:sz="4"/>
@@ -11318,7 +11338,7 @@
         </w:trPr>
         <w:tc>
           <w:tcPr>
-            <w:tcW w:type="dxa" w:w="3804"/>
+            <w:tcW w:type="dxa" w:w="3811"/>
             <w:tcBorders>
               <w:top w:val="single" w:color="BFC9D6" w:sz="4"/>
               <w:left w:val="single" w:color="BFC9D6" w:sz="4"/>
@@ -11379,7 +11399,7 @@
         </w:tc>
         <w:tc>
           <w:tcPr>
-            <w:tcW w:type="dxa" w:w="1373"/>
+            <w:tcW w:type="dxa" w:w="1374"/>
             <w:tcBorders>
               <w:top w:val="single" w:color="BFC9D6" w:sz="4"/>
               <w:left w:val="single" w:color="BFC9D6" w:sz="4"/>
@@ -11416,7 +11436,7 @@
         </w:tc>
         <w:tc>
           <w:tcPr>
-            <w:tcW w:type="dxa" w:w="2139"/>
+            <w:tcW w:type="dxa" w:w="2141"/>
             <w:tcBorders>
               <w:top w:val="single" w:color="BFC9D6" w:sz="4"/>
               <w:left w:val="single" w:color="BFC9D6" w:sz="4"/>
@@ -11453,7 +11473,7 @@
         </w:tc>
         <w:tc>
           <w:tcPr>
-            <w:tcW w:type="dxa" w:w="984"/>
+            <w:tcW w:type="dxa" w:w="973"/>
             <w:tcBorders>
               <w:top w:val="single" w:color="BFC9D6" w:sz="4"/>
               <w:left w:val="single" w:color="BFC9D6" w:sz="4"/>
@@ -11490,7 +11510,7 @@
         </w:tc>
         <w:tc>
           <w:tcPr>
-            <w:tcW w:type="dxa" w:w="1564"/>
+            <w:tcW w:type="dxa" w:w="1565"/>
             <w:tcBorders>
               <w:top w:val="single" w:color="BFC9D6" w:sz="4"/>
               <w:left w:val="single" w:color="BFC9D6" w:sz="4"/>
@@ -11532,7 +11552,7 @@
         </w:trPr>
         <w:tc>
           <w:tcPr>
-            <w:tcW w:type="dxa" w:w="3804"/>
+            <w:tcW w:type="dxa" w:w="3811"/>
             <w:tcBorders>
               <w:top w:val="single" w:color="BFC9D6" w:sz="4"/>
               <w:left w:val="single" w:color="BFC9D6" w:sz="4"/>
@@ -11568,7 +11588,7 @@
         </w:tc>
         <w:tc>
           <w:tcPr>
-            <w:tcW w:type="dxa" w:w="1373"/>
+            <w:tcW w:type="dxa" w:w="1374"/>
             <w:tcBorders>
               <w:top w:val="single" w:color="BFC9D6" w:sz="4"/>
               <w:left w:val="single" w:color="BFC9D6" w:sz="4"/>
@@ -11615,79 +11635,88 @@
         </w:tc>
         <w:tc>
           <w:tcPr>
-            <w:tcW w:type="dxa" w:w="2139"/>
-            <w:tcBorders>
-              <w:top w:val="single" w:color="BFC9D6" w:sz="4"/>
-              <w:left w:val="single" w:color="BFC9D6" w:sz="4"/>
-              <w:bottom w:val="single" w:color="BFC9D6" w:sz="4"/>
-              <w:right w:val="single" w:color="BFC9D6" w:sz="4"/>
-            </w:tcBorders>
-            <w:tcMar>
-              <w:top w:type="dxa" w:w="50"/>
-              <w:left w:type="dxa" w:w="90"/>
-              <w:bottom w:type="dxa" w:w="50"/>
-              <w:right w:type="dxa" w:w="90"/>
-            </w:tcMar>
-            <w:vAlign w:val="top"/>
-          </w:tcPr>
-          <w:p>
-            <w:pPr>
-              <w:keepNext w:val="false"/>
-              <w:bidi/>
-              <w:spacing w:after="30" w:before="30" w:line="264"/>
-            </w:pPr>
-            <w:r>
-              <w:rPr>
-                <w:rFonts w:ascii="Arial" w:cs="Arial" w:eastAsia="Arial" w:hAnsi="Arial"/>
-                <w:b w:val="false"/>
-                <w:bCs w:val="false"/>
-                <w:sz w:val="18"/>
-                <w:szCs w:val="18"/>
-                <w:rtl/>
-              </w:rPr>
-              <w:t xml:space="preserve">لا شيء. يبقى فحص «لا مرجع لمفتاح متقاعد أو ملغى» في مهمة التدوير</w:t>
-            </w:r>
-          </w:p>
-        </w:tc>
-        <w:tc>
-          <w:tcPr>
-            <w:tcW w:type="dxa" w:w="984"/>
-            <w:tcBorders>
-              <w:top w:val="single" w:color="BFC9D6" w:sz="4"/>
-              <w:left w:val="single" w:color="BFC9D6" w:sz="4"/>
-              <w:bottom w:val="single" w:color="BFC9D6" w:sz="4"/>
-              <w:right w:val="single" w:color="BFC9D6" w:sz="4"/>
-            </w:tcBorders>
-            <w:tcMar>
-              <w:top w:type="dxa" w:w="50"/>
-              <w:left w:type="dxa" w:w="90"/>
-              <w:bottom w:type="dxa" w:w="50"/>
-              <w:right w:type="dxa" w:w="90"/>
-            </w:tcMar>
-            <w:vAlign w:val="top"/>
-          </w:tcPr>
-          <w:p>
-            <w:pPr>
-              <w:keepNext w:val="false"/>
-              <w:bidi/>
-              <w:spacing w:after="30" w:before="30" w:line="264"/>
-            </w:pPr>
-            <w:r>
-              <w:rPr>
-                <w:rFonts w:ascii="Arial" w:cs="Arial" w:eastAsia="Arial" w:hAnsi="Arial"/>
-                <w:b w:val="false"/>
-                <w:bCs w:val="false"/>
-                <w:sz w:val="18"/>
-                <w:szCs w:val="18"/>
-                <w:rtl/>
-              </w:rPr>
-              <w:t xml:space="preserve">مؤجَّل: قبل أول تدوير لمفتاح بيانات</w:t>
-            </w:r>
-          </w:p>
-        </w:tc>
-        <w:tc>
-          <w:tcPr>
-            <w:tcW w:type="dxa" w:w="1564"/>
+            <w:tcW w:type="dxa" w:w="2141"/>
+            <w:tcBorders>
+              <w:top w:val="single" w:color="BFC9D6" w:sz="4"/>
+              <w:left w:val="single" w:color="BFC9D6" w:sz="4"/>
+              <w:bottom w:val="single" w:color="BFC9D6" w:sz="4"/>
+              <w:right w:val="single" w:color="BFC9D6" w:sz="4"/>
+            </w:tcBorders>
+            <w:tcMar>
+              <w:top w:type="dxa" w:w="50"/>
+              <w:left w:type="dxa" w:w="90"/>
+              <w:bottom w:type="dxa" w:w="50"/>
+              <w:right w:type="dxa" w:w="90"/>
+            </w:tcMar>
+            <w:vAlign w:val="top"/>
+          </w:tcPr>
+          <w:p>
+            <w:pPr>
+              <w:keepNext w:val="false"/>
+              <w:bidi/>
+              <w:spacing w:after="30" w:before="30" w:line="264"/>
+            </w:pPr>
+            <w:r>
+              <w:rPr>
+                <w:rFonts w:ascii="Segoe UI Emoji" w:cs="Segoe UI Emoji" w:eastAsia="Segoe UI Emoji" w:hAnsi="Segoe UI Emoji"/>
+                <w:sz w:val="18"/>
+                <w:szCs w:val="18"/>
+                <w:rtl/>
+              </w:rPr>
+              <w:t xml:space="preserve">✅</w:t>
+            </w:r>
+            <w:r>
+              <w:rPr>
+                <w:rFonts w:ascii="Arial" w:cs="Arial" w:eastAsia="Arial" w:hAnsi="Arial"/>
+                <w:b w:val="false"/>
+                <w:bCs w:val="false"/>
+                <w:sz w:val="18"/>
+                <w:szCs w:val="18"/>
+                <w:rtl/>
+              </w:rPr>
+              <w:t xml:space="preserve"> أُغلق الباقي في 2026-10-21 (ADR 0032): فحص «لا مرجع لمفتاح متقاعد أو ملغى» صار قوادح في القاعدة، بدل أن يُترك لمهمة التدوير (KG1 إلى KG6)</w:t>
+            </w:r>
+          </w:p>
+        </w:tc>
+        <w:tc>
+          <w:tcPr>
+            <w:tcW w:type="dxa" w:w="973"/>
+            <w:tcBorders>
+              <w:top w:val="single" w:color="BFC9D6" w:sz="4"/>
+              <w:left w:val="single" w:color="BFC9D6" w:sz="4"/>
+              <w:bottom w:val="single" w:color="BFC9D6" w:sz="4"/>
+              <w:right w:val="single" w:color="BFC9D6" w:sz="4"/>
+            </w:tcBorders>
+            <w:tcMar>
+              <w:top w:type="dxa" w:w="50"/>
+              <w:left w:type="dxa" w:w="90"/>
+              <w:bottom w:type="dxa" w:w="50"/>
+              <w:right w:type="dxa" w:w="90"/>
+            </w:tcMar>
+            <w:vAlign w:val="top"/>
+          </w:tcPr>
+          <w:p>
+            <w:pPr>
+              <w:keepNext w:val="false"/>
+              <w:bidi/>
+              <w:spacing w:after="30" w:before="30" w:line="264"/>
+            </w:pPr>
+            <w:r>
+              <w:rPr>
+                <w:rFonts w:ascii="Arial" w:cs="Arial" w:eastAsia="Arial" w:hAnsi="Arial"/>
+                <w:b w:val="false"/>
+                <w:bCs w:val="false"/>
+                <w:sz w:val="18"/>
+                <w:szCs w:val="18"/>
+                <w:rtl/>
+              </w:rPr>
+              <w:t xml:space="preserve">منفّذ</w:t>
+            </w:r>
+          </w:p>
+        </w:tc>
+        <w:tc>
+          <w:tcPr>
+            <w:tcW w:type="dxa" w:w="1565"/>
             <w:tcBorders>
               <w:top w:val="single" w:color="BFC9D6" w:sz="4"/>
               <w:left w:val="single" w:color="BFC9D6" w:sz="4"/>
@@ -11728,7 +11757,7 @@
         </w:trPr>
         <w:tc>
           <w:tcPr>
-            <w:tcW w:type="dxa" w:w="3804"/>
+            <w:tcW w:type="dxa" w:w="3811"/>
             <w:tcBorders>
               <w:top w:val="single" w:color="BFC9D6" w:sz="4"/>
               <w:left w:val="single" w:color="BFC9D6" w:sz="4"/>
@@ -11789,7 +11818,7 @@
         </w:tc>
         <w:tc>
           <w:tcPr>
-            <w:tcW w:type="dxa" w:w="1373"/>
+            <w:tcW w:type="dxa" w:w="1374"/>
             <w:tcBorders>
               <w:top w:val="single" w:color="BFC9D6" w:sz="4"/>
               <w:left w:val="single" w:color="BFC9D6" w:sz="4"/>
@@ -11826,7 +11855,7 @@
         </w:tc>
         <w:tc>
           <w:tcPr>
-            <w:tcW w:type="dxa" w:w="2139"/>
+            <w:tcW w:type="dxa" w:w="2141"/>
             <w:tcBorders>
               <w:top w:val="single" w:color="BFC9D6" w:sz="4"/>
               <w:left w:val="single" w:color="BFC9D6" w:sz="4"/>
@@ -11924,7 +11953,7 @@
         </w:tc>
         <w:tc>
           <w:tcPr>
-            <w:tcW w:type="dxa" w:w="984"/>
+            <w:tcW w:type="dxa" w:w="973"/>
             <w:tcBorders>
               <w:top w:val="single" w:color="BFC9D6" w:sz="4"/>
               <w:left w:val="single" w:color="BFC9D6" w:sz="4"/>
@@ -11961,7 +11990,7 @@
         </w:tc>
         <w:tc>
           <w:tcPr>
-            <w:tcW w:type="dxa" w:w="1564"/>
+            <w:tcW w:type="dxa" w:w="1565"/>
             <w:tcBorders>
               <w:top w:val="single" w:color="BFC9D6" w:sz="4"/>
               <w:left w:val="single" w:color="BFC9D6" w:sz="4"/>
@@ -12051,7 +12080,7 @@
         </w:trPr>
         <w:tc>
           <w:tcPr>
-            <w:tcW w:type="dxa" w:w="3804"/>
+            <w:tcW w:type="dxa" w:w="3811"/>
             <w:tcBorders>
               <w:top w:val="single" w:color="BFC9D6" w:sz="4"/>
               <w:left w:val="single" w:color="BFC9D6" w:sz="4"/>
@@ -12087,7 +12116,7 @@
         </w:tc>
         <w:tc>
           <w:tcPr>
-            <w:tcW w:type="dxa" w:w="1373"/>
+            <w:tcW w:type="dxa" w:w="1374"/>
             <w:tcBorders>
               <w:top w:val="single" w:color="BFC9D6" w:sz="4"/>
               <w:left w:val="single" w:color="BFC9D6" w:sz="4"/>
@@ -12123,7 +12152,7 @@
         </w:tc>
         <w:tc>
           <w:tcPr>
-            <w:tcW w:type="dxa" w:w="2139"/>
+            <w:tcW w:type="dxa" w:w="2141"/>
             <w:tcBorders>
               <w:top w:val="single" w:color="BFC9D6" w:sz="4"/>
               <w:left w:val="single" w:color="BFC9D6" w:sz="4"/>
@@ -12220,7 +12249,7 @@
         </w:tc>
         <w:tc>
           <w:tcPr>
-            <w:tcW w:type="dxa" w:w="984"/>
+            <w:tcW w:type="dxa" w:w="973"/>
             <w:tcBorders>
               <w:top w:val="single" w:color="BFC9D6" w:sz="4"/>
               <w:left w:val="single" w:color="BFC9D6" w:sz="4"/>
@@ -12256,7 +12285,7 @@
         </w:tc>
         <w:tc>
           <w:tcPr>
-            <w:tcW w:type="dxa" w:w="1564"/>
+            <w:tcW w:type="dxa" w:w="1565"/>
             <w:tcBorders>
               <w:top w:val="single" w:color="BFC9D6" w:sz="4"/>
               <w:left w:val="single" w:color="BFC9D6" w:sz="4"/>
@@ -18018,7 +18047,27 @@
                 <w:szCs w:val="18"/>
                 <w:rtl/>
               </w:rPr>
-              <w:t xml:space="preserve">جدول منفصل غير قابل للتعديل عند القفل: يتعارض مع تعديلات الخزينة المسموحة بعد القفل. والمرساة الخارجية للبصمة مؤجلة مع O-13</w:t>
+              <w:t xml:space="preserve">جدول منفصل غير قابل للتعديل عند القفل: يتعارض مع تعديلات الخزينة المسموحة بعد القفل. والمرساة الخارجية للبصمة </w:t>
+            </w:r>
+            <w:r>
+              <w:rPr>
+                <w:rFonts w:ascii="Segoe UI Emoji" w:cs="Segoe UI Emoji" w:eastAsia="Segoe UI Emoji" w:hAnsi="Segoe UI Emoji"/>
+                <w:sz w:val="18"/>
+                <w:szCs w:val="18"/>
+                <w:rtl/>
+              </w:rPr>
+              <w:t xml:space="preserve">✅</w:t>
+            </w:r>
+            <w:r>
+              <w:rPr>
+                <w:rFonts w:ascii="Arial" w:cs="Arial" w:eastAsia="Arial" w:hAnsi="Arial"/>
+                <w:b w:val="false"/>
+                <w:bCs w:val="false"/>
+                <w:sz w:val="18"/>
+                <w:szCs w:val="18"/>
+                <w:rtl/>
+              </w:rPr>
+              <w:t xml:space="preserve"> منفّذة في 2026-10-21 (ADR 0033)</w:t>
             </w:r>
           </w:p>
         </w:tc>
@@ -21747,7 +21796,7 @@
         <w:szCs w:val="17"/>
         <w:rtl/>
       </w:rPr>
-      <w:t xml:space="preserve">قرارات نتائج مراجعة التصميم · BankFas · 2026-10-18</w:t>
+      <w:t xml:space="preserve">قرارات نتائج مراجعة التصميم · BankFas · 2026-10-21</w:t>
     </w:r>
   </w:p>
 </w:hdr>
